--- a/Docs/Neuravic_Company_Profile.docx
+++ b/Docs/Neuravic_Company_Profile.docx
@@ -28,7 +28,7 @@
           <w:sz w:val="36"/>
           <w:szCs w:val="36"/>
         </w:rPr>
-        <w:t xml:space="preserve">Company Profile and Frontend Review</w:t>
+        <w:t xml:space="preserve">Company Profile and System Status</w:t>
       </w:r>
     </w:p>
     <w:p>
@@ -41,7 +41,7 @@
           <w:sz w:val="21"/>
           <w:szCs w:val="21"/>
         </w:rPr>
-        <w:t xml:space="preserve">Prepared for the backend build. Source: repository neuravic-co/neuravic, commit 2d9a1c2. Date: 18 October 2026. Version 2.0.</w:t>
+        <w:t xml:space="preserve">Updated 18 October 2026 for the current state of the repository (frontend NFE, backend NBE, Test, Security, Docs). Version 2.1.</w:t>
       </w:r>
     </w:p>
     <w:p>
@@ -94,7 +94,7 @@
           <w:sz w:val="18"/>
           <w:szCs w:val="18"/>
         </w:rPr>
-        <w:t xml:space="preserve">PROPOSAL  </w:t>
+        <w:t xml:space="preserve">BUILT  </w:t>
       </w:r>
       <w:r>
         <w:rPr>
@@ -102,7 +102,26 @@
           <w:sz w:val="21"/>
           <w:szCs w:val="21"/>
         </w:rPr>
-        <w:t xml:space="preserve">are recommendations. The companion PDF, Neuravic_Backend_Architecture.pdf, holds the full technical design and ADRs.</w:t>
+        <w:t xml:space="preserve">are implemented and covered by tests. Items tagged </w:t>
+      </w:r>
+      <w:r>
+        <w:rPr>
+          <w:rFonts w:ascii="Calibri" w:cs="Calibri" w:eastAsia="Calibri" w:hAnsi="Calibri"/>
+          <w:b/>
+          <w:bCs/>
+          <w:color w:val="365BFF"/>
+          <w:sz w:val="18"/>
+          <w:szCs w:val="18"/>
+        </w:rPr>
+        <w:t xml:space="preserve">OPEN  </w:t>
+      </w:r>
+      <w:r>
+        <w:rPr>
+          <w:rFonts w:ascii="Calibri" w:cs="Calibri" w:eastAsia="Calibri" w:hAnsi="Calibri"/>
+          <w:sz w:val="21"/>
+          <w:szCs w:val="21"/>
+        </w:rPr>
+        <w:t xml:space="preserve">are not done yet. The companion PDF, Neuravic_Backend_Architecture.pdf, holds the technical design; its Appendix B shows how the build differs from it.</w:t>
       </w:r>
     </w:p>
     <w:p>
@@ -169,7 +188,7 @@
           <w:sz w:val="21"/>
           <w:szCs w:val="21"/>
         </w:rPr>
-        <w:t xml:space="preserve">a finished single-page marketing site (Next.js 16, React 19, Cloudflare Workers). It has no backend, database, forms or login.</w:t>
+        <w:t xml:space="preserve">the marketing site is now connected to the backend. The contact form creates enquiries, the page content comes from the API, and the header Portal button opens a working client portal.</w:t>
       </w:r>
     </w:p>
     <w:p>
@@ -189,7 +208,7 @@
           <w:sz w:val="21"/>
           <w:szCs w:val="21"/>
         </w:rPr>
-        <w:t xml:space="preserve">Two gaps the backend must close: </w:t>
+        <w:t xml:space="preserve">Backend: </w:t>
       </w:r>
       <w:r>
         <w:rPr>
@@ -197,7 +216,7 @@
           <w:sz w:val="21"/>
           <w:szCs w:val="21"/>
         </w:rPr>
-        <w:t xml:space="preserve">contact is only a mailto link, and the header Portal button is a placeholder toast.</w:t>
+        <w:t xml:space="preserve">a TypeScript API on Cloudflare Workers (Hono, D1) with lead intake, passwordless sign-in, organisations and roles, requests with approvals, file attachments, an admin area and single sign-on tokens for DARKAGENT and COOLACCESS_DXB.</w:t>
       </w:r>
     </w:p>
     <w:p>
@@ -217,7 +236,7 @@
           <w:sz w:val="21"/>
           <w:szCs w:val="21"/>
         </w:rPr>
-        <w:t xml:space="preserve">Recommended first deliverable: </w:t>
+        <w:t xml:space="preserve">Quality: </w:t>
       </w:r>
       <w:r>
         <w:rPr>
@@ -225,7 +244,7 @@
           <w:sz w:val="21"/>
           <w:szCs w:val="21"/>
         </w:rPr>
-        <w:t xml:space="preserve">a lead-intake API, because every call-to-action on the site leads to the contact section.</w:t>
+        <w:t xml:space="preserve">91 backend tests, browser end-to-end and accessibility tests, a security policy and threat model, weekly dependency and secret checks. No known vulnerabilities in production dependencies.</w:t>
       </w:r>
     </w:p>
     <w:p>
@@ -245,7 +264,7 @@
           <w:sz w:val="21"/>
           <w:szCs w:val="21"/>
         </w:rPr>
-        <w:t xml:space="preserve">Needs your decision: </w:t>
+        <w:t xml:space="preserve">Repository: </w:t>
       </w:r>
       <w:r>
         <w:rPr>
@@ -253,7 +272,35 @@
           <w:sz w:val="21"/>
           <w:szCs w:val="21"/>
         </w:rPr>
-        <w:t xml:space="preserve">Portal audience, backend platform, product SSO depth, data residency (section 8).</w:t>
+        <w:t xml:space="preserve">NFE (frontend), NBE (backend), Test, Security, Docs and a README. Everything is on GitHub, merged into main.</w:t>
+      </w:r>
+    </w:p>
+    <w:p>
+      <w:pPr>
+        <w:pStyle w:val="ListParagraph"/>
+        <w:numPr>
+          <w:ilvl w:val="0"/>
+          <w:numId w:val="2"/>
+        </w:numPr>
+        <w:spacing w:after="60"/>
+      </w:pPr>
+      <w:r>
+        <w:rPr>
+          <w:rFonts w:ascii="Calibri" w:cs="Calibri" w:eastAsia="Calibri" w:hAnsi="Calibri"/>
+          <w:b/>
+          <w:bCs/>
+          <w:sz w:val="21"/>
+          <w:szCs w:val="21"/>
+        </w:rPr>
+        <w:t xml:space="preserve">Not done yet: </w:t>
+      </w:r>
+      <w:r>
+        <w:rPr>
+          <w:rFonts w:ascii="Calibri" w:cs="Calibri" w:eastAsia="Calibri" w:hAnsi="Calibri"/>
+          <w:sz w:val="21"/>
+          <w:szCs w:val="21"/>
+        </w:rPr>
+        <w:t xml:space="preserve">a second sign-in factor for staff, virus scanning of uploads, production deployment and monitoring, and the open decisions in section 8.</w:t>
       </w:r>
     </w:p>
     <w:p>
@@ -2275,7 +2322,7 @@
         <w:rPr>
           <w:rFonts w:ascii="Calibri" w:cs="Calibri" w:eastAsia="Calibri" w:hAnsi="Calibri"/>
         </w:rPr>
-        <w:t xml:space="preserve">4. Frontend review</w:t>
+        <w:t xml:space="preserve">4. Frontend (NFE)</w:t>
       </w:r>
     </w:p>
     <w:p>
@@ -2291,92 +2338,26 @@
     </w:p>
     <w:p>
       <w:pPr>
-        <w:pStyle w:val="ListParagraph"/>
-        <w:numPr>
-          <w:ilvl w:val="0"/>
-          <w:numId w:val="2"/>
-        </w:numPr>
-        <w:spacing w:after="60"/>
-      </w:pPr>
+        <w:spacing w:after="120"/>
+      </w:pPr>
+      <w:r>
+        <w:rPr>
+          <w:rFonts w:ascii="Calibri" w:cs="Calibri" w:eastAsia="Calibri" w:hAnsi="Calibri"/>
+          <w:b/>
+          <w:bCs/>
+          <w:color w:val="365BFF"/>
+          <w:sz w:val="18"/>
+          <w:szCs w:val="18"/>
+        </w:rPr>
+        <w:t xml:space="preserve">FACT  </w:t>
+      </w:r>
       <w:r>
         <w:rPr>
           <w:rFonts w:ascii="Calibri" w:cs="Calibri" w:eastAsia="Calibri" w:hAnsi="Calibri"/>
           <w:sz w:val="21"/>
           <w:szCs w:val="21"/>
         </w:rPr>
-        <w:t xml:space="preserve">Next.js 16.2, React 19.2, TypeScript 5.9, Tailwind CSS 4.2, Lucide icons.</w:t>
-      </w:r>
-    </w:p>
-    <w:p>
-      <w:pPr>
-        <w:pStyle w:val="ListParagraph"/>
-        <w:numPr>
-          <w:ilvl w:val="0"/>
-          <w:numId w:val="2"/>
-        </w:numPr>
-        <w:spacing w:after="60"/>
-      </w:pPr>
-      <w:r>
-        <w:rPr>
-          <w:rFonts w:ascii="Calibri" w:cs="Calibri" w:eastAsia="Calibri" w:hAnsi="Calibri"/>
-          <w:sz w:val="21"/>
-          <w:szCs w:val="21"/>
-        </w:rPr>
-        <w:t xml:space="preserve">Built with vinext (Next API on Vite 8) and deployed as a Cloudflare Workers bundle (wrangler 4.92).</w:t>
-      </w:r>
-    </w:p>
-    <w:p>
-      <w:pPr>
-        <w:pStyle w:val="ListParagraph"/>
-        <w:numPr>
-          <w:ilvl w:val="0"/>
-          <w:numId w:val="2"/>
-        </w:numPr>
-        <w:spacing w:after="60"/>
-      </w:pPr>
-      <w:r>
-        <w:rPr>
-          <w:rFonts w:ascii="Calibri" w:cs="Calibri" w:eastAsia="Calibri" w:hAnsi="Calibri"/>
-          <w:sz w:val="21"/>
-          <w:szCs w:val="21"/>
-        </w:rPr>
-        <w:t xml:space="preserve">Hosting metadata (.openai/hosting.json): d1 = null, r2 = null. No database or bucket is bound.</w:t>
-      </w:r>
-    </w:p>
-    <w:p>
-      <w:pPr>
-        <w:pStyle w:val="ListParagraph"/>
-        <w:numPr>
-          <w:ilvl w:val="0"/>
-          <w:numId w:val="2"/>
-        </w:numPr>
-        <w:spacing w:after="60"/>
-      </w:pPr>
-      <w:r>
-        <w:rPr>
-          <w:rFonts w:ascii="Calibri" w:cs="Calibri" w:eastAsia="Calibri" w:hAnsi="Calibri"/>
-          <w:sz w:val="21"/>
-          <w:szCs w:val="21"/>
-        </w:rPr>
-        <w:t xml:space="preserve">Installed but unused: drizzle-orm 0.45 and drizzle-kit (SQLite), zod 3, react-hook-form with @hookform/resolvers.</w:t>
-      </w:r>
-    </w:p>
-    <w:p>
-      <w:pPr>
-        <w:pStyle w:val="ListParagraph"/>
-        <w:numPr>
-          <w:ilvl w:val="0"/>
-          <w:numId w:val="2"/>
-        </w:numPr>
-        <w:spacing w:after="60"/>
-      </w:pPr>
-      <w:r>
-        <w:rPr>
-          <w:rFonts w:ascii="Calibri" w:cs="Calibri" w:eastAsia="Calibri" w:hAnsi="Calibri"/>
-          <w:sz w:val="21"/>
-          <w:szCs w:val="21"/>
-        </w:rPr>
-        <w:t xml:space="preserve">About 60 shadcn/ui components in components/ui (forms, dialogs, tables, charts, sidebar): a ready base for the Portal UI.</w:t>
+        <w:t xml:space="preserve">Next.js 16.4, React 19.3, TypeScript 5.9, Tailwind CSS 4.3, built with vinext 1.2 on Vite 8 and deployed as a Cloudflare Workers bundle. Lucide icons. The site renders without the backend (built-in content), but the portal and enquiries need it.</w:t>
       </w:r>
     </w:p>
     <w:p>
@@ -2403,8 +2384,8 @@
         </w:tblBorders>
       </w:tblPr>
       <w:tblGrid>
-        <w:gridCol w:w="3213"/>
-        <w:gridCol w:w="6425"/>
+        <w:gridCol w:w="3707"/>
+        <w:gridCol w:w="5931"/>
       </w:tblGrid>
       <w:tr>
         <w:trPr>
@@ -2412,7 +2393,7 @@
         </w:trPr>
         <w:tc>
           <w:tcPr>
-            <w:tcW w:type="dxa" w:w="3213"/>
+            <w:tcW w:type="dxa" w:w="3707"/>
             <w:tcBorders>
               <w:top w:val="single" w:color="B8C0D4" w:sz="4"/>
               <w:left w:val="single" w:color="B8C0D4" w:sz="4"/>
@@ -2442,7 +2423,7 @@
         </w:tc>
         <w:tc>
           <w:tcPr>
-            <w:tcW w:type="dxa" w:w="6425"/>
+            <w:tcW w:type="dxa" w:w="5931"/>
             <w:tcBorders>
               <w:top w:val="single" w:color="B8C0D4" w:sz="4"/>
               <w:left w:val="single" w:color="B8C0D4" w:sz="4"/>
@@ -2477,7 +2458,7 @@
         </w:trPr>
         <w:tc>
           <w:tcPr>
-            <w:tcW w:type="dxa" w:w="3213"/>
+            <w:tcW w:type="dxa" w:w="3707"/>
             <w:tcBorders>
               <w:top w:val="single" w:color="B8C0D4" w:sz="4"/>
               <w:left w:val="single" w:color="B8C0D4" w:sz="4"/>
@@ -2506,30 +2487,30 @@
         </w:tc>
         <w:tc>
           <w:tcPr>
-            <w:tcW w:type="dxa" w:w="6425"/>
-            <w:tcBorders>
-              <w:top w:val="single" w:color="B8C0D4" w:sz="4"/>
-              <w:left w:val="single" w:color="B8C0D4" w:sz="4"/>
-              <w:bottom w:val="single" w:color="B8C0D4" w:sz="4"/>
-              <w:right w:val="single" w:color="B8C0D4" w:sz="4"/>
-            </w:tcBorders>
-            <w:tcMar>
-              <w:top w:type="dxa" w:w="70"/>
-              <w:left w:type="dxa" w:w="110"/>
-              <w:bottom w:type="dxa" w:w="70"/>
-              <w:right w:type="dxa" w:w="110"/>
-            </w:tcMar>
-          </w:tcPr>
-          <w:p>
-            <w:r>
-              <w:rPr>
-                <w:rFonts w:ascii="Calibri" w:cs="Calibri" w:eastAsia="Calibri" w:hAnsi="Calibri"/>
-                <w:b w:val="false"/>
-                <w:bCs w:val="false"/>
-                <w:sz w:val="19"/>
-                <w:szCs w:val="19"/>
-              </w:rPr>
-              <w:t xml:space="preserve">Entire marketing page: hero, services, work, two projects, process, about, team, contact, footer.</w:t>
+            <w:tcW w:type="dxa" w:w="5931"/>
+            <w:tcBorders>
+              <w:top w:val="single" w:color="B8C0D4" w:sz="4"/>
+              <w:left w:val="single" w:color="B8C0D4" w:sz="4"/>
+              <w:bottom w:val="single" w:color="B8C0D4" w:sz="4"/>
+              <w:right w:val="single" w:color="B8C0D4" w:sz="4"/>
+            </w:tcBorders>
+            <w:tcMar>
+              <w:top w:type="dxa" w:w="70"/>
+              <w:left w:type="dxa" w:w="110"/>
+              <w:bottom w:type="dxa" w:w="70"/>
+              <w:right w:type="dxa" w:w="110"/>
+            </w:tcMar>
+          </w:tcPr>
+          <w:p>
+            <w:r>
+              <w:rPr>
+                <w:rFonts w:ascii="Calibri" w:cs="Calibri" w:eastAsia="Calibri" w:hAnsi="Calibri"/>
+                <w:b w:val="false"/>
+                <w:bCs w:val="false"/>
+                <w:sz w:val="19"/>
+                <w:szCs w:val="19"/>
+              </w:rPr>
+              <w:t xml:space="preserve">Home page. Text comes from lib/site-content.ts (API first, built-in fallback).</w:t>
             </w:r>
           </w:p>
         </w:tc>
@@ -2540,59 +2521,59 @@
         </w:trPr>
         <w:tc>
           <w:tcPr>
-            <w:tcW w:type="dxa" w:w="3213"/>
-            <w:tcBorders>
-              <w:top w:val="single" w:color="B8C0D4" w:sz="4"/>
-              <w:left w:val="single" w:color="B8C0D4" w:sz="4"/>
-              <w:bottom w:val="single" w:color="B8C0D4" w:sz="4"/>
-              <w:right w:val="single" w:color="B8C0D4" w:sz="4"/>
-            </w:tcBorders>
-            <w:tcMar>
-              <w:top w:type="dxa" w:w="70"/>
-              <w:left w:type="dxa" w:w="110"/>
-              <w:bottom w:type="dxa" w:w="70"/>
-              <w:right w:type="dxa" w:w="110"/>
-            </w:tcMar>
-          </w:tcPr>
-          <w:p>
-            <w:r>
-              <w:rPr>
-                <w:rFonts w:ascii="Calibri" w:cs="Calibri" w:eastAsia="Calibri" w:hAnsi="Calibri"/>
-                <w:b w:val="false"/>
-                <w:bCs w:val="false"/>
-                <w:sz w:val="19"/>
-                <w:szCs w:val="19"/>
-              </w:rPr>
-              <w:t xml:space="preserve">app/layout.tsx · app/globals.css</w:t>
-            </w:r>
-          </w:p>
-        </w:tc>
-        <w:tc>
-          <w:tcPr>
-            <w:tcW w:type="dxa" w:w="6425"/>
-            <w:tcBorders>
-              <w:top w:val="single" w:color="B8C0D4" w:sz="4"/>
-              <w:left w:val="single" w:color="B8C0D4" w:sz="4"/>
-              <w:bottom w:val="single" w:color="B8C0D4" w:sz="4"/>
-              <w:right w:val="single" w:color="B8C0D4" w:sz="4"/>
-            </w:tcBorders>
-            <w:tcMar>
-              <w:top w:type="dxa" w:w="70"/>
-              <w:left w:type="dxa" w:w="110"/>
-              <w:bottom w:type="dxa" w:w="70"/>
-              <w:right w:type="dxa" w:w="110"/>
-            </w:tcMar>
-          </w:tcPr>
-          <w:p>
-            <w:r>
-              <w:rPr>
-                <w:rFonts w:ascii="Calibri" w:cs="Calibri" w:eastAsia="Calibri" w:hAnsi="Calibri"/>
-                <w:b w:val="false"/>
-                <w:bCs w:val="false"/>
-                <w:sz w:val="19"/>
-                <w:szCs w:val="19"/>
-              </w:rPr>
-              <w:t xml:space="preserve">Metadata, fonts, viewport · all brand styling.</w:t>
+            <w:tcW w:type="dxa" w:w="3707"/>
+            <w:tcBorders>
+              <w:top w:val="single" w:color="B8C0D4" w:sz="4"/>
+              <w:left w:val="single" w:color="B8C0D4" w:sz="4"/>
+              <w:bottom w:val="single" w:color="B8C0D4" w:sz="4"/>
+              <w:right w:val="single" w:color="B8C0D4" w:sz="4"/>
+            </w:tcBorders>
+            <w:tcMar>
+              <w:top w:type="dxa" w:w="70"/>
+              <w:left w:type="dxa" w:w="110"/>
+              <w:bottom w:type="dxa" w:w="70"/>
+              <w:right w:type="dxa" w:w="110"/>
+            </w:tcMar>
+          </w:tcPr>
+          <w:p>
+            <w:r>
+              <w:rPr>
+                <w:rFonts w:ascii="Calibri" w:cs="Calibri" w:eastAsia="Calibri" w:hAnsi="Calibri"/>
+                <w:b w:val="false"/>
+                <w:bCs w:val="false"/>
+                <w:sz w:val="19"/>
+                <w:szCs w:val="19"/>
+              </w:rPr>
+              <w:t xml:space="preserve">app/portal/</w:t>
+            </w:r>
+          </w:p>
+        </w:tc>
+        <w:tc>
+          <w:tcPr>
+            <w:tcW w:type="dxa" w:w="5931"/>
+            <w:tcBorders>
+              <w:top w:val="single" w:color="B8C0D4" w:sz="4"/>
+              <w:left w:val="single" w:color="B8C0D4" w:sz="4"/>
+              <w:bottom w:val="single" w:color="B8C0D4" w:sz="4"/>
+              <w:right w:val="single" w:color="B8C0D4" w:sz="4"/>
+            </w:tcBorders>
+            <w:tcMar>
+              <w:top w:type="dxa" w:w="70"/>
+              <w:left w:type="dxa" w:w="110"/>
+              <w:bottom w:type="dxa" w:w="70"/>
+              <w:right w:type="dxa" w:w="110"/>
+            </w:tcMar>
+          </w:tcPr>
+          <w:p>
+            <w:r>
+              <w:rPr>
+                <w:rFonts w:ascii="Calibri" w:cs="Calibri" w:eastAsia="Calibri" w:hAnsi="Calibri"/>
+                <w:b w:val="false"/>
+                <w:bCs w:val="false"/>
+                <w:sz w:val="19"/>
+                <w:szCs w:val="19"/>
+              </w:rPr>
+              <w:t xml:space="preserve">Portal routes (sign-in, verify link, dashboard) and styles.</w:t>
             </w:r>
           </w:p>
         </w:tc>
@@ -2603,59 +2584,59 @@
         </w:trPr>
         <w:tc>
           <w:tcPr>
-            <w:tcW w:type="dxa" w:w="3213"/>
-            <w:tcBorders>
-              <w:top w:val="single" w:color="B8C0D4" w:sz="4"/>
-              <w:left w:val="single" w:color="B8C0D4" w:sz="4"/>
-              <w:bottom w:val="single" w:color="B8C0D4" w:sz="4"/>
-              <w:right w:val="single" w:color="B8C0D4" w:sz="4"/>
-            </w:tcBorders>
-            <w:tcMar>
-              <w:top w:type="dxa" w:w="70"/>
-              <w:left w:type="dxa" w:w="110"/>
-              <w:bottom w:type="dxa" w:w="70"/>
-              <w:right w:type="dxa" w:w="110"/>
-            </w:tcMar>
-          </w:tcPr>
-          <w:p>
-            <w:r>
-              <w:rPr>
-                <w:rFonts w:ascii="Calibri" w:cs="Calibri" w:eastAsia="Calibri" w:hAnsi="Calibri"/>
-                <w:b w:val="false"/>
-                <w:bCs w:val="false"/>
-                <w:sz w:val="19"/>
-                <w:szCs w:val="19"/>
-              </w:rPr>
-              <w:t xml:space="preserve">components/site-header.tsx</w:t>
-            </w:r>
-          </w:p>
-        </w:tc>
-        <w:tc>
-          <w:tcPr>
-            <w:tcW w:type="dxa" w:w="6425"/>
-            <w:tcBorders>
-              <w:top w:val="single" w:color="B8C0D4" w:sz="4"/>
-              <w:left w:val="single" w:color="B8C0D4" w:sz="4"/>
-              <w:bottom w:val="single" w:color="B8C0D4" w:sz="4"/>
-              <w:right w:val="single" w:color="B8C0D4" w:sz="4"/>
-            </w:tcBorders>
-            <w:tcMar>
-              <w:top w:type="dxa" w:w="70"/>
-              <w:left w:type="dxa" w:w="110"/>
-              <w:bottom w:type="dxa" w:w="70"/>
-              <w:right w:type="dxa" w:w="110"/>
-            </w:tcMar>
-          </w:tcPr>
-          <w:p>
-            <w:r>
-              <w:rPr>
-                <w:rFonts w:ascii="Calibri" w:cs="Calibri" w:eastAsia="Calibri" w:hAnsi="Calibri"/>
-                <w:b w:val="false"/>
-                <w:bCs w:val="false"/>
-                <w:sz w:val="19"/>
-                <w:szCs w:val="19"/>
-              </w:rPr>
-              <w:t xml:space="preserve">Client component: sticky nav, active section, mobile menu, Portal button (toast only).</w:t>
+            <w:tcW w:type="dxa" w:w="3707"/>
+            <w:tcBorders>
+              <w:top w:val="single" w:color="B8C0D4" w:sz="4"/>
+              <w:left w:val="single" w:color="B8C0D4" w:sz="4"/>
+              <w:bottom w:val="single" w:color="B8C0D4" w:sz="4"/>
+              <w:right w:val="single" w:color="B8C0D4" w:sz="4"/>
+            </w:tcBorders>
+            <w:tcMar>
+              <w:top w:type="dxa" w:w="70"/>
+              <w:left w:type="dxa" w:w="110"/>
+              <w:bottom w:type="dxa" w:w="70"/>
+              <w:right w:type="dxa" w:w="110"/>
+            </w:tcMar>
+          </w:tcPr>
+          <w:p>
+            <w:r>
+              <w:rPr>
+                <w:rFonts w:ascii="Calibri" w:cs="Calibri" w:eastAsia="Calibri" w:hAnsi="Calibri"/>
+                <w:b w:val="false"/>
+                <w:bCs w:val="false"/>
+                <w:sz w:val="19"/>
+                <w:szCs w:val="19"/>
+              </w:rPr>
+              <w:t xml:space="preserve">components/contact-form.tsx</w:t>
+            </w:r>
+          </w:p>
+        </w:tc>
+        <w:tc>
+          <w:tcPr>
+            <w:tcW w:type="dxa" w:w="5931"/>
+            <w:tcBorders>
+              <w:top w:val="single" w:color="B8C0D4" w:sz="4"/>
+              <w:left w:val="single" w:color="B8C0D4" w:sz="4"/>
+              <w:bottom w:val="single" w:color="B8C0D4" w:sz="4"/>
+              <w:right w:val="single" w:color="B8C0D4" w:sz="4"/>
+            </w:tcBorders>
+            <w:tcMar>
+              <w:top w:type="dxa" w:w="70"/>
+              <w:left w:type="dxa" w:w="110"/>
+              <w:bottom w:type="dxa" w:w="70"/>
+              <w:right w:type="dxa" w:w="110"/>
+            </w:tcMar>
+          </w:tcPr>
+          <w:p>
+            <w:r>
+              <w:rPr>
+                <w:rFonts w:ascii="Calibri" w:cs="Calibri" w:eastAsia="Calibri" w:hAnsi="Calibri"/>
+                <w:b w:val="false"/>
+                <w:bCs w:val="false"/>
+                <w:sz w:val="19"/>
+                <w:szCs w:val="19"/>
+              </w:rPr>
+              <w:t xml:space="preserve">Contact form: validation, honeypot, optional Turnstile, posts to POST /leads.</w:t>
             </w:r>
           </w:p>
         </w:tc>
@@ -2666,59 +2647,59 @@
         </w:trPr>
         <w:tc>
           <w:tcPr>
-            <w:tcW w:type="dxa" w:w="3213"/>
-            <w:tcBorders>
-              <w:top w:val="single" w:color="B8C0D4" w:sz="4"/>
-              <w:left w:val="single" w:color="B8C0D4" w:sz="4"/>
-              <w:bottom w:val="single" w:color="B8C0D4" w:sz="4"/>
-              <w:right w:val="single" w:color="B8C0D4" w:sz="4"/>
-            </w:tcBorders>
-            <w:tcMar>
-              <w:top w:type="dxa" w:w="70"/>
-              <w:left w:type="dxa" w:w="110"/>
-              <w:bottom w:type="dxa" w:w="70"/>
-              <w:right w:type="dxa" w:w="110"/>
-            </w:tcMar>
-          </w:tcPr>
-          <w:p>
-            <w:r>
-              <w:rPr>
-                <w:rFonts w:ascii="Calibri" w:cs="Calibri" w:eastAsia="Calibri" w:hAnsi="Calibri"/>
-                <w:b w:val="false"/>
-                <w:bCs w:val="false"/>
-                <w:sz w:val="19"/>
-                <w:szCs w:val="19"/>
-              </w:rPr>
-              <w:t xml:space="preserve">components/site-effects.tsx</w:t>
-            </w:r>
-          </w:p>
-        </w:tc>
-        <w:tc>
-          <w:tcPr>
-            <w:tcW w:type="dxa" w:w="6425"/>
-            <w:tcBorders>
-              <w:top w:val="single" w:color="B8C0D4" w:sz="4"/>
-              <w:left w:val="single" w:color="B8C0D4" w:sz="4"/>
-              <w:bottom w:val="single" w:color="B8C0D4" w:sz="4"/>
-              <w:right w:val="single" w:color="B8C0D4" w:sz="4"/>
-            </w:tcBorders>
-            <w:tcMar>
-              <w:top w:type="dxa" w:w="70"/>
-              <w:left w:type="dxa" w:w="110"/>
-              <w:bottom w:type="dxa" w:w="70"/>
-              <w:right w:type="dxa" w:w="110"/>
-            </w:tcMar>
-          </w:tcPr>
-          <w:p>
-            <w:r>
-              <w:rPr>
-                <w:rFonts w:ascii="Calibri" w:cs="Calibri" w:eastAsia="Calibri" w:hAnsi="Calibri"/>
-                <w:b w:val="false"/>
-                <w:bCs w:val="false"/>
-                <w:sz w:val="19"/>
-                <w:szCs w:val="19"/>
-              </w:rPr>
-              <w:t xml:space="preserve">Client component: reveal on scroll, hero parallax.</w:t>
+            <w:tcW w:type="dxa" w:w="3707"/>
+            <w:tcBorders>
+              <w:top w:val="single" w:color="B8C0D4" w:sz="4"/>
+              <w:left w:val="single" w:color="B8C0D4" w:sz="4"/>
+              <w:bottom w:val="single" w:color="B8C0D4" w:sz="4"/>
+              <w:right w:val="single" w:color="B8C0D4" w:sz="4"/>
+            </w:tcBorders>
+            <w:tcMar>
+              <w:top w:type="dxa" w:w="70"/>
+              <w:left w:type="dxa" w:w="110"/>
+              <w:bottom w:type="dxa" w:w="70"/>
+              <w:right w:type="dxa" w:w="110"/>
+            </w:tcMar>
+          </w:tcPr>
+          <w:p>
+            <w:r>
+              <w:rPr>
+                <w:rFonts w:ascii="Calibri" w:cs="Calibri" w:eastAsia="Calibri" w:hAnsi="Calibri"/>
+                <w:b w:val="false"/>
+                <w:bCs w:val="false"/>
+                <w:sz w:val="19"/>
+                <w:szCs w:val="19"/>
+              </w:rPr>
+              <w:t xml:space="preserve">components/portal/</w:t>
+            </w:r>
+          </w:p>
+        </w:tc>
+        <w:tc>
+          <w:tcPr>
+            <w:tcW w:type="dxa" w:w="5931"/>
+            <w:tcBorders>
+              <w:top w:val="single" w:color="B8C0D4" w:sz="4"/>
+              <w:left w:val="single" w:color="B8C0D4" w:sz="4"/>
+              <w:bottom w:val="single" w:color="B8C0D4" w:sz="4"/>
+              <w:right w:val="single" w:color="B8C0D4" w:sz="4"/>
+            </w:tcBorders>
+            <w:tcMar>
+              <w:top w:type="dxa" w:w="70"/>
+              <w:left w:type="dxa" w:w="110"/>
+              <w:bottom w:type="dxa" w:w="70"/>
+              <w:right w:type="dxa" w:w="110"/>
+            </w:tcMar>
+          </w:tcPr>
+          <w:p>
+            <w:r>
+              <w:rPr>
+                <w:rFonts w:ascii="Calibri" w:cs="Calibri" w:eastAsia="Calibri" w:hAnsi="Calibri"/>
+                <w:b w:val="false"/>
+                <w:bCs w:val="false"/>
+                <w:sz w:val="19"/>
+                <w:szCs w:val="19"/>
+              </w:rPr>
+              <w:t xml:space="preserve">Portal screens: projects, requests, approvals, comments, files, members, activity, staff inbox.</w:t>
             </w:r>
           </w:p>
         </w:tc>
@@ -2729,59 +2710,59 @@
         </w:trPr>
         <w:tc>
           <w:tcPr>
-            <w:tcW w:type="dxa" w:w="3213"/>
-            <w:tcBorders>
-              <w:top w:val="single" w:color="B8C0D4" w:sz="4"/>
-              <w:left w:val="single" w:color="B8C0D4" w:sz="4"/>
-              <w:bottom w:val="single" w:color="B8C0D4" w:sz="4"/>
-              <w:right w:val="single" w:color="B8C0D4" w:sz="4"/>
-            </w:tcBorders>
-            <w:tcMar>
-              <w:top w:type="dxa" w:w="70"/>
-              <w:left w:type="dxa" w:w="110"/>
-              <w:bottom w:type="dxa" w:w="70"/>
-              <w:right w:type="dxa" w:w="110"/>
-            </w:tcMar>
-          </w:tcPr>
-          <w:p>
-            <w:r>
-              <w:rPr>
-                <w:rFonts w:ascii="Calibri" w:cs="Calibri" w:eastAsia="Calibri" w:hAnsi="Calibri"/>
-                <w:b w:val="false"/>
-                <w:bCs w:val="false"/>
-                <w:sz w:val="19"/>
-                <w:szCs w:val="19"/>
-              </w:rPr>
-              <w:t xml:space="preserve">app/chatgpt-auth.ts</w:t>
-            </w:r>
-          </w:p>
-        </w:tc>
-        <w:tc>
-          <w:tcPr>
-            <w:tcW w:type="dxa" w:w="6425"/>
-            <w:tcBorders>
-              <w:top w:val="single" w:color="B8C0D4" w:sz="4"/>
-              <w:left w:val="single" w:color="B8C0D4" w:sz="4"/>
-              <w:bottom w:val="single" w:color="B8C0D4" w:sz="4"/>
-              <w:right w:val="single" w:color="B8C0D4" w:sz="4"/>
-            </w:tcBorders>
-            <w:tcMar>
-              <w:top w:type="dxa" w:w="70"/>
-              <w:left w:type="dxa" w:w="110"/>
-              <w:bottom w:type="dxa" w:w="70"/>
-              <w:right w:type="dxa" w:w="110"/>
-            </w:tcMar>
-          </w:tcPr>
-          <w:p>
-            <w:r>
-              <w:rPr>
-                <w:rFonts w:ascii="Calibri" w:cs="Calibri" w:eastAsia="Calibri" w:hAnsi="Calibri"/>
-                <w:b w:val="false"/>
-                <w:bCs w:val="false"/>
-                <w:sz w:val="19"/>
-                <w:szCs w:val="19"/>
-              </w:rPr>
-              <w:t xml:space="preserve">Reads oai-authenticated-user-* headers from the hosting platform. Not used by any page.</w:t>
+            <w:tcW w:type="dxa" w:w="3707"/>
+            <w:tcBorders>
+              <w:top w:val="single" w:color="B8C0D4" w:sz="4"/>
+              <w:left w:val="single" w:color="B8C0D4" w:sz="4"/>
+              <w:bottom w:val="single" w:color="B8C0D4" w:sz="4"/>
+              <w:right w:val="single" w:color="B8C0D4" w:sz="4"/>
+            </w:tcBorders>
+            <w:tcMar>
+              <w:top w:type="dxa" w:w="70"/>
+              <w:left w:type="dxa" w:w="110"/>
+              <w:bottom w:type="dxa" w:w="70"/>
+              <w:right w:type="dxa" w:w="110"/>
+            </w:tcMar>
+          </w:tcPr>
+          <w:p>
+            <w:r>
+              <w:rPr>
+                <w:rFonts w:ascii="Calibri" w:cs="Calibri" w:eastAsia="Calibri" w:hAnsi="Calibri"/>
+                <w:b w:val="false"/>
+                <w:bCs w:val="false"/>
+                <w:sz w:val="19"/>
+                <w:szCs w:val="19"/>
+              </w:rPr>
+              <w:t xml:space="preserve">components/site-header.tsx, scroll-effects.tsx</w:t>
+            </w:r>
+          </w:p>
+        </w:tc>
+        <w:tc>
+          <w:tcPr>
+            <w:tcW w:type="dxa" w:w="5931"/>
+            <w:tcBorders>
+              <w:top w:val="single" w:color="B8C0D4" w:sz="4"/>
+              <w:left w:val="single" w:color="B8C0D4" w:sz="4"/>
+              <w:bottom w:val="single" w:color="B8C0D4" w:sz="4"/>
+              <w:right w:val="single" w:color="B8C0D4" w:sz="4"/>
+            </w:tcBorders>
+            <w:tcMar>
+              <w:top w:type="dxa" w:w="70"/>
+              <w:left w:type="dxa" w:w="110"/>
+              <w:bottom w:type="dxa" w:w="70"/>
+              <w:right w:type="dxa" w:w="110"/>
+            </w:tcMar>
+          </w:tcPr>
+          <w:p>
+            <w:r>
+              <w:rPr>
+                <w:rFonts w:ascii="Calibri" w:cs="Calibri" w:eastAsia="Calibri" w:hAnsi="Calibri"/>
+                <w:b w:val="false"/>
+                <w:bCs w:val="false"/>
+                <w:sz w:val="19"/>
+                <w:szCs w:val="19"/>
+              </w:rPr>
+              <w:t xml:space="preserve">Navigation (Portal button links to /portal) and reveal-on-scroll effects.</w:t>
             </w:r>
           </w:p>
         </w:tc>
@@ -2792,59 +2773,59 @@
         </w:trPr>
         <w:tc>
           <w:tcPr>
-            <w:tcW w:type="dxa" w:w="3213"/>
-            <w:tcBorders>
-              <w:top w:val="single" w:color="B8C0D4" w:sz="4"/>
-              <w:left w:val="single" w:color="B8C0D4" w:sz="4"/>
-              <w:bottom w:val="single" w:color="B8C0D4" w:sz="4"/>
-              <w:right w:val="single" w:color="B8C0D4" w:sz="4"/>
-            </w:tcBorders>
-            <w:tcMar>
-              <w:top w:type="dxa" w:w="70"/>
-              <w:left w:type="dxa" w:w="110"/>
-              <w:bottom w:type="dxa" w:w="70"/>
-              <w:right w:type="dxa" w:w="110"/>
-            </w:tcMar>
-          </w:tcPr>
-          <w:p>
-            <w:r>
-              <w:rPr>
-                <w:rFonts w:ascii="Calibri" w:cs="Calibri" w:eastAsia="Calibri" w:hAnsi="Calibri"/>
-                <w:b w:val="false"/>
-                <w:bCs w:val="false"/>
-                <w:sz w:val="19"/>
-                <w:szCs w:val="19"/>
-              </w:rPr>
-              <w:t xml:space="preserve">db/index.ts · db/schema.ts</w:t>
-            </w:r>
-          </w:p>
-        </w:tc>
-        <w:tc>
-          <w:tcPr>
-            <w:tcW w:type="dxa" w:w="6425"/>
-            <w:tcBorders>
-              <w:top w:val="single" w:color="B8C0D4" w:sz="4"/>
-              <w:left w:val="single" w:color="B8C0D4" w:sz="4"/>
-              <w:bottom w:val="single" w:color="B8C0D4" w:sz="4"/>
-              <w:right w:val="single" w:color="B8C0D4" w:sz="4"/>
-            </w:tcBorders>
-            <w:tcMar>
-              <w:top w:type="dxa" w:w="70"/>
-              <w:left w:type="dxa" w:w="110"/>
-              <w:bottom w:type="dxa" w:w="70"/>
-              <w:right w:type="dxa" w:w="110"/>
-            </w:tcMar>
-          </w:tcPr>
-          <w:p>
-            <w:r>
-              <w:rPr>
-                <w:rFonts w:ascii="Calibri" w:cs="Calibri" w:eastAsia="Calibri" w:hAnsi="Calibri"/>
-                <w:b w:val="false"/>
-                <w:bCs w:val="false"/>
-                <w:sz w:val="19"/>
-                <w:szCs w:val="19"/>
-              </w:rPr>
-              <w:t xml:space="preserve">getDb() builds Drizzle on the D1 binding DB · schema is empty.</w:t>
+            <w:tcW w:type="dxa" w:w="3707"/>
+            <w:tcBorders>
+              <w:top w:val="single" w:color="B8C0D4" w:sz="4"/>
+              <w:left w:val="single" w:color="B8C0D4" w:sz="4"/>
+              <w:bottom w:val="single" w:color="B8C0D4" w:sz="4"/>
+              <w:right w:val="single" w:color="B8C0D4" w:sz="4"/>
+            </w:tcBorders>
+            <w:tcMar>
+              <w:top w:type="dxa" w:w="70"/>
+              <w:left w:type="dxa" w:w="110"/>
+              <w:bottom w:type="dxa" w:w="70"/>
+              <w:right w:type="dxa" w:w="110"/>
+            </w:tcMar>
+          </w:tcPr>
+          <w:p>
+            <w:r>
+              <w:rPr>
+                <w:rFonts w:ascii="Calibri" w:cs="Calibri" w:eastAsia="Calibri" w:hAnsi="Calibri"/>
+                <w:b w:val="false"/>
+                <w:bCs w:val="false"/>
+                <w:sz w:val="19"/>
+                <w:szCs w:val="19"/>
+              </w:rPr>
+              <w:t xml:space="preserve">lib/api.ts, lib/portal.ts, lib/site-content.ts</w:t>
+            </w:r>
+          </w:p>
+        </w:tc>
+        <w:tc>
+          <w:tcPr>
+            <w:tcW w:type="dxa" w:w="5931"/>
+            <w:tcBorders>
+              <w:top w:val="single" w:color="B8C0D4" w:sz="4"/>
+              <w:left w:val="single" w:color="B8C0D4" w:sz="4"/>
+              <w:bottom w:val="single" w:color="B8C0D4" w:sz="4"/>
+              <w:right w:val="single" w:color="B8C0D4" w:sz="4"/>
+            </w:tcBorders>
+            <w:tcMar>
+              <w:top w:type="dxa" w:w="70"/>
+              <w:left w:type="dxa" w:w="110"/>
+              <w:bottom w:type="dxa" w:w="70"/>
+              <w:right w:type="dxa" w:w="110"/>
+            </w:tcMar>
+          </w:tcPr>
+          <w:p>
+            <w:r>
+              <w:rPr>
+                <w:rFonts w:ascii="Calibri" w:cs="Calibri" w:eastAsia="Calibri" w:hAnsi="Calibri"/>
+                <w:b w:val="false"/>
+                <w:bCs w:val="false"/>
+                <w:sz w:val="19"/>
+                <w:szCs w:val="19"/>
+              </w:rPr>
+              <w:t xml:space="preserve">API client, portal types and helpers, content loader.</w:t>
             </w:r>
           </w:p>
         </w:tc>
@@ -2855,59 +2836,122 @@
         </w:trPr>
         <w:tc>
           <w:tcPr>
-            <w:tcW w:type="dxa" w:w="3213"/>
-            <w:tcBorders>
-              <w:top w:val="single" w:color="B8C0D4" w:sz="4"/>
-              <w:left w:val="single" w:color="B8C0D4" w:sz="4"/>
-              <w:bottom w:val="single" w:color="B8C0D4" w:sz="4"/>
-              <w:right w:val="single" w:color="B8C0D4" w:sz="4"/>
-            </w:tcBorders>
-            <w:tcMar>
-              <w:top w:type="dxa" w:w="70"/>
-              <w:left w:type="dxa" w:w="110"/>
-              <w:bottom w:type="dxa" w:w="70"/>
-              <w:right w:type="dxa" w:w="110"/>
-            </w:tcMar>
-          </w:tcPr>
-          <w:p>
-            <w:r>
-              <w:rPr>
-                <w:rFonts w:ascii="Calibri" w:cs="Calibri" w:eastAsia="Calibri" w:hAnsi="Calibri"/>
-                <w:b w:val="false"/>
-                <w:bCs w:val="false"/>
-                <w:sz w:val="19"/>
-                <w:szCs w:val="19"/>
-              </w:rPr>
-              <w:t xml:space="preserve">examples/d1/</w:t>
-            </w:r>
-          </w:p>
-        </w:tc>
-        <w:tc>
-          <w:tcPr>
-            <w:tcW w:type="dxa" w:w="6425"/>
-            <w:tcBorders>
-              <w:top w:val="single" w:color="B8C0D4" w:sz="4"/>
-              <w:left w:val="single" w:color="B8C0D4" w:sz="4"/>
-              <w:bottom w:val="single" w:color="B8C0D4" w:sz="4"/>
-              <w:right w:val="single" w:color="B8C0D4" w:sz="4"/>
-            </w:tcBorders>
-            <w:tcMar>
-              <w:top w:type="dxa" w:w="70"/>
-              <w:left w:type="dxa" w:w="110"/>
-              <w:bottom w:type="dxa" w:w="70"/>
-              <w:right w:type="dxa" w:w="110"/>
-            </w:tcMar>
-          </w:tcPr>
-          <w:p>
-            <w:r>
-              <w:rPr>
-                <w:rFonts w:ascii="Calibri" w:cs="Calibri" w:eastAsia="Calibri" w:hAnsi="Calibri"/>
-                <w:b w:val="false"/>
-                <w:bCs w:val="false"/>
-                <w:sz w:val="19"/>
-                <w:szCs w:val="19"/>
-              </w:rPr>
-              <w:t xml:space="preserve">Opt-in notes table and GET/POST /api/notes route. Shows the intended API pattern.</w:t>
+            <w:tcW w:type="dxa" w:w="3707"/>
+            <w:tcBorders>
+              <w:top w:val="single" w:color="B8C0D4" w:sz="4"/>
+              <w:left w:val="single" w:color="B8C0D4" w:sz="4"/>
+              <w:bottom w:val="single" w:color="B8C0D4" w:sz="4"/>
+              <w:right w:val="single" w:color="B8C0D4" w:sz="4"/>
+            </w:tcBorders>
+            <w:tcMar>
+              <w:top w:type="dxa" w:w="70"/>
+              <w:left w:type="dxa" w:w="110"/>
+              <w:bottom w:type="dxa" w:w="70"/>
+              <w:right w:type="dxa" w:w="110"/>
+            </w:tcMar>
+          </w:tcPr>
+          <w:p>
+            <w:r>
+              <w:rPr>
+                <w:rFonts w:ascii="Calibri" w:cs="Calibri" w:eastAsia="Calibri" w:hAnsi="Calibri"/>
+                <w:b w:val="false"/>
+                <w:bCs w:val="false"/>
+                <w:sz w:val="19"/>
+                <w:szCs w:val="19"/>
+              </w:rPr>
+              <w:t xml:space="preserve">next.config.ts, public/.well-known/security.txt</w:t>
+            </w:r>
+          </w:p>
+        </w:tc>
+        <w:tc>
+          <w:tcPr>
+            <w:tcW w:type="dxa" w:w="5931"/>
+            <w:tcBorders>
+              <w:top w:val="single" w:color="B8C0D4" w:sz="4"/>
+              <w:left w:val="single" w:color="B8C0D4" w:sz="4"/>
+              <w:bottom w:val="single" w:color="B8C0D4" w:sz="4"/>
+              <w:right w:val="single" w:color="B8C0D4" w:sz="4"/>
+            </w:tcBorders>
+            <w:tcMar>
+              <w:top w:type="dxa" w:w="70"/>
+              <w:left w:type="dxa" w:w="110"/>
+              <w:bottom w:type="dxa" w:w="70"/>
+              <w:right w:type="dxa" w:w="110"/>
+            </w:tcMar>
+          </w:tcPr>
+          <w:p>
+            <w:r>
+              <w:rPr>
+                <w:rFonts w:ascii="Calibri" w:cs="Calibri" w:eastAsia="Calibri" w:hAnsi="Calibri"/>
+                <w:b w:val="false"/>
+                <w:bCs w:val="false"/>
+                <w:sz w:val="19"/>
+                <w:szCs w:val="19"/>
+              </w:rPr>
+              <w:t xml:space="preserve">Security headers on every page; how to report a vulnerability.</w:t>
+            </w:r>
+          </w:p>
+        </w:tc>
+      </w:tr>
+      <w:tr>
+        <w:trPr>
+          <w:tblHeader w:val="false"/>
+        </w:trPr>
+        <w:tc>
+          <w:tcPr>
+            <w:tcW w:type="dxa" w:w="3707"/>
+            <w:tcBorders>
+              <w:top w:val="single" w:color="B8C0D4" w:sz="4"/>
+              <w:left w:val="single" w:color="B8C0D4" w:sz="4"/>
+              <w:bottom w:val="single" w:color="B8C0D4" w:sz="4"/>
+              <w:right w:val="single" w:color="B8C0D4" w:sz="4"/>
+            </w:tcBorders>
+            <w:tcMar>
+              <w:top w:type="dxa" w:w="70"/>
+              <w:left w:type="dxa" w:w="110"/>
+              <w:bottom w:type="dxa" w:w="70"/>
+              <w:right w:type="dxa" w:w="110"/>
+            </w:tcMar>
+          </w:tcPr>
+          <w:p>
+            <w:r>
+              <w:rPr>
+                <w:rFonts w:ascii="Calibri" w:cs="Calibri" w:eastAsia="Calibri" w:hAnsi="Calibri"/>
+                <w:b w:val="false"/>
+                <w:bCs w:val="false"/>
+                <w:sz w:val="19"/>
+                <w:szCs w:val="19"/>
+              </w:rPr>
+              <w:t xml:space="preserve">public/assets/</w:t>
+            </w:r>
+          </w:p>
+        </w:tc>
+        <w:tc>
+          <w:tcPr>
+            <w:tcW w:type="dxa" w:w="5931"/>
+            <w:tcBorders>
+              <w:top w:val="single" w:color="B8C0D4" w:sz="4"/>
+              <w:left w:val="single" w:color="B8C0D4" w:sz="4"/>
+              <w:bottom w:val="single" w:color="B8C0D4" w:sz="4"/>
+              <w:right w:val="single" w:color="B8C0D4" w:sz="4"/>
+            </w:tcBorders>
+            <w:tcMar>
+              <w:top w:type="dxa" w:w="70"/>
+              <w:left w:type="dxa" w:w="110"/>
+              <w:bottom w:type="dxa" w:w="70"/>
+              <w:right w:type="dxa" w:w="110"/>
+            </w:tcMar>
+          </w:tcPr>
+          <w:p>
+            <w:r>
+              <w:rPr>
+                <w:rFonts w:ascii="Calibri" w:cs="Calibri" w:eastAsia="Calibri" w:hAnsi="Calibri"/>
+                <w:b w:val="false"/>
+                <w:bCs w:val="false"/>
+                <w:sz w:val="19"/>
+                <w:szCs w:val="19"/>
+              </w:rPr>
+              <w:t xml:space="preserve">Logo, mark, pattern, hero artwork (hero-art.png master, hero-art.webp served).</w:t>
             </w:r>
           </w:p>
         </w:tc>
@@ -2926,182 +2970,7 @@
         <w:rPr>
           <w:rFonts w:ascii="Calibri" w:cs="Calibri" w:eastAsia="Calibri" w:hAnsi="Calibri"/>
         </w:rPr>
-        <w:t xml:space="preserve">Gaps the backend must close</w:t>
-      </w:r>
-    </w:p>
-    <w:p>
-      <w:pPr>
-        <w:pStyle w:val="ListParagraph"/>
-        <w:numPr>
-          <w:ilvl w:val="0"/>
-          <w:numId w:val="2"/>
-        </w:numPr>
-        <w:spacing w:after="60"/>
-      </w:pPr>
-      <w:r>
-        <w:rPr>
-          <w:rFonts w:ascii="Calibri" w:cs="Calibri" w:eastAsia="Calibri" w:hAnsi="Calibri"/>
-          <w:b/>
-          <w:bCs/>
-          <w:sz w:val="21"/>
-          <w:szCs w:val="21"/>
-        </w:rPr>
-        <w:t xml:space="preserve">Contact: </w:t>
-      </w:r>
-      <w:r>
-        <w:rPr>
-          <w:rFonts w:ascii="Calibri" w:cs="Calibri" w:eastAsia="Calibri" w:hAnsi="Calibri"/>
-          <w:sz w:val="21"/>
-          <w:szCs w:val="21"/>
-        </w:rPr>
-        <w:t xml:space="preserve">mailto:hello@neuravic.com only. No form, spam protection or record of enquiries.</w:t>
-      </w:r>
-    </w:p>
-    <w:p>
-      <w:pPr>
-        <w:pStyle w:val="ListParagraph"/>
-        <w:numPr>
-          <w:ilvl w:val="0"/>
-          <w:numId w:val="2"/>
-        </w:numPr>
-        <w:spacing w:after="60"/>
-      </w:pPr>
-      <w:r>
-        <w:rPr>
-          <w:rFonts w:ascii="Calibri" w:cs="Calibri" w:eastAsia="Calibri" w:hAnsi="Calibri"/>
-          <w:b/>
-          <w:bCs/>
-          <w:sz w:val="21"/>
-          <w:szCs w:val="21"/>
-        </w:rPr>
-        <w:t xml:space="preserve">Portal: </w:t>
-      </w:r>
-      <w:r>
-        <w:rPr>
-          <w:rFonts w:ascii="Calibri" w:cs="Calibri" w:eastAsia="Calibri" w:hAnsi="Calibri"/>
-          <w:sz w:val="21"/>
-          <w:szCs w:val="21"/>
-        </w:rPr>
-        <w:t xml:space="preserve">desktop and mobile menus only show "Ready to connect when you provide the final URL." No login or sessions.</w:t>
-      </w:r>
-    </w:p>
-    <w:p>
-      <w:pPr>
-        <w:pStyle w:val="ListParagraph"/>
-        <w:numPr>
-          <w:ilvl w:val="0"/>
-          <w:numId w:val="2"/>
-        </w:numPr>
-        <w:spacing w:after="60"/>
-      </w:pPr>
-      <w:r>
-        <w:rPr>
-          <w:rFonts w:ascii="Calibri" w:cs="Calibri" w:eastAsia="Calibri" w:hAnsi="Calibri"/>
-          <w:b/>
-          <w:bCs/>
-          <w:sz w:val="21"/>
-          <w:szCs w:val="21"/>
-        </w:rPr>
-        <w:t xml:space="preserve">Content: </w:t>
-      </w:r>
-      <w:r>
-        <w:rPr>
-          <w:rFonts w:ascii="Calibri" w:cs="Calibri" w:eastAsia="Calibri" w:hAnsi="Calibri"/>
-          <w:sz w:val="21"/>
-          <w:szCs w:val="21"/>
-        </w:rPr>
-        <w:t xml:space="preserve">services, projects, process and team are hard-coded in app/page.tsx. Acceptable for now.</w:t>
-      </w:r>
-    </w:p>
-    <w:p>
-      <w:pPr>
-        <w:pStyle w:val="ListParagraph"/>
-        <w:numPr>
-          <w:ilvl w:val="0"/>
-          <w:numId w:val="2"/>
-        </w:numPr>
-        <w:spacing w:after="60"/>
-      </w:pPr>
-      <w:r>
-        <w:rPr>
-          <w:rFonts w:ascii="Calibri" w:cs="Calibri" w:eastAsia="Calibri" w:hAnsi="Calibri"/>
-          <w:b/>
-          <w:bCs/>
-          <w:sz w:val="21"/>
-          <w:szCs w:val="21"/>
-        </w:rPr>
-        <w:t xml:space="preserve">Quality: </w:t>
-      </w:r>
-      <w:r>
-        <w:rPr>
-          <w:rFonts w:ascii="Calibri" w:cs="Calibri" w:eastAsia="Calibri" w:hAnsi="Calibri"/>
-          <w:sz w:val="21"/>
-          <w:szCs w:val="21"/>
-        </w:rPr>
-        <w:t xml:space="preserve">no API routes beyond the example, no tests, no CI workflow. Lint is the only check.</w:t>
-      </w:r>
-    </w:p>
-    <w:p>
-      <w:pPr>
-        <w:pStyle w:val="ListParagraph"/>
-        <w:numPr>
-          <w:ilvl w:val="0"/>
-          <w:numId w:val="2"/>
-        </w:numPr>
-        <w:spacing w:after="60"/>
-      </w:pPr>
-      <w:r>
-        <w:rPr>
-          <w:rFonts w:ascii="Calibri" w:cs="Calibri" w:eastAsia="Calibri" w:hAnsi="Calibri"/>
-          <w:b/>
-          <w:bCs/>
-          <w:sz w:val="21"/>
-          <w:szCs w:val="21"/>
-        </w:rPr>
-        <w:t xml:space="preserve">Auth helpers: </w:t>
-      </w:r>
-      <w:r>
-        <w:rPr>
-          <w:rFonts w:ascii="Calibri" w:cs="Calibri" w:eastAsia="Calibri" w:hAnsi="Calibri"/>
-          <w:sz w:val="21"/>
-          <w:szCs w:val="21"/>
-        </w:rPr>
-        <w:t xml:space="preserve">tied to the hosting platform. Do not rely on them for the production Portal.</w:t>
-      </w:r>
-    </w:p>
-    <w:p>
-      <w:pPr>
-        <w:pStyle w:val="Heading1"/>
-      </w:pPr>
-      <w:r>
-        <w:rPr>
-          <w:rFonts w:ascii="Calibri" w:cs="Calibri" w:eastAsia="Calibri" w:hAnsi="Calibri"/>
-        </w:rPr>
-        <w:t xml:space="preserve">5. What the backend should do</w:t>
-      </w:r>
-    </w:p>
-    <w:p>
-      <w:pPr>
-        <w:spacing w:after="120"/>
-      </w:pPr>
-      <w:r>
-        <w:rPr>
-          <w:rFonts w:ascii="Calibri" w:cs="Calibri" w:eastAsia="Calibri" w:hAnsi="Calibri"/>
-          <w:b/>
-          <w:bCs/>
-          <w:color w:val="365BFF"/>
-          <w:sz w:val="18"/>
-          <w:szCs w:val="18"/>
-        </w:rPr>
-        <w:t xml:space="preserve">PROPOSAL  </w:t>
-      </w:r>
-      <w:r>
-        <w:rPr>
-          <w:rFonts w:ascii="Calibri" w:cs="Calibri" w:eastAsia="Calibri" w:hAnsi="Calibri"/>
-          <w:sz w:val="21"/>
-          <w:szCs w:val="21"/>
-        </w:rPr>
-        <w:t xml:space="preserve">Derived only from the gaps above. Full design and ADRs are in the PDF.</w:t>
+        <w:t xml:space="preserve">How the frontend uses the backend</w:t>
       </w:r>
     </w:p>
     <w:tbl>
@@ -3117,9 +2986,8 @@
         </w:tblBorders>
       </w:tblPr>
       <w:tblGrid>
-        <w:gridCol w:w="1019"/>
-        <w:gridCol w:w="4701"/>
-        <w:gridCol w:w="3918"/>
+        <w:gridCol w:w="3707"/>
+        <w:gridCol w:w="5931"/>
       </w:tblGrid>
       <w:tr>
         <w:trPr>
@@ -3127,7 +2995,7 @@
         </w:trPr>
         <w:tc>
           <w:tcPr>
-            <w:tcW w:type="dxa" w:w="1019"/>
+            <w:tcW w:type="dxa" w:w="3707"/>
             <w:tcBorders>
               <w:top w:val="single" w:color="B8C0D4" w:sz="4"/>
               <w:left w:val="single" w:color="B8C0D4" w:sz="4"/>
@@ -3151,13 +3019,13 @@
                 <w:sz w:val="19"/>
                 <w:szCs w:val="19"/>
               </w:rPr>
-              <w:t xml:space="preserve">Priority</w:t>
-            </w:r>
-          </w:p>
-        </w:tc>
-        <w:tc>
-          <w:tcPr>
-            <w:tcW w:type="dxa" w:w="4701"/>
+              <w:t xml:space="preserve">On the site</w:t>
+            </w:r>
+          </w:p>
+        </w:tc>
+        <w:tc>
+          <w:tcPr>
+            <w:tcW w:type="dxa" w:w="5931"/>
             <w:tcBorders>
               <w:top w:val="single" w:color="B8C0D4" w:sz="4"/>
               <w:left w:val="single" w:color="B8C0D4" w:sz="4"/>
@@ -3181,37 +3049,7 @@
                 <w:sz w:val="19"/>
                 <w:szCs w:val="19"/>
               </w:rPr>
-              <w:t xml:space="preserve">Capability</w:t>
-            </w:r>
-          </w:p>
-        </w:tc>
-        <w:tc>
-          <w:tcPr>
-            <w:tcW w:type="dxa" w:w="3918"/>
-            <w:tcBorders>
-              <w:top w:val="single" w:color="B8C0D4" w:sz="4"/>
-              <w:left w:val="single" w:color="B8C0D4" w:sz="4"/>
-              <w:bottom w:val="single" w:color="B8C0D4" w:sz="4"/>
-              <w:right w:val="single" w:color="B8C0D4" w:sz="4"/>
-            </w:tcBorders>
-            <w:shd w:fill="E3E9FF" w:color="auto" w:val="clear"/>
-            <w:tcMar>
-              <w:top w:type="dxa" w:w="70"/>
-              <w:left w:type="dxa" w:w="110"/>
-              <w:bottom w:type="dxa" w:w="70"/>
-              <w:right w:type="dxa" w:w="110"/>
-            </w:tcMar>
-          </w:tcPr>
-          <w:p>
-            <w:r>
-              <w:rPr>
-                <w:rFonts w:ascii="Calibri" w:cs="Calibri" w:eastAsia="Calibri" w:hAnsi="Calibri"/>
-                <w:b/>
-                <w:bCs/>
-                <w:sz w:val="19"/>
-                <w:szCs w:val="19"/>
-              </w:rPr>
-              <w:t xml:space="preserve">Why</w:t>
+              <w:t xml:space="preserve">Backend</w:t>
             </w:r>
           </w:p>
         </w:tc>
@@ -3222,88 +3060,59 @@
         </w:trPr>
         <w:tc>
           <w:tcPr>
-            <w:tcW w:type="dxa" w:w="1019"/>
-            <w:tcBorders>
-              <w:top w:val="single" w:color="B8C0D4" w:sz="4"/>
-              <w:left w:val="single" w:color="B8C0D4" w:sz="4"/>
-              <w:bottom w:val="single" w:color="B8C0D4" w:sz="4"/>
-              <w:right w:val="single" w:color="B8C0D4" w:sz="4"/>
-            </w:tcBorders>
-            <w:tcMar>
-              <w:top w:type="dxa" w:w="70"/>
-              <w:left w:type="dxa" w:w="110"/>
-              <w:bottom w:type="dxa" w:w="70"/>
-              <w:right w:type="dxa" w:w="110"/>
-            </w:tcMar>
-          </w:tcPr>
-          <w:p>
-            <w:r>
-              <w:rPr>
-                <w:rFonts w:ascii="Calibri" w:cs="Calibri" w:eastAsia="Calibri" w:hAnsi="Calibri"/>
-                <w:b w:val="false"/>
-                <w:bCs w:val="false"/>
-                <w:sz w:val="19"/>
-                <w:szCs w:val="19"/>
-              </w:rPr>
-              <w:t xml:space="preserve">P0</w:t>
-            </w:r>
-          </w:p>
-        </w:tc>
-        <w:tc>
-          <w:tcPr>
-            <w:tcW w:type="dxa" w:w="4701"/>
-            <w:tcBorders>
-              <w:top w:val="single" w:color="B8C0D4" w:sz="4"/>
-              <w:left w:val="single" w:color="B8C0D4" w:sz="4"/>
-              <w:bottom w:val="single" w:color="B8C0D4" w:sz="4"/>
-              <w:right w:val="single" w:color="B8C0D4" w:sz="4"/>
-            </w:tcBorders>
-            <w:tcMar>
-              <w:top w:type="dxa" w:w="70"/>
-              <w:left w:type="dxa" w:w="110"/>
-              <w:bottom w:type="dxa" w:w="70"/>
-              <w:right w:type="dxa" w:w="110"/>
-            </w:tcMar>
-          </w:tcPr>
-          <w:p>
-            <w:r>
-              <w:rPr>
-                <w:rFonts w:ascii="Calibri" w:cs="Calibri" w:eastAsia="Calibri" w:hAnsi="Calibri"/>
-                <w:b w:val="false"/>
-                <w:bCs w:val="false"/>
-                <w:sz w:val="19"/>
-                <w:szCs w:val="19"/>
-              </w:rPr>
-              <w:t xml:space="preserve">Lead intake API with validation, bot protection, email notification and storage</w:t>
-            </w:r>
-          </w:p>
-        </w:tc>
-        <w:tc>
-          <w:tcPr>
-            <w:tcW w:type="dxa" w:w="3918"/>
-            <w:tcBorders>
-              <w:top w:val="single" w:color="B8C0D4" w:sz="4"/>
-              <w:left w:val="single" w:color="B8C0D4" w:sz="4"/>
-              <w:bottom w:val="single" w:color="B8C0D4" w:sz="4"/>
-              <w:right w:val="single" w:color="B8C0D4" w:sz="4"/>
-            </w:tcBorders>
-            <w:tcMar>
-              <w:top w:type="dxa" w:w="70"/>
-              <w:left w:type="dxa" w:w="110"/>
-              <w:bottom w:type="dxa" w:w="70"/>
-              <w:right w:type="dxa" w:w="110"/>
-            </w:tcMar>
-          </w:tcPr>
-          <w:p>
-            <w:r>
-              <w:rPr>
-                <w:rFonts w:ascii="Calibri" w:cs="Calibri" w:eastAsia="Calibri" w:hAnsi="Calibri"/>
-                <w:b w:val="false"/>
-                <w:bCs w:val="false"/>
-                <w:sz w:val="19"/>
-                <w:szCs w:val="19"/>
-              </w:rPr>
-              <w:t xml:space="preserve">Replaces mailto; all CTAs funnel here</w:t>
+            <w:tcW w:type="dxa" w:w="3707"/>
+            <w:tcBorders>
+              <w:top w:val="single" w:color="B8C0D4" w:sz="4"/>
+              <w:left w:val="single" w:color="B8C0D4" w:sz="4"/>
+              <w:bottom w:val="single" w:color="B8C0D4" w:sz="4"/>
+              <w:right w:val="single" w:color="B8C0D4" w:sz="4"/>
+            </w:tcBorders>
+            <w:tcMar>
+              <w:top w:type="dxa" w:w="70"/>
+              <w:left w:type="dxa" w:w="110"/>
+              <w:bottom w:type="dxa" w:w="70"/>
+              <w:right w:type="dxa" w:w="110"/>
+            </w:tcMar>
+          </w:tcPr>
+          <w:p>
+            <w:r>
+              <w:rPr>
+                <w:rFonts w:ascii="Calibri" w:cs="Calibri" w:eastAsia="Calibri" w:hAnsi="Calibri"/>
+                <w:b w:val="false"/>
+                <w:bCs w:val="false"/>
+                <w:sz w:val="19"/>
+                <w:szCs w:val="19"/>
+              </w:rPr>
+              <w:t xml:space="preserve">Start a Project / Start a Conversation</w:t>
+            </w:r>
+          </w:p>
+        </w:tc>
+        <w:tc>
+          <w:tcPr>
+            <w:tcW w:type="dxa" w:w="5931"/>
+            <w:tcBorders>
+              <w:top w:val="single" w:color="B8C0D4" w:sz="4"/>
+              <w:left w:val="single" w:color="B8C0D4" w:sz="4"/>
+              <w:bottom w:val="single" w:color="B8C0D4" w:sz="4"/>
+              <w:right w:val="single" w:color="B8C0D4" w:sz="4"/>
+            </w:tcBorders>
+            <w:tcMar>
+              <w:top w:type="dxa" w:w="70"/>
+              <w:left w:type="dxa" w:w="110"/>
+              <w:bottom w:type="dxa" w:w="70"/>
+              <w:right w:type="dxa" w:w="110"/>
+            </w:tcMar>
+          </w:tcPr>
+          <w:p>
+            <w:r>
+              <w:rPr>
+                <w:rFonts w:ascii="Calibri" w:cs="Calibri" w:eastAsia="Calibri" w:hAnsi="Calibri"/>
+                <w:b w:val="false"/>
+                <w:bCs w:val="false"/>
+                <w:sz w:val="19"/>
+                <w:szCs w:val="19"/>
+              </w:rPr>
+              <w:t xml:space="preserve">POST /leads: validation, spam checks, rate limit, emails to the team and the sender</w:t>
             </w:r>
           </w:p>
         </w:tc>
@@ -3314,88 +3123,59 @@
         </w:trPr>
         <w:tc>
           <w:tcPr>
-            <w:tcW w:type="dxa" w:w="1019"/>
-            <w:tcBorders>
-              <w:top w:val="single" w:color="B8C0D4" w:sz="4"/>
-              <w:left w:val="single" w:color="B8C0D4" w:sz="4"/>
-              <w:bottom w:val="single" w:color="B8C0D4" w:sz="4"/>
-              <w:right w:val="single" w:color="B8C0D4" w:sz="4"/>
-            </w:tcBorders>
-            <w:tcMar>
-              <w:top w:type="dxa" w:w="70"/>
-              <w:left w:type="dxa" w:w="110"/>
-              <w:bottom w:type="dxa" w:w="70"/>
-              <w:right w:type="dxa" w:w="110"/>
-            </w:tcMar>
-          </w:tcPr>
-          <w:p>
-            <w:r>
-              <w:rPr>
-                <w:rFonts w:ascii="Calibri" w:cs="Calibri" w:eastAsia="Calibri" w:hAnsi="Calibri"/>
-                <w:b w:val="false"/>
-                <w:bCs w:val="false"/>
-                <w:sz w:val="19"/>
-                <w:szCs w:val="19"/>
-              </w:rPr>
-              <w:t xml:space="preserve">P0</w:t>
-            </w:r>
-          </w:p>
-        </w:tc>
-        <w:tc>
-          <w:tcPr>
-            <w:tcW w:type="dxa" w:w="4701"/>
-            <w:tcBorders>
-              <w:top w:val="single" w:color="B8C0D4" w:sz="4"/>
-              <w:left w:val="single" w:color="B8C0D4" w:sz="4"/>
-              <w:bottom w:val="single" w:color="B8C0D4" w:sz="4"/>
-              <w:right w:val="single" w:color="B8C0D4" w:sz="4"/>
-            </w:tcBorders>
-            <w:tcMar>
-              <w:top w:type="dxa" w:w="70"/>
-              <w:left w:type="dxa" w:w="110"/>
-              <w:bottom w:type="dxa" w:w="70"/>
-              <w:right w:type="dxa" w:w="110"/>
-            </w:tcMar>
-          </w:tcPr>
-          <w:p>
-            <w:r>
-              <w:rPr>
-                <w:rFonts w:ascii="Calibri" w:cs="Calibri" w:eastAsia="Calibri" w:hAnsi="Calibri"/>
-                <w:b w:val="false"/>
-                <w:bCs w:val="false"/>
-                <w:sz w:val="19"/>
-                <w:szCs w:val="19"/>
-              </w:rPr>
-              <w:t xml:space="preserve">Environments, CI, secrets, migrations, logging</w:t>
-            </w:r>
-          </w:p>
-        </w:tc>
-        <w:tc>
-          <w:tcPr>
-            <w:tcW w:type="dxa" w:w="3918"/>
-            <w:tcBorders>
-              <w:top w:val="single" w:color="B8C0D4" w:sz="4"/>
-              <w:left w:val="single" w:color="B8C0D4" w:sz="4"/>
-              <w:bottom w:val="single" w:color="B8C0D4" w:sz="4"/>
-              <w:right w:val="single" w:color="B8C0D4" w:sz="4"/>
-            </w:tcBorders>
-            <w:tcMar>
-              <w:top w:type="dxa" w:w="70"/>
-              <w:left w:type="dxa" w:w="110"/>
-              <w:bottom w:type="dxa" w:w="70"/>
-              <w:right w:type="dxa" w:w="110"/>
-            </w:tcMar>
-          </w:tcPr>
-          <w:p>
-            <w:r>
-              <w:rPr>
-                <w:rFonts w:ascii="Calibri" w:cs="Calibri" w:eastAsia="Calibri" w:hAnsi="Calibri"/>
-                <w:b w:val="false"/>
-                <w:bCs w:val="false"/>
-                <w:sz w:val="19"/>
-                <w:szCs w:val="19"/>
-              </w:rPr>
-              <w:t xml:space="preserve">Nothing exists yet</w:t>
+            <w:tcW w:type="dxa" w:w="3707"/>
+            <w:tcBorders>
+              <w:top w:val="single" w:color="B8C0D4" w:sz="4"/>
+              <w:left w:val="single" w:color="B8C0D4" w:sz="4"/>
+              <w:bottom w:val="single" w:color="B8C0D4" w:sz="4"/>
+              <w:right w:val="single" w:color="B8C0D4" w:sz="4"/>
+            </w:tcBorders>
+            <w:tcMar>
+              <w:top w:type="dxa" w:w="70"/>
+              <w:left w:type="dxa" w:w="110"/>
+              <w:bottom w:type="dxa" w:w="70"/>
+              <w:right w:type="dxa" w:w="110"/>
+            </w:tcMar>
+          </w:tcPr>
+          <w:p>
+            <w:r>
+              <w:rPr>
+                <w:rFonts w:ascii="Calibri" w:cs="Calibri" w:eastAsia="Calibri" w:hAnsi="Calibri"/>
+                <w:b w:val="false"/>
+                <w:bCs w:val="false"/>
+                <w:sz w:val="19"/>
+                <w:szCs w:val="19"/>
+              </w:rPr>
+              <w:t xml:space="preserve">Services, Work, Process, Team, About</w:t>
+            </w:r>
+          </w:p>
+        </w:tc>
+        <w:tc>
+          <w:tcPr>
+            <w:tcW w:type="dxa" w:w="5931"/>
+            <w:tcBorders>
+              <w:top w:val="single" w:color="B8C0D4" w:sz="4"/>
+              <w:left w:val="single" w:color="B8C0D4" w:sz="4"/>
+              <w:bottom w:val="single" w:color="B8C0D4" w:sz="4"/>
+              <w:right w:val="single" w:color="B8C0D4" w:sz="4"/>
+            </w:tcBorders>
+            <w:tcMar>
+              <w:top w:type="dxa" w:w="70"/>
+              <w:left w:type="dxa" w:w="110"/>
+              <w:bottom w:type="dxa" w:w="70"/>
+              <w:right w:type="dxa" w:w="110"/>
+            </w:tcMar>
+          </w:tcPr>
+          <w:p>
+            <w:r>
+              <w:rPr>
+                <w:rFonts w:ascii="Calibri" w:cs="Calibri" w:eastAsia="Calibri" w:hAnsi="Calibri"/>
+                <w:b w:val="false"/>
+                <w:bCs w:val="false"/>
+                <w:sz w:val="19"/>
+                <w:szCs w:val="19"/>
+              </w:rPr>
+              <w:t xml:space="preserve">GET /content (one request); edited by staff through the admin API</w:t>
             </w:r>
           </w:p>
         </w:tc>
@@ -3406,88 +3186,59 @@
         </w:trPr>
         <w:tc>
           <w:tcPr>
-            <w:tcW w:type="dxa" w:w="1019"/>
-            <w:tcBorders>
-              <w:top w:val="single" w:color="B8C0D4" w:sz="4"/>
-              <w:left w:val="single" w:color="B8C0D4" w:sz="4"/>
-              <w:bottom w:val="single" w:color="B8C0D4" w:sz="4"/>
-              <w:right w:val="single" w:color="B8C0D4" w:sz="4"/>
-            </w:tcBorders>
-            <w:tcMar>
-              <w:top w:type="dxa" w:w="70"/>
-              <w:left w:type="dxa" w:w="110"/>
-              <w:bottom w:type="dxa" w:w="70"/>
-              <w:right w:type="dxa" w:w="110"/>
-            </w:tcMar>
-          </w:tcPr>
-          <w:p>
-            <w:r>
-              <w:rPr>
-                <w:rFonts w:ascii="Calibri" w:cs="Calibri" w:eastAsia="Calibri" w:hAnsi="Calibri"/>
-                <w:b w:val="false"/>
-                <w:bCs w:val="false"/>
-                <w:sz w:val="19"/>
-                <w:szCs w:val="19"/>
-              </w:rPr>
-              <w:t xml:space="preserve">P1</w:t>
-            </w:r>
-          </w:p>
-        </w:tc>
-        <w:tc>
-          <w:tcPr>
-            <w:tcW w:type="dxa" w:w="4701"/>
-            <w:tcBorders>
-              <w:top w:val="single" w:color="B8C0D4" w:sz="4"/>
-              <w:left w:val="single" w:color="B8C0D4" w:sz="4"/>
-              <w:bottom w:val="single" w:color="B8C0D4" w:sz="4"/>
-              <w:right w:val="single" w:color="B8C0D4" w:sz="4"/>
-            </w:tcBorders>
-            <w:tcMar>
-              <w:top w:type="dxa" w:w="70"/>
-              <w:left w:type="dxa" w:w="110"/>
-              <w:bottom w:type="dxa" w:w="70"/>
-              <w:right w:type="dxa" w:w="110"/>
-            </w:tcMar>
-          </w:tcPr>
-          <w:p>
-            <w:r>
-              <w:rPr>
-                <w:rFonts w:ascii="Calibri" w:cs="Calibri" w:eastAsia="Calibri" w:hAnsi="Calibri"/>
-                <w:b w:val="false"/>
-                <w:bCs w:val="false"/>
-                <w:sz w:val="19"/>
-                <w:szCs w:val="19"/>
-              </w:rPr>
-              <w:t xml:space="preserve">Authentication, organisations and roles</w:t>
-            </w:r>
-          </w:p>
-        </w:tc>
-        <w:tc>
-          <w:tcPr>
-            <w:tcW w:type="dxa" w:w="3918"/>
-            <w:tcBorders>
-              <w:top w:val="single" w:color="B8C0D4" w:sz="4"/>
-              <w:left w:val="single" w:color="B8C0D4" w:sz="4"/>
-              <w:bottom w:val="single" w:color="B8C0D4" w:sz="4"/>
-              <w:right w:val="single" w:color="B8C0D4" w:sz="4"/>
-            </w:tcBorders>
-            <w:tcMar>
-              <w:top w:type="dxa" w:w="70"/>
-              <w:left w:type="dxa" w:w="110"/>
-              <w:bottom w:type="dxa" w:w="70"/>
-              <w:right w:type="dxa" w:w="110"/>
-            </w:tcMar>
-          </w:tcPr>
-          <w:p>
-            <w:r>
-              <w:rPr>
-                <w:rFonts w:ascii="Calibri" w:cs="Calibri" w:eastAsia="Calibri" w:hAnsi="Calibri"/>
-                <w:b w:val="false"/>
-                <w:bCs w:val="false"/>
-                <w:sz w:val="19"/>
-                <w:szCs w:val="19"/>
-              </w:rPr>
-              <w:t xml:space="preserve">Header already promises a Portal</w:t>
+            <w:tcW w:type="dxa" w:w="3707"/>
+            <w:tcBorders>
+              <w:top w:val="single" w:color="B8C0D4" w:sz="4"/>
+              <w:left w:val="single" w:color="B8C0D4" w:sz="4"/>
+              <w:bottom w:val="single" w:color="B8C0D4" w:sz="4"/>
+              <w:right w:val="single" w:color="B8C0D4" w:sz="4"/>
+            </w:tcBorders>
+            <w:tcMar>
+              <w:top w:type="dxa" w:w="70"/>
+              <w:left w:type="dxa" w:w="110"/>
+              <w:bottom w:type="dxa" w:w="70"/>
+              <w:right w:type="dxa" w:w="110"/>
+            </w:tcMar>
+          </w:tcPr>
+          <w:p>
+            <w:r>
+              <w:rPr>
+                <w:rFonts w:ascii="Calibri" w:cs="Calibri" w:eastAsia="Calibri" w:hAnsi="Calibri"/>
+                <w:b w:val="false"/>
+                <w:bCs w:val="false"/>
+                <w:sz w:val="19"/>
+                <w:szCs w:val="19"/>
+              </w:rPr>
+              <w:t xml:space="preserve">Portal button</w:t>
+            </w:r>
+          </w:p>
+        </w:tc>
+        <w:tc>
+          <w:tcPr>
+            <w:tcW w:type="dxa" w:w="5931"/>
+            <w:tcBorders>
+              <w:top w:val="single" w:color="B8C0D4" w:sz="4"/>
+              <w:left w:val="single" w:color="B8C0D4" w:sz="4"/>
+              <w:bottom w:val="single" w:color="B8C0D4" w:sz="4"/>
+              <w:right w:val="single" w:color="B8C0D4" w:sz="4"/>
+            </w:tcBorders>
+            <w:tcMar>
+              <w:top w:type="dxa" w:w="70"/>
+              <w:left w:type="dxa" w:w="110"/>
+              <w:bottom w:type="dxa" w:w="70"/>
+              <w:right w:type="dxa" w:w="110"/>
+            </w:tcMar>
+          </w:tcPr>
+          <w:p>
+            <w:r>
+              <w:rPr>
+                <w:rFonts w:ascii="Calibri" w:cs="Calibri" w:eastAsia="Calibri" w:hAnsi="Calibri"/>
+                <w:b w:val="false"/>
+                <w:bCs w:val="false"/>
+                <w:sz w:val="19"/>
+                <w:szCs w:val="19"/>
+              </w:rPr>
+              <w:t xml:space="preserve">Sign-in by emailed link, then projects, requests with approvals, comments, files, activity and members</w:t>
             </w:r>
           </w:p>
         </w:tc>
@@ -3498,272 +3249,59 @@
         </w:trPr>
         <w:tc>
           <w:tcPr>
-            <w:tcW w:type="dxa" w:w="1019"/>
-            <w:tcBorders>
-              <w:top w:val="single" w:color="B8C0D4" w:sz="4"/>
-              <w:left w:val="single" w:color="B8C0D4" w:sz="4"/>
-              <w:bottom w:val="single" w:color="B8C0D4" w:sz="4"/>
-              <w:right w:val="single" w:color="B8C0D4" w:sz="4"/>
-            </w:tcBorders>
-            <w:tcMar>
-              <w:top w:type="dxa" w:w="70"/>
-              <w:left w:type="dxa" w:w="110"/>
-              <w:bottom w:type="dxa" w:w="70"/>
-              <w:right w:type="dxa" w:w="110"/>
-            </w:tcMar>
-          </w:tcPr>
-          <w:p>
-            <w:r>
-              <w:rPr>
-                <w:rFonts w:ascii="Calibri" w:cs="Calibri" w:eastAsia="Calibri" w:hAnsi="Calibri"/>
-                <w:b w:val="false"/>
-                <w:bCs w:val="false"/>
-                <w:sz w:val="19"/>
-                <w:szCs w:val="19"/>
-              </w:rPr>
-              <w:t xml:space="preserve">P1</w:t>
-            </w:r>
-          </w:p>
-        </w:tc>
-        <w:tc>
-          <w:tcPr>
-            <w:tcW w:type="dxa" w:w="4701"/>
-            <w:tcBorders>
-              <w:top w:val="single" w:color="B8C0D4" w:sz="4"/>
-              <w:left w:val="single" w:color="B8C0D4" w:sz="4"/>
-              <w:bottom w:val="single" w:color="B8C0D4" w:sz="4"/>
-              <w:right w:val="single" w:color="B8C0D4" w:sz="4"/>
-            </w:tcBorders>
-            <w:tcMar>
-              <w:top w:type="dxa" w:w="70"/>
-              <w:left w:type="dxa" w:w="110"/>
-              <w:bottom w:type="dxa" w:w="70"/>
-              <w:right w:type="dxa" w:w="110"/>
-            </w:tcMar>
-          </w:tcPr>
-          <w:p>
-            <w:r>
-              <w:rPr>
-                <w:rFonts w:ascii="Calibri" w:cs="Calibri" w:eastAsia="Calibri" w:hAnsi="Calibri"/>
-                <w:b w:val="false"/>
-                <w:bCs w:val="false"/>
-                <w:sz w:val="19"/>
-                <w:szCs w:val="19"/>
-              </w:rPr>
-              <w:t xml:space="preserve">Portal core: projects, requests, approvals, files</w:t>
-            </w:r>
-          </w:p>
-        </w:tc>
-        <w:tc>
-          <w:tcPr>
-            <w:tcW w:type="dxa" w:w="3918"/>
-            <w:tcBorders>
-              <w:top w:val="single" w:color="B8C0D4" w:sz="4"/>
-              <w:left w:val="single" w:color="B8C0D4" w:sz="4"/>
-              <w:bottom w:val="single" w:color="B8C0D4" w:sz="4"/>
-              <w:right w:val="single" w:color="B8C0D4" w:sz="4"/>
-            </w:tcBorders>
-            <w:tcMar>
-              <w:top w:type="dxa" w:w="70"/>
-              <w:left w:type="dxa" w:w="110"/>
-              <w:bottom w:type="dxa" w:w="70"/>
-              <w:right w:type="dxa" w:w="110"/>
-            </w:tcMar>
-          </w:tcPr>
-          <w:p>
-            <w:r>
-              <w:rPr>
-                <w:rFonts w:ascii="Calibri" w:cs="Calibri" w:eastAsia="Calibri" w:hAnsi="Calibri"/>
-                <w:b w:val="false"/>
-                <w:bCs w:val="false"/>
-                <w:sz w:val="19"/>
-                <w:szCs w:val="19"/>
-              </w:rPr>
-              <w:t xml:space="preserve">Matches the operations and access-workflow positioning</w:t>
-            </w:r>
-          </w:p>
-        </w:tc>
-      </w:tr>
-      <w:tr>
-        <w:trPr>
-          <w:tblHeader w:val="false"/>
-        </w:trPr>
-        <w:tc>
-          <w:tcPr>
-            <w:tcW w:type="dxa" w:w="1019"/>
-            <w:tcBorders>
-              <w:top w:val="single" w:color="B8C0D4" w:sz="4"/>
-              <w:left w:val="single" w:color="B8C0D4" w:sz="4"/>
-              <w:bottom w:val="single" w:color="B8C0D4" w:sz="4"/>
-              <w:right w:val="single" w:color="B8C0D4" w:sz="4"/>
-            </w:tcBorders>
-            <w:tcMar>
-              <w:top w:type="dxa" w:w="70"/>
-              <w:left w:type="dxa" w:w="110"/>
-              <w:bottom w:type="dxa" w:w="70"/>
-              <w:right w:type="dxa" w:w="110"/>
-            </w:tcMar>
-          </w:tcPr>
-          <w:p>
-            <w:r>
-              <w:rPr>
-                <w:rFonts w:ascii="Calibri" w:cs="Calibri" w:eastAsia="Calibri" w:hAnsi="Calibri"/>
-                <w:b w:val="false"/>
-                <w:bCs w:val="false"/>
-                <w:sz w:val="19"/>
-                <w:szCs w:val="19"/>
-              </w:rPr>
-              <w:t xml:space="preserve">P2</w:t>
-            </w:r>
-          </w:p>
-        </w:tc>
-        <w:tc>
-          <w:tcPr>
-            <w:tcW w:type="dxa" w:w="4701"/>
-            <w:tcBorders>
-              <w:top w:val="single" w:color="B8C0D4" w:sz="4"/>
-              <w:left w:val="single" w:color="B8C0D4" w:sz="4"/>
-              <w:bottom w:val="single" w:color="B8C0D4" w:sz="4"/>
-              <w:right w:val="single" w:color="B8C0D4" w:sz="4"/>
-            </w:tcBorders>
-            <w:tcMar>
-              <w:top w:type="dxa" w:w="70"/>
-              <w:left w:type="dxa" w:w="110"/>
-              <w:bottom w:type="dxa" w:w="70"/>
-              <w:right w:type="dxa" w:w="110"/>
-            </w:tcMar>
-          </w:tcPr>
-          <w:p>
-            <w:r>
-              <w:rPr>
-                <w:rFonts w:ascii="Calibri" w:cs="Calibri" w:eastAsia="Calibri" w:hAnsi="Calibri"/>
-                <w:b w:val="false"/>
-                <w:bCs w:val="false"/>
-                <w:sz w:val="19"/>
-                <w:szCs w:val="19"/>
-              </w:rPr>
-              <w:t xml:space="preserve">Admin console, audit log, exports</w:t>
-            </w:r>
-          </w:p>
-        </w:tc>
-        <w:tc>
-          <w:tcPr>
-            <w:tcW w:type="dxa" w:w="3918"/>
-            <w:tcBorders>
-              <w:top w:val="single" w:color="B8C0D4" w:sz="4"/>
-              <w:left w:val="single" w:color="B8C0D4" w:sz="4"/>
-              <w:bottom w:val="single" w:color="B8C0D4" w:sz="4"/>
-              <w:right w:val="single" w:color="B8C0D4" w:sz="4"/>
-            </w:tcBorders>
-            <w:tcMar>
-              <w:top w:type="dxa" w:w="70"/>
-              <w:left w:type="dxa" w:w="110"/>
-              <w:bottom w:type="dxa" w:w="70"/>
-              <w:right w:type="dxa" w:w="110"/>
-            </w:tcMar>
-          </w:tcPr>
-          <w:p>
-            <w:r>
-              <w:rPr>
-                <w:rFonts w:ascii="Calibri" w:cs="Calibri" w:eastAsia="Calibri" w:hAnsi="Calibri"/>
-                <w:b w:val="false"/>
-                <w:bCs w:val="false"/>
-                <w:sz w:val="19"/>
-                <w:szCs w:val="19"/>
-              </w:rPr>
-              <w:t xml:space="preserve">Run the business day to day</w:t>
-            </w:r>
-          </w:p>
-        </w:tc>
-      </w:tr>
-      <w:tr>
-        <w:trPr>
-          <w:tblHeader w:val="false"/>
-        </w:trPr>
-        <w:tc>
-          <w:tcPr>
-            <w:tcW w:type="dxa" w:w="1019"/>
-            <w:tcBorders>
-              <w:top w:val="single" w:color="B8C0D4" w:sz="4"/>
-              <w:left w:val="single" w:color="B8C0D4" w:sz="4"/>
-              <w:bottom w:val="single" w:color="B8C0D4" w:sz="4"/>
-              <w:right w:val="single" w:color="B8C0D4" w:sz="4"/>
-            </w:tcBorders>
-            <w:tcMar>
-              <w:top w:type="dxa" w:w="70"/>
-              <w:left w:type="dxa" w:w="110"/>
-              <w:bottom w:type="dxa" w:w="70"/>
-              <w:right w:type="dxa" w:w="110"/>
-            </w:tcMar>
-          </w:tcPr>
-          <w:p>
-            <w:r>
-              <w:rPr>
-                <w:rFonts w:ascii="Calibri" w:cs="Calibri" w:eastAsia="Calibri" w:hAnsi="Calibri"/>
-                <w:b w:val="false"/>
-                <w:bCs w:val="false"/>
-                <w:sz w:val="19"/>
-                <w:szCs w:val="19"/>
-              </w:rPr>
-              <w:t xml:space="preserve">P3</w:t>
-            </w:r>
-          </w:p>
-        </w:tc>
-        <w:tc>
-          <w:tcPr>
-            <w:tcW w:type="dxa" w:w="4701"/>
-            <w:tcBorders>
-              <w:top w:val="single" w:color="B8C0D4" w:sz="4"/>
-              <w:left w:val="single" w:color="B8C0D4" w:sz="4"/>
-              <w:bottom w:val="single" w:color="B8C0D4" w:sz="4"/>
-              <w:right w:val="single" w:color="B8C0D4" w:sz="4"/>
-            </w:tcBorders>
-            <w:tcMar>
-              <w:top w:type="dxa" w:w="70"/>
-              <w:left w:type="dxa" w:w="110"/>
-              <w:bottom w:type="dxa" w:w="70"/>
-              <w:right w:type="dxa" w:w="110"/>
-            </w:tcMar>
-          </w:tcPr>
-          <w:p>
-            <w:r>
-              <w:rPr>
-                <w:rFonts w:ascii="Calibri" w:cs="Calibri" w:eastAsia="Calibri" w:hAnsi="Calibri"/>
-                <w:b w:val="false"/>
-                <w:bCs w:val="false"/>
-                <w:sz w:val="19"/>
-                <w:szCs w:val="19"/>
-              </w:rPr>
-              <w:t xml:space="preserve">SSO and API bridge to DARKAGENT and COOLACCESS_DXB</w:t>
-            </w:r>
-          </w:p>
-        </w:tc>
-        <w:tc>
-          <w:tcPr>
-            <w:tcW w:type="dxa" w:w="3918"/>
-            <w:tcBorders>
-              <w:top w:val="single" w:color="B8C0D4" w:sz="4"/>
-              <w:left w:val="single" w:color="B8C0D4" w:sz="4"/>
-              <w:bottom w:val="single" w:color="B8C0D4" w:sz="4"/>
-              <w:right w:val="single" w:color="B8C0D4" w:sz="4"/>
-            </w:tcBorders>
-            <w:tcMar>
-              <w:top w:type="dxa" w:w="70"/>
-              <w:left w:type="dxa" w:w="110"/>
-              <w:bottom w:type="dxa" w:w="70"/>
-              <w:right w:type="dxa" w:w="110"/>
-            </w:tcMar>
-          </w:tcPr>
-          <w:p>
-            <w:r>
-              <w:rPr>
-                <w:rFonts w:ascii="Calibri" w:cs="Calibri" w:eastAsia="Calibri" w:hAnsi="Calibri"/>
-                <w:b w:val="false"/>
-                <w:bCs w:val="false"/>
-                <w:sz w:val="19"/>
-                <w:szCs w:val="19"/>
-              </w:rPr>
-              <w:t xml:space="preserve">Products stay separate systems</w:t>
+            <w:tcW w:type="dxa" w:w="3707"/>
+            <w:tcBorders>
+              <w:top w:val="single" w:color="B8C0D4" w:sz="4"/>
+              <w:left w:val="single" w:color="B8C0D4" w:sz="4"/>
+              <w:bottom w:val="single" w:color="B8C0D4" w:sz="4"/>
+              <w:right w:val="single" w:color="B8C0D4" w:sz="4"/>
+            </w:tcBorders>
+            <w:tcMar>
+              <w:top w:type="dxa" w:w="70"/>
+              <w:left w:type="dxa" w:w="110"/>
+              <w:bottom w:type="dxa" w:w="70"/>
+              <w:right w:type="dxa" w:w="110"/>
+            </w:tcMar>
+          </w:tcPr>
+          <w:p>
+            <w:r>
+              <w:rPr>
+                <w:rFonts w:ascii="Calibri" w:cs="Calibri" w:eastAsia="Calibri" w:hAnsi="Calibri"/>
+                <w:b w:val="false"/>
+                <w:bCs w:val="false"/>
+                <w:sz w:val="19"/>
+                <w:szCs w:val="19"/>
+              </w:rPr>
+              <w:t xml:space="preserve">Staff only</w:t>
+            </w:r>
+          </w:p>
+        </w:tc>
+        <w:tc>
+          <w:tcPr>
+            <w:tcW w:type="dxa" w:w="5931"/>
+            <w:tcBorders>
+              <w:top w:val="single" w:color="B8C0D4" w:sz="4"/>
+              <w:left w:val="single" w:color="B8C0D4" w:sz="4"/>
+              <w:bottom w:val="single" w:color="B8C0D4" w:sz="4"/>
+              <w:right w:val="single" w:color="B8C0D4" w:sz="4"/>
+            </w:tcBorders>
+            <w:tcMar>
+              <w:top w:type="dxa" w:w="70"/>
+              <w:left w:type="dxa" w:w="110"/>
+              <w:bottom w:type="dxa" w:w="70"/>
+              <w:right w:type="dxa" w:w="110"/>
+            </w:tcMar>
+          </w:tcPr>
+          <w:p>
+            <w:r>
+              <w:rPr>
+                <w:rFonts w:ascii="Calibri" w:cs="Calibri" w:eastAsia="Calibri" w:hAnsi="Calibri"/>
+                <w:b w:val="false"/>
+                <w:bCs w:val="false"/>
+                <w:sz w:val="19"/>
+                <w:szCs w:val="19"/>
+              </w:rPr>
+              <w:t xml:space="preserve">Organisations, enquiries inbox with notes and CSV export</w:t>
             </w:r>
           </w:p>
         </w:tc>
@@ -3782,7 +3320,7 @@
         <w:rPr>
           <w:rFonts w:ascii="Calibri" w:cs="Calibri" w:eastAsia="Calibri" w:hAnsi="Calibri"/>
         </w:rPr>
-        <w:t xml:space="preserve">Recommended direction</w:t>
+        <w:t xml:space="preserve">Quality and performance</w:t>
       </w:r>
     </w:p>
     <w:p>
@@ -3797,20 +3335,10 @@
       <w:r>
         <w:rPr>
           <w:rFonts w:ascii="Calibri" w:cs="Calibri" w:eastAsia="Calibri" w:hAnsi="Calibri"/>
-          <w:b/>
-          <w:bCs/>
           <w:sz w:val="21"/>
           <w:szCs w:val="21"/>
         </w:rPr>
-        <w:t xml:space="preserve">Cloudflare-native: </w:t>
-      </w:r>
-      <w:r>
-        <w:rPr>
-          <w:rFonts w:ascii="Calibri" w:cs="Calibri" w:eastAsia="Calibri" w:hAnsi="Calibri"/>
-          <w:sz w:val="21"/>
-          <w:szCs w:val="21"/>
-        </w:rPr>
-        <w:t xml:space="preserve">the frontend already builds to a Worker and ships a D1 helper. Hono API on Workers with D1, R2, KV and Queues adds no new hosting vendor.</w:t>
+        <w:t xml:space="preserve">Lint, type check and production build pass; browser tests cover the contact form, a full two-person portal journey and WCAG 2.1 A/AA (axe-core) on the home page and portal.</w:t>
       </w:r>
     </w:p>
     <w:p>
@@ -3825,20 +3353,10 @@
       <w:r>
         <w:rPr>
           <w:rFonts w:ascii="Calibri" w:cs="Calibri" w:eastAsia="Calibri" w:hAnsi="Calibri"/>
-          <w:b/>
-          <w:bCs/>
           <w:sz w:val="21"/>
           <w:szCs w:val="21"/>
         </w:rPr>
-        <w:t xml:space="preserve">Modular monolith: </w:t>
-      </w:r>
-      <w:r>
-        <w:rPr>
-          <w:rFonts w:ascii="Calibri" w:cs="Calibri" w:eastAsia="Calibri" w:hAnsi="Calibri"/>
-          <w:sz w:val="21"/>
-          <w:szCs w:val="21"/>
-        </w:rPr>
-        <w:t xml:space="preserve">three people need one deployable with clear module boundaries.</w:t>
+        <w:t xml:space="preserve">Small text on dark backgrounds was lifted to meet contrast rules using mixes of the approved palette.</w:t>
       </w:r>
     </w:p>
     <w:p>
@@ -3853,20 +3371,10 @@
       <w:r>
         <w:rPr>
           <w:rFonts w:ascii="Calibri" w:cs="Calibri" w:eastAsia="Calibri" w:hAnsi="Calibri"/>
-          <w:b/>
-          <w:bCs/>
           <w:sz w:val="21"/>
           <w:szCs w:val="21"/>
         </w:rPr>
-        <w:t xml:space="preserve">Contract-first: </w:t>
-      </w:r>
-      <w:r>
-        <w:rPr>
-          <w:rFonts w:ascii="Calibri" w:cs="Calibri" w:eastAsia="Calibri" w:hAnsi="Calibri"/>
-          <w:sz w:val="21"/>
-          <w:szCs w:val="21"/>
-        </w:rPr>
-        <w:t xml:space="preserve">one shared zod schema validates both the frontend form and the API; OpenAPI is generated from it.</w:t>
+        <w:t xml:space="preserve">Hero image reduced from 2.8 MB to 362 KB (WebP). All client JavaScript and CSS is about 217 KB gzipped in total; the portal code loads only on /portal.</w:t>
       </w:r>
     </w:p>
     <w:p>
@@ -3881,25 +3389,49 @@
       <w:r>
         <w:rPr>
           <w:rFonts w:ascii="Calibri" w:cs="Calibri" w:eastAsia="Calibri" w:hAnsi="Calibri"/>
-          <w:b/>
-          <w:bCs/>
           <w:sz w:val="21"/>
           <w:szCs w:val="21"/>
         </w:rPr>
-        <w:t xml:space="preserve">Own the auth: </w:t>
-      </w:r>
+        <w:t xml:space="preserve">Security headers (frame blocking, nosniff, referrer and permissions policies, HSTS) are sent on every page and were verified on a production build.</w:t>
+      </w:r>
+    </w:p>
+    <w:p>
+      <w:pPr>
+        <w:pStyle w:val="Heading2"/>
+      </w:pPr>
+      <w:r>
+        <w:rPr>
+          <w:rFonts w:ascii="Calibri" w:cs="Calibri" w:eastAsia="Calibri" w:hAnsi="Calibri"/>
+        </w:rPr>
+        <w:t xml:space="preserve">Still open on the frontend</w:t>
+      </w:r>
+    </w:p>
+    <w:p>
+      <w:pPr>
+        <w:pStyle w:val="ListParagraph"/>
+        <w:numPr>
+          <w:ilvl w:val="0"/>
+          <w:numId w:val="2"/>
+        </w:numPr>
+        <w:spacing w:after="60"/>
+      </w:pPr>
       <w:r>
         <w:rPr>
           <w:rFonts w:ascii="Calibri" w:cs="Calibri" w:eastAsia="Calibri" w:hAnsi="Calibri"/>
           <w:sz w:val="21"/>
           <w:szCs w:val="21"/>
         </w:rPr>
-        <w:t xml:space="preserve">passwordless magic link and passkeys, not the chatgpt.site headers.</w:t>
+        <w:t xml:space="preserve">Team names, roles and portraits, and project photography, are still placeholders ("Name / role to be added").</w:t>
       </w:r>
     </w:p>
     <w:p>
       <w:pPr>
-        <w:spacing w:after="120"/>
+        <w:pStyle w:val="ListParagraph"/>
+        <w:numPr>
+          <w:ilvl w:val="0"/>
+          <w:numId w:val="2"/>
+        </w:numPr>
+        <w:spacing w:after="60"/>
       </w:pPr>
       <w:r>
         <w:rPr>
@@ -3907,7 +3439,1192 @@
           <w:sz w:val="21"/>
           <w:szCs w:val="21"/>
         </w:rPr>
-        <w:t xml:space="preserve">System context (target):</w:t>
+        <w:t xml:space="preserve">The starter's shadcn UI kit (61 files and about a dozen libraries) is not used by the site. It costs nothing at runtime but adds install time; decide whether to keep it for future screens or remove it.</w:t>
+      </w:r>
+    </w:p>
+    <w:p>
+      <w:pPr>
+        <w:pStyle w:val="ListParagraph"/>
+        <w:numPr>
+          <w:ilvl w:val="0"/>
+          <w:numId w:val="2"/>
+        </w:numPr>
+        <w:spacing w:after="60"/>
+      </w:pPr>
+      <w:r>
+        <w:rPr>
+          <w:rFonts w:ascii="Calibri" w:cs="Calibri" w:eastAsia="Calibri" w:hAnsi="Calibri"/>
+          <w:sz w:val="21"/>
+          <w:szCs w:val="21"/>
+        </w:rPr>
+        <w:t xml:space="preserve">A full script-source Content-Security-Policy is not set yet (see the Security folder).</w:t>
+      </w:r>
+    </w:p>
+    <w:p>
+      <w:pPr>
+        <w:pStyle w:val="Heading1"/>
+      </w:pPr>
+      <w:r>
+        <w:rPr>
+          <w:rFonts w:ascii="Calibri" w:cs="Calibri" w:eastAsia="Calibri" w:hAnsi="Calibri"/>
+        </w:rPr>
+        <w:t xml:space="preserve">5. Backend (NBE)</w:t>
+      </w:r>
+    </w:p>
+    <w:p>
+      <w:pPr>
+        <w:spacing w:after="120"/>
+      </w:pPr>
+      <w:r>
+        <w:rPr>
+          <w:rFonts w:ascii="Calibri" w:cs="Calibri" w:eastAsia="Calibri" w:hAnsi="Calibri"/>
+          <w:b/>
+          <w:bCs/>
+          <w:color w:val="365BFF"/>
+          <w:sz w:val="18"/>
+          <w:szCs w:val="18"/>
+        </w:rPr>
+        <w:t xml:space="preserve">BUILT  </w:t>
+      </w:r>
+      <w:r>
+        <w:rPr>
+          <w:rFonts w:ascii="Calibri" w:cs="Calibri" w:eastAsia="Calibri" w:hAnsi="Calibri"/>
+          <w:sz w:val="21"/>
+          <w:szCs w:val="21"/>
+        </w:rPr>
+        <w:t xml:space="preserve">Everything in the first table is implemented and tested. The second table lists what is not.</w:t>
+      </w:r>
+    </w:p>
+    <w:tbl>
+      <w:tblPr>
+        <w:tblW w:type="dxa" w:w="9638"/>
+        <w:tblBorders>
+          <w:top w:val="single" w:color="auto" w:sz="4"/>
+          <w:left w:val="single" w:color="auto" w:sz="4"/>
+          <w:bottom w:val="single" w:color="auto" w:sz="4"/>
+          <w:right w:val="single" w:color="auto" w:sz="4"/>
+          <w:insideH w:val="single" w:color="auto" w:sz="4"/>
+          <w:insideV w:val="single" w:color="auto" w:sz="4"/>
+        </w:tblBorders>
+      </w:tblPr>
+      <w:tblGrid>
+        <w:gridCol w:w="7886"/>
+        <w:gridCol w:w="1752"/>
+      </w:tblGrid>
+      <w:tr>
+        <w:trPr>
+          <w:tblHeader/>
+        </w:trPr>
+        <w:tc>
+          <w:tcPr>
+            <w:tcW w:type="dxa" w:w="7886"/>
+            <w:tcBorders>
+              <w:top w:val="single" w:color="B8C0D4" w:sz="4"/>
+              <w:left w:val="single" w:color="B8C0D4" w:sz="4"/>
+              <w:bottom w:val="single" w:color="B8C0D4" w:sz="4"/>
+              <w:right w:val="single" w:color="B8C0D4" w:sz="4"/>
+            </w:tcBorders>
+            <w:shd w:fill="E3E9FF" w:color="auto" w:val="clear"/>
+            <w:tcMar>
+              <w:top w:type="dxa" w:w="70"/>
+              <w:left w:type="dxa" w:w="110"/>
+              <w:bottom w:type="dxa" w:w="70"/>
+              <w:right w:type="dxa" w:w="110"/>
+            </w:tcMar>
+          </w:tcPr>
+          <w:p>
+            <w:r>
+              <w:rPr>
+                <w:rFonts w:ascii="Calibri" w:cs="Calibri" w:eastAsia="Calibri" w:hAnsi="Calibri"/>
+                <w:b/>
+                <w:bCs/>
+                <w:sz w:val="19"/>
+                <w:szCs w:val="19"/>
+              </w:rPr>
+              <w:t xml:space="preserve">Capability</w:t>
+            </w:r>
+          </w:p>
+        </w:tc>
+        <w:tc>
+          <w:tcPr>
+            <w:tcW w:type="dxa" w:w="1752"/>
+            <w:tcBorders>
+              <w:top w:val="single" w:color="B8C0D4" w:sz="4"/>
+              <w:left w:val="single" w:color="B8C0D4" w:sz="4"/>
+              <w:bottom w:val="single" w:color="B8C0D4" w:sz="4"/>
+              <w:right w:val="single" w:color="B8C0D4" w:sz="4"/>
+            </w:tcBorders>
+            <w:shd w:fill="E3E9FF" w:color="auto" w:val="clear"/>
+            <w:tcMar>
+              <w:top w:type="dxa" w:w="70"/>
+              <w:left w:type="dxa" w:w="110"/>
+              <w:bottom w:type="dxa" w:w="70"/>
+              <w:right w:type="dxa" w:w="110"/>
+            </w:tcMar>
+          </w:tcPr>
+          <w:p>
+            <w:r>
+              <w:rPr>
+                <w:rFonts w:ascii="Calibri" w:cs="Calibri" w:eastAsia="Calibri" w:hAnsi="Calibri"/>
+                <w:b/>
+                <w:bCs/>
+                <w:sz w:val="19"/>
+                <w:szCs w:val="19"/>
+              </w:rPr>
+              <w:t xml:space="preserve">Status</w:t>
+            </w:r>
+          </w:p>
+        </w:tc>
+      </w:tr>
+      <w:tr>
+        <w:trPr>
+          <w:tblHeader w:val="false"/>
+        </w:trPr>
+        <w:tc>
+          <w:tcPr>
+            <w:tcW w:type="dxa" w:w="7886"/>
+            <w:tcBorders>
+              <w:top w:val="single" w:color="B8C0D4" w:sz="4"/>
+              <w:left w:val="single" w:color="B8C0D4" w:sz="4"/>
+              <w:bottom w:val="single" w:color="B8C0D4" w:sz="4"/>
+              <w:right w:val="single" w:color="B8C0D4" w:sz="4"/>
+            </w:tcBorders>
+            <w:tcMar>
+              <w:top w:type="dxa" w:w="70"/>
+              <w:left w:type="dxa" w:w="110"/>
+              <w:bottom w:type="dxa" w:w="70"/>
+              <w:right w:type="dxa" w:w="110"/>
+            </w:tcMar>
+          </w:tcPr>
+          <w:p>
+            <w:r>
+              <w:rPr>
+                <w:rFonts w:ascii="Calibri" w:cs="Calibri" w:eastAsia="Calibri" w:hAnsi="Calibri"/>
+                <w:b w:val="false"/>
+                <w:bCs w:val="false"/>
+                <w:sz w:val="19"/>
+                <w:szCs w:val="19"/>
+              </w:rPr>
+              <w:t xml:space="preserve">Lead intake with validation, spam checks, rate limit, email and chat alerts</w:t>
+            </w:r>
+          </w:p>
+        </w:tc>
+        <w:tc>
+          <w:tcPr>
+            <w:tcW w:type="dxa" w:w="1752"/>
+            <w:tcBorders>
+              <w:top w:val="single" w:color="B8C0D4" w:sz="4"/>
+              <w:left w:val="single" w:color="B8C0D4" w:sz="4"/>
+              <w:bottom w:val="single" w:color="B8C0D4" w:sz="4"/>
+              <w:right w:val="single" w:color="B8C0D4" w:sz="4"/>
+            </w:tcBorders>
+            <w:tcMar>
+              <w:top w:type="dxa" w:w="70"/>
+              <w:left w:type="dxa" w:w="110"/>
+              <w:bottom w:type="dxa" w:w="70"/>
+              <w:right w:type="dxa" w:w="110"/>
+            </w:tcMar>
+          </w:tcPr>
+          <w:p>
+            <w:r>
+              <w:rPr>
+                <w:rFonts w:ascii="Calibri" w:cs="Calibri" w:eastAsia="Calibri" w:hAnsi="Calibri"/>
+                <w:b w:val="false"/>
+                <w:bCs w:val="false"/>
+                <w:sz w:val="19"/>
+                <w:szCs w:val="19"/>
+              </w:rPr>
+              <w:t xml:space="preserve">Built</w:t>
+            </w:r>
+          </w:p>
+        </w:tc>
+      </w:tr>
+      <w:tr>
+        <w:trPr>
+          <w:tblHeader w:val="false"/>
+        </w:trPr>
+        <w:tc>
+          <w:tcPr>
+            <w:tcW w:type="dxa" w:w="7886"/>
+            <w:tcBorders>
+              <w:top w:val="single" w:color="B8C0D4" w:sz="4"/>
+              <w:left w:val="single" w:color="B8C0D4" w:sz="4"/>
+              <w:bottom w:val="single" w:color="B8C0D4" w:sz="4"/>
+              <w:right w:val="single" w:color="B8C0D4" w:sz="4"/>
+            </w:tcBorders>
+            <w:tcMar>
+              <w:top w:type="dxa" w:w="70"/>
+              <w:left w:type="dxa" w:w="110"/>
+              <w:bottom w:type="dxa" w:w="70"/>
+              <w:right w:type="dxa" w:w="110"/>
+            </w:tcMar>
+          </w:tcPr>
+          <w:p>
+            <w:r>
+              <w:rPr>
+                <w:rFonts w:ascii="Calibri" w:cs="Calibri" w:eastAsia="Calibri" w:hAnsi="Calibri"/>
+                <w:b w:val="false"/>
+                <w:bCs w:val="false"/>
+                <w:sz w:val="19"/>
+                <w:szCs w:val="19"/>
+              </w:rPr>
+              <w:t xml:space="preserve">Staff enquiries inbox with status, notes and CSV export</w:t>
+            </w:r>
+          </w:p>
+        </w:tc>
+        <w:tc>
+          <w:tcPr>
+            <w:tcW w:type="dxa" w:w="1752"/>
+            <w:tcBorders>
+              <w:top w:val="single" w:color="B8C0D4" w:sz="4"/>
+              <w:left w:val="single" w:color="B8C0D4" w:sz="4"/>
+              <w:bottom w:val="single" w:color="B8C0D4" w:sz="4"/>
+              <w:right w:val="single" w:color="B8C0D4" w:sz="4"/>
+            </w:tcBorders>
+            <w:tcMar>
+              <w:top w:type="dxa" w:w="70"/>
+              <w:left w:type="dxa" w:w="110"/>
+              <w:bottom w:type="dxa" w:w="70"/>
+              <w:right w:type="dxa" w:w="110"/>
+            </w:tcMar>
+          </w:tcPr>
+          <w:p>
+            <w:r>
+              <w:rPr>
+                <w:rFonts w:ascii="Calibri" w:cs="Calibri" w:eastAsia="Calibri" w:hAnsi="Calibri"/>
+                <w:b w:val="false"/>
+                <w:bCs w:val="false"/>
+                <w:sz w:val="19"/>
+                <w:szCs w:val="19"/>
+              </w:rPr>
+              <w:t xml:space="preserve">Built</w:t>
+            </w:r>
+          </w:p>
+        </w:tc>
+      </w:tr>
+      <w:tr>
+        <w:trPr>
+          <w:tblHeader w:val="false"/>
+        </w:trPr>
+        <w:tc>
+          <w:tcPr>
+            <w:tcW w:type="dxa" w:w="7886"/>
+            <w:tcBorders>
+              <w:top w:val="single" w:color="B8C0D4" w:sz="4"/>
+              <w:left w:val="single" w:color="B8C0D4" w:sz="4"/>
+              <w:bottom w:val="single" w:color="B8C0D4" w:sz="4"/>
+              <w:right w:val="single" w:color="B8C0D4" w:sz="4"/>
+            </w:tcBorders>
+            <w:tcMar>
+              <w:top w:type="dxa" w:w="70"/>
+              <w:left w:type="dxa" w:w="110"/>
+              <w:bottom w:type="dxa" w:w="70"/>
+              <w:right w:type="dxa" w:w="110"/>
+            </w:tcMar>
+          </w:tcPr>
+          <w:p>
+            <w:r>
+              <w:rPr>
+                <w:rFonts w:ascii="Calibri" w:cs="Calibri" w:eastAsia="Calibri" w:hAnsi="Calibri"/>
+                <w:b w:val="false"/>
+                <w:bCs w:val="false"/>
+                <w:sz w:val="19"/>
+                <w:szCs w:val="19"/>
+              </w:rPr>
+              <w:t xml:space="preserve">Passwordless sign-in (single-use hashed links), revocable sessions, CSRF defence</w:t>
+            </w:r>
+          </w:p>
+        </w:tc>
+        <w:tc>
+          <w:tcPr>
+            <w:tcW w:type="dxa" w:w="1752"/>
+            <w:tcBorders>
+              <w:top w:val="single" w:color="B8C0D4" w:sz="4"/>
+              <w:left w:val="single" w:color="B8C0D4" w:sz="4"/>
+              <w:bottom w:val="single" w:color="B8C0D4" w:sz="4"/>
+              <w:right w:val="single" w:color="B8C0D4" w:sz="4"/>
+            </w:tcBorders>
+            <w:tcMar>
+              <w:top w:type="dxa" w:w="70"/>
+              <w:left w:type="dxa" w:w="110"/>
+              <w:bottom w:type="dxa" w:w="70"/>
+              <w:right w:type="dxa" w:w="110"/>
+            </w:tcMar>
+          </w:tcPr>
+          <w:p>
+            <w:r>
+              <w:rPr>
+                <w:rFonts w:ascii="Calibri" w:cs="Calibri" w:eastAsia="Calibri" w:hAnsi="Calibri"/>
+                <w:b w:val="false"/>
+                <w:bCs w:val="false"/>
+                <w:sz w:val="19"/>
+                <w:szCs w:val="19"/>
+              </w:rPr>
+              <w:t xml:space="preserve">Built</w:t>
+            </w:r>
+          </w:p>
+        </w:tc>
+      </w:tr>
+      <w:tr>
+        <w:trPr>
+          <w:tblHeader w:val="false"/>
+        </w:trPr>
+        <w:tc>
+          <w:tcPr>
+            <w:tcW w:type="dxa" w:w="7886"/>
+            <w:tcBorders>
+              <w:top w:val="single" w:color="B8C0D4" w:sz="4"/>
+              <w:left w:val="single" w:color="B8C0D4" w:sz="4"/>
+              <w:bottom w:val="single" w:color="B8C0D4" w:sz="4"/>
+              <w:right w:val="single" w:color="B8C0D4" w:sz="4"/>
+            </w:tcBorders>
+            <w:tcMar>
+              <w:top w:type="dxa" w:w="70"/>
+              <w:left w:type="dxa" w:w="110"/>
+              <w:bottom w:type="dxa" w:w="70"/>
+              <w:right w:type="dxa" w:w="110"/>
+            </w:tcMar>
+          </w:tcPr>
+          <w:p>
+            <w:r>
+              <w:rPr>
+                <w:rFonts w:ascii="Calibri" w:cs="Calibri" w:eastAsia="Calibri" w:hAnsi="Calibri"/>
+                <w:b w:val="false"/>
+                <w:bCs w:val="false"/>
+                <w:sz w:val="19"/>
+                <w:szCs w:val="19"/>
+              </w:rPr>
+              <w:t xml:space="preserve">Organisations, roles, invitations, tenant isolation</w:t>
+            </w:r>
+          </w:p>
+        </w:tc>
+        <w:tc>
+          <w:tcPr>
+            <w:tcW w:type="dxa" w:w="1752"/>
+            <w:tcBorders>
+              <w:top w:val="single" w:color="B8C0D4" w:sz="4"/>
+              <w:left w:val="single" w:color="B8C0D4" w:sz="4"/>
+              <w:bottom w:val="single" w:color="B8C0D4" w:sz="4"/>
+              <w:right w:val="single" w:color="B8C0D4" w:sz="4"/>
+            </w:tcBorders>
+            <w:tcMar>
+              <w:top w:type="dxa" w:w="70"/>
+              <w:left w:type="dxa" w:w="110"/>
+              <w:bottom w:type="dxa" w:w="70"/>
+              <w:right w:type="dxa" w:w="110"/>
+            </w:tcMar>
+          </w:tcPr>
+          <w:p>
+            <w:r>
+              <w:rPr>
+                <w:rFonts w:ascii="Calibri" w:cs="Calibri" w:eastAsia="Calibri" w:hAnsi="Calibri"/>
+                <w:b w:val="false"/>
+                <w:bCs w:val="false"/>
+                <w:sz w:val="19"/>
+                <w:szCs w:val="19"/>
+              </w:rPr>
+              <w:t xml:space="preserve">Built</w:t>
+            </w:r>
+          </w:p>
+        </w:tc>
+      </w:tr>
+      <w:tr>
+        <w:trPr>
+          <w:tblHeader w:val="false"/>
+        </w:trPr>
+        <w:tc>
+          <w:tcPr>
+            <w:tcW w:type="dxa" w:w="7886"/>
+            <w:tcBorders>
+              <w:top w:val="single" w:color="B8C0D4" w:sz="4"/>
+              <w:left w:val="single" w:color="B8C0D4" w:sz="4"/>
+              <w:bottom w:val="single" w:color="B8C0D4" w:sz="4"/>
+              <w:right w:val="single" w:color="B8C0D4" w:sz="4"/>
+            </w:tcBorders>
+            <w:tcMar>
+              <w:top w:type="dxa" w:w="70"/>
+              <w:left w:type="dxa" w:w="110"/>
+              <w:bottom w:type="dxa" w:w="70"/>
+              <w:right w:type="dxa" w:w="110"/>
+            </w:tcMar>
+          </w:tcPr>
+          <w:p>
+            <w:r>
+              <w:rPr>
+                <w:rFonts w:ascii="Calibri" w:cs="Calibri" w:eastAsia="Calibri" w:hAnsi="Calibri"/>
+                <w:b w:val="false"/>
+                <w:bCs w:val="false"/>
+                <w:sz w:val="19"/>
+                <w:szCs w:val="19"/>
+              </w:rPr>
+              <w:t xml:space="preserve">Portal: projects, requests, approvals, comments, file attachments, activity feed</w:t>
+            </w:r>
+          </w:p>
+        </w:tc>
+        <w:tc>
+          <w:tcPr>
+            <w:tcW w:type="dxa" w:w="1752"/>
+            <w:tcBorders>
+              <w:top w:val="single" w:color="B8C0D4" w:sz="4"/>
+              <w:left w:val="single" w:color="B8C0D4" w:sz="4"/>
+              <w:bottom w:val="single" w:color="B8C0D4" w:sz="4"/>
+              <w:right w:val="single" w:color="B8C0D4" w:sz="4"/>
+            </w:tcBorders>
+            <w:tcMar>
+              <w:top w:type="dxa" w:w="70"/>
+              <w:left w:type="dxa" w:w="110"/>
+              <w:bottom w:type="dxa" w:w="70"/>
+              <w:right w:type="dxa" w:w="110"/>
+            </w:tcMar>
+          </w:tcPr>
+          <w:p>
+            <w:r>
+              <w:rPr>
+                <w:rFonts w:ascii="Calibri" w:cs="Calibri" w:eastAsia="Calibri" w:hAnsi="Calibri"/>
+                <w:b w:val="false"/>
+                <w:bCs w:val="false"/>
+                <w:sz w:val="19"/>
+                <w:szCs w:val="19"/>
+              </w:rPr>
+              <w:t xml:space="preserve">Built</w:t>
+            </w:r>
+          </w:p>
+        </w:tc>
+      </w:tr>
+      <w:tr>
+        <w:trPr>
+          <w:tblHeader w:val="false"/>
+        </w:trPr>
+        <w:tc>
+          <w:tcPr>
+            <w:tcW w:type="dxa" w:w="7886"/>
+            <w:tcBorders>
+              <w:top w:val="single" w:color="B8C0D4" w:sz="4"/>
+              <w:left w:val="single" w:color="B8C0D4" w:sz="4"/>
+              <w:bottom w:val="single" w:color="B8C0D4" w:sz="4"/>
+              <w:right w:val="single" w:color="B8C0D4" w:sz="4"/>
+            </w:tcBorders>
+            <w:tcMar>
+              <w:top w:type="dxa" w:w="70"/>
+              <w:left w:type="dxa" w:w="110"/>
+              <w:bottom w:type="dxa" w:w="70"/>
+              <w:right w:type="dxa" w:w="110"/>
+            </w:tcMar>
+          </w:tcPr>
+          <w:p>
+            <w:r>
+              <w:rPr>
+                <w:rFonts w:ascii="Calibri" w:cs="Calibri" w:eastAsia="Calibri" w:hAnsi="Calibri"/>
+                <w:b w:val="false"/>
+                <w:bCs w:val="false"/>
+                <w:sz w:val="19"/>
+                <w:szCs w:val="19"/>
+              </w:rPr>
+              <w:t xml:space="preserve">Site content API with admin editing</w:t>
+            </w:r>
+          </w:p>
+        </w:tc>
+        <w:tc>
+          <w:tcPr>
+            <w:tcW w:type="dxa" w:w="1752"/>
+            <w:tcBorders>
+              <w:top w:val="single" w:color="B8C0D4" w:sz="4"/>
+              <w:left w:val="single" w:color="B8C0D4" w:sz="4"/>
+              <w:bottom w:val="single" w:color="B8C0D4" w:sz="4"/>
+              <w:right w:val="single" w:color="B8C0D4" w:sz="4"/>
+            </w:tcBorders>
+            <w:tcMar>
+              <w:top w:type="dxa" w:w="70"/>
+              <w:left w:type="dxa" w:w="110"/>
+              <w:bottom w:type="dxa" w:w="70"/>
+              <w:right w:type="dxa" w:w="110"/>
+            </w:tcMar>
+          </w:tcPr>
+          <w:p>
+            <w:r>
+              <w:rPr>
+                <w:rFonts w:ascii="Calibri" w:cs="Calibri" w:eastAsia="Calibri" w:hAnsi="Calibri"/>
+                <w:b w:val="false"/>
+                <w:bCs w:val="false"/>
+                <w:sz w:val="19"/>
+                <w:szCs w:val="19"/>
+              </w:rPr>
+              <w:t xml:space="preserve">Built</w:t>
+            </w:r>
+          </w:p>
+        </w:tc>
+      </w:tr>
+      <w:tr>
+        <w:trPr>
+          <w:tblHeader w:val="false"/>
+        </w:trPr>
+        <w:tc>
+          <w:tcPr>
+            <w:tcW w:type="dxa" w:w="7886"/>
+            <w:tcBorders>
+              <w:top w:val="single" w:color="B8C0D4" w:sz="4"/>
+              <w:left w:val="single" w:color="B8C0D4" w:sz="4"/>
+              <w:bottom w:val="single" w:color="B8C0D4" w:sz="4"/>
+              <w:right w:val="single" w:color="B8C0D4" w:sz="4"/>
+            </w:tcBorders>
+            <w:tcMar>
+              <w:top w:type="dxa" w:w="70"/>
+              <w:left w:type="dxa" w:w="110"/>
+              <w:bottom w:type="dxa" w:w="70"/>
+              <w:right w:type="dxa" w:w="110"/>
+            </w:tcMar>
+          </w:tcPr>
+          <w:p>
+            <w:r>
+              <w:rPr>
+                <w:rFonts w:ascii="Calibri" w:cs="Calibri" w:eastAsia="Calibri" w:hAnsi="Calibri"/>
+                <w:b w:val="false"/>
+                <w:bCs w:val="false"/>
+                <w:sz w:val="19"/>
+                <w:szCs w:val="19"/>
+              </w:rPr>
+              <w:t xml:space="preserve">Admin: staff and user management, audit log, overview</w:t>
+            </w:r>
+          </w:p>
+        </w:tc>
+        <w:tc>
+          <w:tcPr>
+            <w:tcW w:type="dxa" w:w="1752"/>
+            <w:tcBorders>
+              <w:top w:val="single" w:color="B8C0D4" w:sz="4"/>
+              <w:left w:val="single" w:color="B8C0D4" w:sz="4"/>
+              <w:bottom w:val="single" w:color="B8C0D4" w:sz="4"/>
+              <w:right w:val="single" w:color="B8C0D4" w:sz="4"/>
+            </w:tcBorders>
+            <w:tcMar>
+              <w:top w:type="dxa" w:w="70"/>
+              <w:left w:type="dxa" w:w="110"/>
+              <w:bottom w:type="dxa" w:w="70"/>
+              <w:right w:type="dxa" w:w="110"/>
+            </w:tcMar>
+          </w:tcPr>
+          <w:p>
+            <w:r>
+              <w:rPr>
+                <w:rFonts w:ascii="Calibri" w:cs="Calibri" w:eastAsia="Calibri" w:hAnsi="Calibri"/>
+                <w:b w:val="false"/>
+                <w:bCs w:val="false"/>
+                <w:sz w:val="19"/>
+                <w:szCs w:val="19"/>
+              </w:rPr>
+              <w:t xml:space="preserve">Built</w:t>
+            </w:r>
+          </w:p>
+        </w:tc>
+      </w:tr>
+      <w:tr>
+        <w:trPr>
+          <w:tblHeader w:val="false"/>
+        </w:trPr>
+        <w:tc>
+          <w:tcPr>
+            <w:tcW w:type="dxa" w:w="7886"/>
+            <w:tcBorders>
+              <w:top w:val="single" w:color="B8C0D4" w:sz="4"/>
+              <w:left w:val="single" w:color="B8C0D4" w:sz="4"/>
+              <w:bottom w:val="single" w:color="B8C0D4" w:sz="4"/>
+              <w:right w:val="single" w:color="B8C0D4" w:sz="4"/>
+            </w:tcBorders>
+            <w:tcMar>
+              <w:top w:type="dxa" w:w="70"/>
+              <w:left w:type="dxa" w:w="110"/>
+              <w:bottom w:type="dxa" w:w="70"/>
+              <w:right w:type="dxa" w:w="110"/>
+            </w:tcMar>
+          </w:tcPr>
+          <w:p>
+            <w:r>
+              <w:rPr>
+                <w:rFonts w:ascii="Calibri" w:cs="Calibri" w:eastAsia="Calibri" w:hAnsi="Calibri"/>
+                <w:b w:val="false"/>
+                <w:bCs w:val="false"/>
+                <w:sz w:val="19"/>
+                <w:szCs w:val="19"/>
+              </w:rPr>
+              <w:t xml:space="preserve">Single sign-on tokens (5 minutes, signed) and public key endpoint for the two products</w:t>
+            </w:r>
+          </w:p>
+        </w:tc>
+        <w:tc>
+          <w:tcPr>
+            <w:tcW w:type="dxa" w:w="1752"/>
+            <w:tcBorders>
+              <w:top w:val="single" w:color="B8C0D4" w:sz="4"/>
+              <w:left w:val="single" w:color="B8C0D4" w:sz="4"/>
+              <w:bottom w:val="single" w:color="B8C0D4" w:sz="4"/>
+              <w:right w:val="single" w:color="B8C0D4" w:sz="4"/>
+            </w:tcBorders>
+            <w:tcMar>
+              <w:top w:type="dxa" w:w="70"/>
+              <w:left w:type="dxa" w:w="110"/>
+              <w:bottom w:type="dxa" w:w="70"/>
+              <w:right w:type="dxa" w:w="110"/>
+            </w:tcMar>
+          </w:tcPr>
+          <w:p>
+            <w:r>
+              <w:rPr>
+                <w:rFonts w:ascii="Calibri" w:cs="Calibri" w:eastAsia="Calibri" w:hAnsi="Calibri"/>
+                <w:b w:val="false"/>
+                <w:bCs w:val="false"/>
+                <w:sz w:val="19"/>
+                <w:szCs w:val="19"/>
+              </w:rPr>
+              <w:t xml:space="preserve">Built</w:t>
+            </w:r>
+          </w:p>
+        </w:tc>
+      </w:tr>
+      <w:tr>
+        <w:trPr>
+          <w:tblHeader w:val="false"/>
+        </w:trPr>
+        <w:tc>
+          <w:tcPr>
+            <w:tcW w:type="dxa" w:w="7886"/>
+            <w:tcBorders>
+              <w:top w:val="single" w:color="B8C0D4" w:sz="4"/>
+              <w:left w:val="single" w:color="B8C0D4" w:sz="4"/>
+              <w:bottom w:val="single" w:color="B8C0D4" w:sz="4"/>
+              <w:right w:val="single" w:color="B8C0D4" w:sz="4"/>
+            </w:tcBorders>
+            <w:tcMar>
+              <w:top w:type="dxa" w:w="70"/>
+              <w:left w:type="dxa" w:w="110"/>
+              <w:bottom w:type="dxa" w:w="70"/>
+              <w:right w:type="dxa" w:w="110"/>
+            </w:tcMar>
+          </w:tcPr>
+          <w:p>
+            <w:r>
+              <w:rPr>
+                <w:rFonts w:ascii="Calibri" w:cs="Calibri" w:eastAsia="Calibri" w:hAnsi="Calibri"/>
+                <w:b w:val="false"/>
+                <w:bCs w:val="false"/>
+                <w:sz w:val="19"/>
+                <w:szCs w:val="19"/>
+              </w:rPr>
+              <w:t xml:space="preserve">Reliable email and chat sending with retries; scheduled cleanup and data retention</w:t>
+            </w:r>
+          </w:p>
+        </w:tc>
+        <w:tc>
+          <w:tcPr>
+            <w:tcW w:type="dxa" w:w="1752"/>
+            <w:tcBorders>
+              <w:top w:val="single" w:color="B8C0D4" w:sz="4"/>
+              <w:left w:val="single" w:color="B8C0D4" w:sz="4"/>
+              <w:bottom w:val="single" w:color="B8C0D4" w:sz="4"/>
+              <w:right w:val="single" w:color="B8C0D4" w:sz="4"/>
+            </w:tcBorders>
+            <w:tcMar>
+              <w:top w:type="dxa" w:w="70"/>
+              <w:left w:type="dxa" w:w="110"/>
+              <w:bottom w:type="dxa" w:w="70"/>
+              <w:right w:type="dxa" w:w="110"/>
+            </w:tcMar>
+          </w:tcPr>
+          <w:p>
+            <w:r>
+              <w:rPr>
+                <w:rFonts w:ascii="Calibri" w:cs="Calibri" w:eastAsia="Calibri" w:hAnsi="Calibri"/>
+                <w:b w:val="false"/>
+                <w:bCs w:val="false"/>
+                <w:sz w:val="19"/>
+                <w:szCs w:val="19"/>
+              </w:rPr>
+              <w:t xml:space="preserve">Built</w:t>
+            </w:r>
+          </w:p>
+        </w:tc>
+      </w:tr>
+      <w:tr>
+        <w:trPr>
+          <w:tblHeader w:val="false"/>
+        </w:trPr>
+        <w:tc>
+          <w:tcPr>
+            <w:tcW w:type="dxa" w:w="7886"/>
+            <w:tcBorders>
+              <w:top w:val="single" w:color="B8C0D4" w:sz="4"/>
+              <w:left w:val="single" w:color="B8C0D4" w:sz="4"/>
+              <w:bottom w:val="single" w:color="B8C0D4" w:sz="4"/>
+              <w:right w:val="single" w:color="B8C0D4" w:sz="4"/>
+            </w:tcBorders>
+            <w:tcMar>
+              <w:top w:type="dxa" w:w="70"/>
+              <w:left w:type="dxa" w:w="110"/>
+              <w:bottom w:type="dxa" w:w="70"/>
+              <w:right w:type="dxa" w:w="110"/>
+            </w:tcMar>
+          </w:tcPr>
+          <w:p>
+            <w:r>
+              <w:rPr>
+                <w:rFonts w:ascii="Calibri" w:cs="Calibri" w:eastAsia="Calibri" w:hAnsi="Calibri"/>
+                <w:b w:val="false"/>
+                <w:bCs w:val="false"/>
+                <w:sz w:val="19"/>
+                <w:szCs w:val="19"/>
+              </w:rPr>
+              <w:t xml:space="preserve">Database migrations, indexes checked by a test, CI, weekly security check</w:t>
+            </w:r>
+          </w:p>
+        </w:tc>
+        <w:tc>
+          <w:tcPr>
+            <w:tcW w:type="dxa" w:w="1752"/>
+            <w:tcBorders>
+              <w:top w:val="single" w:color="B8C0D4" w:sz="4"/>
+              <w:left w:val="single" w:color="B8C0D4" w:sz="4"/>
+              <w:bottom w:val="single" w:color="B8C0D4" w:sz="4"/>
+              <w:right w:val="single" w:color="B8C0D4" w:sz="4"/>
+            </w:tcBorders>
+            <w:tcMar>
+              <w:top w:type="dxa" w:w="70"/>
+              <w:left w:type="dxa" w:w="110"/>
+              <w:bottom w:type="dxa" w:w="70"/>
+              <w:right w:type="dxa" w:w="110"/>
+            </w:tcMar>
+          </w:tcPr>
+          <w:p>
+            <w:r>
+              <w:rPr>
+                <w:rFonts w:ascii="Calibri" w:cs="Calibri" w:eastAsia="Calibri" w:hAnsi="Calibri"/>
+                <w:b w:val="false"/>
+                <w:bCs w:val="false"/>
+                <w:sz w:val="19"/>
+                <w:szCs w:val="19"/>
+              </w:rPr>
+              <w:t xml:space="preserve">Built</w:t>
+            </w:r>
+          </w:p>
+        </w:tc>
+      </w:tr>
+    </w:tbl>
+    <w:p>
+      <w:pPr>
+        <w:spacing w:after="80"/>
+      </w:pPr>
+    </w:p>
+    <w:tbl>
+      <w:tblPr>
+        <w:tblW w:type="dxa" w:w="9638"/>
+        <w:tblBorders>
+          <w:top w:val="single" w:color="auto" w:sz="4"/>
+          <w:left w:val="single" w:color="auto" w:sz="4"/>
+          <w:bottom w:val="single" w:color="auto" w:sz="4"/>
+          <w:right w:val="single" w:color="auto" w:sz="4"/>
+          <w:insideH w:val="single" w:color="auto" w:sz="4"/>
+          <w:insideV w:val="single" w:color="auto" w:sz="4"/>
+        </w:tblBorders>
+      </w:tblPr>
+      <w:tblGrid>
+        <w:gridCol w:w="5190"/>
+        <w:gridCol w:w="4448"/>
+      </w:tblGrid>
+      <w:tr>
+        <w:trPr>
+          <w:tblHeader/>
+        </w:trPr>
+        <w:tc>
+          <w:tcPr>
+            <w:tcW w:type="dxa" w:w="5190"/>
+            <w:tcBorders>
+              <w:top w:val="single" w:color="B8C0D4" w:sz="4"/>
+              <w:left w:val="single" w:color="B8C0D4" w:sz="4"/>
+              <w:bottom w:val="single" w:color="B8C0D4" w:sz="4"/>
+              <w:right w:val="single" w:color="B8C0D4" w:sz="4"/>
+            </w:tcBorders>
+            <w:shd w:fill="E3E9FF" w:color="auto" w:val="clear"/>
+            <w:tcMar>
+              <w:top w:type="dxa" w:w="70"/>
+              <w:left w:type="dxa" w:w="110"/>
+              <w:bottom w:type="dxa" w:w="70"/>
+              <w:right w:type="dxa" w:w="110"/>
+            </w:tcMar>
+          </w:tcPr>
+          <w:p>
+            <w:r>
+              <w:rPr>
+                <w:rFonts w:ascii="Calibri" w:cs="Calibri" w:eastAsia="Calibri" w:hAnsi="Calibri"/>
+                <w:b/>
+                <w:bCs/>
+                <w:sz w:val="19"/>
+                <w:szCs w:val="19"/>
+              </w:rPr>
+              <w:t xml:space="preserve">Not built yet</w:t>
+            </w:r>
+          </w:p>
+        </w:tc>
+        <w:tc>
+          <w:tcPr>
+            <w:tcW w:type="dxa" w:w="4448"/>
+            <w:tcBorders>
+              <w:top w:val="single" w:color="B8C0D4" w:sz="4"/>
+              <w:left w:val="single" w:color="B8C0D4" w:sz="4"/>
+              <w:bottom w:val="single" w:color="B8C0D4" w:sz="4"/>
+              <w:right w:val="single" w:color="B8C0D4" w:sz="4"/>
+            </w:tcBorders>
+            <w:shd w:fill="E3E9FF" w:color="auto" w:val="clear"/>
+            <w:tcMar>
+              <w:top w:type="dxa" w:w="70"/>
+              <w:left w:type="dxa" w:w="110"/>
+              <w:bottom w:type="dxa" w:w="70"/>
+              <w:right w:type="dxa" w:w="110"/>
+            </w:tcMar>
+          </w:tcPr>
+          <w:p>
+            <w:r>
+              <w:rPr>
+                <w:rFonts w:ascii="Calibri" w:cs="Calibri" w:eastAsia="Calibri" w:hAnsi="Calibri"/>
+                <w:b/>
+                <w:bCs/>
+                <w:sz w:val="19"/>
+                <w:szCs w:val="19"/>
+              </w:rPr>
+              <w:t xml:space="preserve">Why it matters</w:t>
+            </w:r>
+          </w:p>
+        </w:tc>
+      </w:tr>
+      <w:tr>
+        <w:trPr>
+          <w:tblHeader w:val="false"/>
+        </w:trPr>
+        <w:tc>
+          <w:tcPr>
+            <w:tcW w:type="dxa" w:w="5190"/>
+            <w:tcBorders>
+              <w:top w:val="single" w:color="B8C0D4" w:sz="4"/>
+              <w:left w:val="single" w:color="B8C0D4" w:sz="4"/>
+              <w:bottom w:val="single" w:color="B8C0D4" w:sz="4"/>
+              <w:right w:val="single" w:color="B8C0D4" w:sz="4"/>
+            </w:tcBorders>
+            <w:tcMar>
+              <w:top w:type="dxa" w:w="70"/>
+              <w:left w:type="dxa" w:w="110"/>
+              <w:bottom w:type="dxa" w:w="70"/>
+              <w:right w:type="dxa" w:w="110"/>
+            </w:tcMar>
+          </w:tcPr>
+          <w:p>
+            <w:r>
+              <w:rPr>
+                <w:rFonts w:ascii="Calibri" w:cs="Calibri" w:eastAsia="Calibri" w:hAnsi="Calibri"/>
+                <w:b w:val="false"/>
+                <w:bCs w:val="false"/>
+                <w:sz w:val="19"/>
+                <w:szCs w:val="19"/>
+              </w:rPr>
+              <w:t xml:space="preserve">Second factor for staff (passkeys or authenticator app)</w:t>
+            </w:r>
+          </w:p>
+        </w:tc>
+        <w:tc>
+          <w:tcPr>
+            <w:tcW w:type="dxa" w:w="4448"/>
+            <w:tcBorders>
+              <w:top w:val="single" w:color="B8C0D4" w:sz="4"/>
+              <w:left w:val="single" w:color="B8C0D4" w:sz="4"/>
+              <w:bottom w:val="single" w:color="B8C0D4" w:sz="4"/>
+              <w:right w:val="single" w:color="B8C0D4" w:sz="4"/>
+            </w:tcBorders>
+            <w:tcMar>
+              <w:top w:type="dxa" w:w="70"/>
+              <w:left w:type="dxa" w:w="110"/>
+              <w:bottom w:type="dxa" w:w="70"/>
+              <w:right w:type="dxa" w:w="110"/>
+            </w:tcMar>
+          </w:tcPr>
+          <w:p>
+            <w:r>
+              <w:rPr>
+                <w:rFonts w:ascii="Calibri" w:cs="Calibri" w:eastAsia="Calibri" w:hAnsi="Calibri"/>
+                <w:b w:val="false"/>
+                <w:bCs w:val="false"/>
+                <w:sz w:val="19"/>
+                <w:szCs w:val="19"/>
+              </w:rPr>
+              <w:t xml:space="preserve">A stolen mailbox is currently enough to become a staff admin</w:t>
+            </w:r>
+          </w:p>
+        </w:tc>
+      </w:tr>
+      <w:tr>
+        <w:trPr>
+          <w:tblHeader w:val="false"/>
+        </w:trPr>
+        <w:tc>
+          <w:tcPr>
+            <w:tcW w:type="dxa" w:w="5190"/>
+            <w:tcBorders>
+              <w:top w:val="single" w:color="B8C0D4" w:sz="4"/>
+              <w:left w:val="single" w:color="B8C0D4" w:sz="4"/>
+              <w:bottom w:val="single" w:color="B8C0D4" w:sz="4"/>
+              <w:right w:val="single" w:color="B8C0D4" w:sz="4"/>
+            </w:tcBorders>
+            <w:tcMar>
+              <w:top w:type="dxa" w:w="70"/>
+              <w:left w:type="dxa" w:w="110"/>
+              <w:bottom w:type="dxa" w:w="70"/>
+              <w:right w:type="dxa" w:w="110"/>
+            </w:tcMar>
+          </w:tcPr>
+          <w:p>
+            <w:r>
+              <w:rPr>
+                <w:rFonts w:ascii="Calibri" w:cs="Calibri" w:eastAsia="Calibri" w:hAnsi="Calibri"/>
+                <w:b w:val="false"/>
+                <w:bCs w:val="false"/>
+                <w:sz w:val="19"/>
+                <w:szCs w:val="19"/>
+              </w:rPr>
+              <w:t xml:space="preserve">Virus scanning of uploaded files</w:t>
+            </w:r>
+          </w:p>
+        </w:tc>
+        <w:tc>
+          <w:tcPr>
+            <w:tcW w:type="dxa" w:w="4448"/>
+            <w:tcBorders>
+              <w:top w:val="single" w:color="B8C0D4" w:sz="4"/>
+              <w:left w:val="single" w:color="B8C0D4" w:sz="4"/>
+              <w:bottom w:val="single" w:color="B8C0D4" w:sz="4"/>
+              <w:right w:val="single" w:color="B8C0D4" w:sz="4"/>
+            </w:tcBorders>
+            <w:tcMar>
+              <w:top w:type="dxa" w:w="70"/>
+              <w:left w:type="dxa" w:w="110"/>
+              <w:bottom w:type="dxa" w:w="70"/>
+              <w:right w:type="dxa" w:w="110"/>
+            </w:tcMar>
+          </w:tcPr>
+          <w:p>
+            <w:r>
+              <w:rPr>
+                <w:rFonts w:ascii="Calibri" w:cs="Calibri" w:eastAsia="Calibri" w:hAnsi="Calibri"/>
+                <w:b w:val="false"/>
+                <w:bCs w:val="false"/>
+                <w:sz w:val="19"/>
+                <w:szCs w:val="19"/>
+              </w:rPr>
+              <w:t xml:space="preserve">Office documents can carry macros</w:t>
+            </w:r>
+          </w:p>
+        </w:tc>
+      </w:tr>
+      <w:tr>
+        <w:trPr>
+          <w:tblHeader w:val="false"/>
+        </w:trPr>
+        <w:tc>
+          <w:tcPr>
+            <w:tcW w:type="dxa" w:w="5190"/>
+            <w:tcBorders>
+              <w:top w:val="single" w:color="B8C0D4" w:sz="4"/>
+              <w:left w:val="single" w:color="B8C0D4" w:sz="4"/>
+              <w:bottom w:val="single" w:color="B8C0D4" w:sz="4"/>
+              <w:right w:val="single" w:color="B8C0D4" w:sz="4"/>
+            </w:tcBorders>
+            <w:tcMar>
+              <w:top w:type="dxa" w:w="70"/>
+              <w:left w:type="dxa" w:w="110"/>
+              <w:bottom w:type="dxa" w:w="70"/>
+              <w:right w:type="dxa" w:w="110"/>
+            </w:tcMar>
+          </w:tcPr>
+          <w:p>
+            <w:r>
+              <w:rPr>
+                <w:rFonts w:ascii="Calibri" w:cs="Calibri" w:eastAsia="Calibri" w:hAnsi="Calibri"/>
+                <w:b w:val="false"/>
+                <w:bCs w:val="false"/>
+                <w:sz w:val="19"/>
+                <w:szCs w:val="19"/>
+              </w:rPr>
+              <w:t xml:space="preserve">Production deployment, monitoring and alerts</w:t>
+            </w:r>
+          </w:p>
+        </w:tc>
+        <w:tc>
+          <w:tcPr>
+            <w:tcW w:type="dxa" w:w="4448"/>
+            <w:tcBorders>
+              <w:top w:val="single" w:color="B8C0D4" w:sz="4"/>
+              <w:left w:val="single" w:color="B8C0D4" w:sz="4"/>
+              <w:bottom w:val="single" w:color="B8C0D4" w:sz="4"/>
+              <w:right w:val="single" w:color="B8C0D4" w:sz="4"/>
+            </w:tcBorders>
+            <w:tcMar>
+              <w:top w:type="dxa" w:w="70"/>
+              <w:left w:type="dxa" w:w="110"/>
+              <w:bottom w:type="dxa" w:w="70"/>
+              <w:right w:type="dxa" w:w="110"/>
+            </w:tcMar>
+          </w:tcPr>
+          <w:p>
+            <w:r>
+              <w:rPr>
+                <w:rFonts w:ascii="Calibri" w:cs="Calibri" w:eastAsia="Calibri" w:hAnsi="Calibri"/>
+                <w:b w:val="false"/>
+                <w:bCs w:val="false"/>
+                <w:sz w:val="19"/>
+                <w:szCs w:val="19"/>
+              </w:rPr>
+              <w:t xml:space="preserve">Nothing is live until the Cloudflare setup is done (checklist in Security/)</w:t>
+            </w:r>
+          </w:p>
+        </w:tc>
+      </w:tr>
+      <w:tr>
+        <w:trPr>
+          <w:tblHeader w:val="false"/>
+        </w:trPr>
+        <w:tc>
+          <w:tcPr>
+            <w:tcW w:type="dxa" w:w="5190"/>
+            <w:tcBorders>
+              <w:top w:val="single" w:color="B8C0D4" w:sz="4"/>
+              <w:left w:val="single" w:color="B8C0D4" w:sz="4"/>
+              <w:bottom w:val="single" w:color="B8C0D4" w:sz="4"/>
+              <w:right w:val="single" w:color="B8C0D4" w:sz="4"/>
+            </w:tcBorders>
+            <w:tcMar>
+              <w:top w:type="dxa" w:w="70"/>
+              <w:left w:type="dxa" w:w="110"/>
+              <w:bottom w:type="dxa" w:w="70"/>
+              <w:right w:type="dxa" w:w="110"/>
+            </w:tcMar>
+          </w:tcPr>
+          <w:p>
+            <w:r>
+              <w:rPr>
+                <w:rFonts w:ascii="Calibri" w:cs="Calibri" w:eastAsia="Calibri" w:hAnsi="Calibri"/>
+                <w:b w:val="false"/>
+                <w:bCs w:val="false"/>
+                <w:sz w:val="19"/>
+                <w:szCs w:val="19"/>
+              </w:rPr>
+              <w:t xml:space="preserve">Machine-readable API description (OpenAPI)</w:t>
+            </w:r>
+          </w:p>
+        </w:tc>
+        <w:tc>
+          <w:tcPr>
+            <w:tcW w:type="dxa" w:w="4448"/>
+            <w:tcBorders>
+              <w:top w:val="single" w:color="B8C0D4" w:sz="4"/>
+              <w:left w:val="single" w:color="B8C0D4" w:sz="4"/>
+              <w:bottom w:val="single" w:color="B8C0D4" w:sz="4"/>
+              <w:right w:val="single" w:color="B8C0D4" w:sz="4"/>
+            </w:tcBorders>
+            <w:tcMar>
+              <w:top w:type="dxa" w:w="70"/>
+              <w:left w:type="dxa" w:w="110"/>
+              <w:bottom w:type="dxa" w:w="70"/>
+              <w:right w:type="dxa" w:w="110"/>
+            </w:tcMar>
+          </w:tcPr>
+          <w:p>
+            <w:r>
+              <w:rPr>
+                <w:rFonts w:ascii="Calibri" w:cs="Calibri" w:eastAsia="Calibri" w:hAnsi="Calibri"/>
+                <w:b w:val="false"/>
+                <w:bCs w:val="false"/>
+                <w:sz w:val="19"/>
+                <w:szCs w:val="19"/>
+              </w:rPr>
+              <w:t xml:space="preserve">The API is documented by hand in Docs/API.md</w:t>
+            </w:r>
+          </w:p>
+        </w:tc>
+      </w:tr>
+      <w:tr>
+        <w:trPr>
+          <w:tblHeader w:val="false"/>
+        </w:trPr>
+        <w:tc>
+          <w:tcPr>
+            <w:tcW w:type="dxa" w:w="5190"/>
+            <w:tcBorders>
+              <w:top w:val="single" w:color="B8C0D4" w:sz="4"/>
+              <w:left w:val="single" w:color="B8C0D4" w:sz="4"/>
+              <w:bottom w:val="single" w:color="B8C0D4" w:sz="4"/>
+              <w:right w:val="single" w:color="B8C0D4" w:sz="4"/>
+            </w:tcBorders>
+            <w:tcMar>
+              <w:top w:type="dxa" w:w="70"/>
+              <w:left w:type="dxa" w:w="110"/>
+              <w:bottom w:type="dxa" w:w="70"/>
+              <w:right w:type="dxa" w:w="110"/>
+            </w:tcMar>
+          </w:tcPr>
+          <w:p>
+            <w:r>
+              <w:rPr>
+                <w:rFonts w:ascii="Calibri" w:cs="Calibri" w:eastAsia="Calibri" w:hAnsi="Calibri"/>
+                <w:b w:val="false"/>
+                <w:bCs w:val="false"/>
+                <w:sz w:val="19"/>
+                <w:szCs w:val="19"/>
+              </w:rPr>
+              <w:t xml:space="preserve">Data-subject export and deletion endpoints; nightly database export</w:t>
+            </w:r>
+          </w:p>
+        </w:tc>
+        <w:tc>
+          <w:tcPr>
+            <w:tcW w:type="dxa" w:w="4448"/>
+            <w:tcBorders>
+              <w:top w:val="single" w:color="B8C0D4" w:sz="4"/>
+              <w:left w:val="single" w:color="B8C0D4" w:sz="4"/>
+              <w:bottom w:val="single" w:color="B8C0D4" w:sz="4"/>
+              <w:right w:val="single" w:color="B8C0D4" w:sz="4"/>
+            </w:tcBorders>
+            <w:tcMar>
+              <w:top w:type="dxa" w:w="70"/>
+              <w:left w:type="dxa" w:w="110"/>
+              <w:bottom w:type="dxa" w:w="70"/>
+              <w:right w:type="dxa" w:w="110"/>
+            </w:tcMar>
+          </w:tcPr>
+          <w:p>
+            <w:r>
+              <w:rPr>
+                <w:rFonts w:ascii="Calibri" w:cs="Calibri" w:eastAsia="Calibri" w:hAnsi="Calibri"/>
+                <w:b w:val="false"/>
+                <w:bCs w:val="false"/>
+                <w:sz w:val="19"/>
+                <w:szCs w:val="19"/>
+              </w:rPr>
+              <w:t xml:space="preserve">Privacy and recovery processes</w:t>
+            </w:r>
+          </w:p>
+        </w:tc>
+      </w:tr>
+    </w:tbl>
+    <w:p>
+      <w:pPr>
+        <w:spacing w:after="80"/>
+      </w:pPr>
+    </w:p>
+    <w:p>
+      <w:pPr>
+        <w:spacing w:after="120"/>
+      </w:pPr>
+      <w:r>
+        <w:rPr>
+          <w:rFonts w:ascii="Calibri" w:cs="Calibri" w:eastAsia="Calibri" w:hAnsi="Calibri"/>
+          <w:sz w:val="21"/>
+          <w:szCs w:val="21"/>
+        </w:rPr>
+        <w:t xml:space="preserve">System context (as built):</w:t>
       </w:r>
     </w:p>
     <w:p>
@@ -3919,7 +4636,7 @@
           <wp:inline distT="0" distB="0" distL="0" distR="0">
             <wp:extent cx="5715000" cy="3971925"/>
             <wp:effectExtent t="0" r="0" b="0" l="0"/>
-            <wp:docPr id="1" name="ctx" descr="Target system context for Neuravic" title="Context diagram"/>
+            <wp:docPr id="1" name="ctx" descr="System context for Neuravic as built" title="Context diagram"/>
             <wp:cNvGraphicFramePr>
               <a:graphicFrameLocks xmlns:a="http://schemas.openxmlformats.org/drawingml/2006/main" noChangeAspect="1"/>
             </wp:cNvGraphicFramePr>
@@ -3963,7 +4680,7 @@
         <w:rPr>
           <w:rFonts w:ascii="Calibri" w:cs="Calibri" w:eastAsia="Calibri" w:hAnsi="Calibri"/>
         </w:rPr>
-        <w:t xml:space="preserve">6. Roadmap at a glance</w:t>
+        <w:t xml:space="preserve">6. Roadmap status</w:t>
       </w:r>
     </w:p>
     <w:tbl>
@@ -3979,9 +4696,9 @@
         </w:tblBorders>
       </w:tblPr>
       <w:tblGrid>
-        <w:gridCol w:w="2224"/>
-        <w:gridCol w:w="4448"/>
-        <w:gridCol w:w="2966"/>
+        <w:gridCol w:w="1928"/>
+        <w:gridCol w:w="5140"/>
+        <w:gridCol w:w="2570"/>
       </w:tblGrid>
       <w:tr>
         <w:trPr>
@@ -3989,7 +4706,7 @@
         </w:trPr>
         <w:tc>
           <w:tcPr>
-            <w:tcW w:type="dxa" w:w="2224"/>
+            <w:tcW w:type="dxa" w:w="1928"/>
             <w:tcBorders>
               <w:top w:val="single" w:color="B8C0D4" w:sz="4"/>
               <w:left w:val="single" w:color="B8C0D4" w:sz="4"/>
@@ -4019,7 +4736,7 @@
         </w:tc>
         <w:tc>
           <w:tcPr>
-            <w:tcW w:type="dxa" w:w="4448"/>
+            <w:tcW w:type="dxa" w:w="5140"/>
             <w:tcBorders>
               <w:top w:val="single" w:color="B8C0D4" w:sz="4"/>
               <w:left w:val="single" w:color="B8C0D4" w:sz="4"/>
@@ -4049,7 +4766,7 @@
         </w:tc>
         <w:tc>
           <w:tcPr>
-            <w:tcW w:type="dxa" w:w="2966"/>
+            <w:tcW w:type="dxa" w:w="2570"/>
             <w:tcBorders>
               <w:top w:val="single" w:color="B8C0D4" w:sz="4"/>
               <w:left w:val="single" w:color="B8C0D4" w:sz="4"/>
@@ -4073,7 +4790,7 @@
                 <w:sz w:val="19"/>
                 <w:szCs w:val="19"/>
               </w:rPr>
-              <w:t xml:space="preserve">Exit criteria</w:t>
+              <w:t xml:space="preserve">Status</w:t>
             </w:r>
           </w:p>
         </w:tc>
@@ -4084,7 +4801,7 @@
         </w:trPr>
         <w:tc>
           <w:tcPr>
-            <w:tcW w:type="dxa" w:w="2224"/>
+            <w:tcW w:type="dxa" w:w="1928"/>
             <w:tcBorders>
               <w:top w:val="single" w:color="B8C0D4" w:sz="4"/>
               <w:left w:val="single" w:color="B8C0D4" w:sz="4"/>
@@ -4113,59 +4830,59 @@
         </w:tc>
         <w:tc>
           <w:tcPr>
-            <w:tcW w:type="dxa" w:w="4448"/>
-            <w:tcBorders>
-              <w:top w:val="single" w:color="B8C0D4" w:sz="4"/>
-              <w:left w:val="single" w:color="B8C0D4" w:sz="4"/>
-              <w:bottom w:val="single" w:color="B8C0D4" w:sz="4"/>
-              <w:right w:val="single" w:color="B8C0D4" w:sz="4"/>
-            </w:tcBorders>
-            <w:tcMar>
-              <w:top w:type="dxa" w:w="70"/>
-              <w:left w:type="dxa" w:w="110"/>
-              <w:bottom w:type="dxa" w:w="70"/>
-              <w:right w:type="dxa" w:w="110"/>
-            </w:tcMar>
-          </w:tcPr>
-          <w:p>
-            <w:r>
-              <w:rPr>
-                <w:rFonts w:ascii="Calibri" w:cs="Calibri" w:eastAsia="Calibri" w:hAnsi="Calibri"/>
-                <w:b w:val="false"/>
-                <w:bCs w:val="false"/>
-                <w:sz w:val="19"/>
-                <w:szCs w:val="19"/>
-              </w:rPr>
-              <w:t xml:space="preserve">API skeleton, bindings, CI, first migration, /health</w:t>
-            </w:r>
-          </w:p>
-        </w:tc>
-        <w:tc>
-          <w:tcPr>
-            <w:tcW w:type="dxa" w:w="2966"/>
-            <w:tcBorders>
-              <w:top w:val="single" w:color="B8C0D4" w:sz="4"/>
-              <w:left w:val="single" w:color="B8C0D4" w:sz="4"/>
-              <w:bottom w:val="single" w:color="B8C0D4" w:sz="4"/>
-              <w:right w:val="single" w:color="B8C0D4" w:sz="4"/>
-            </w:tcBorders>
-            <w:tcMar>
-              <w:top w:type="dxa" w:w="70"/>
-              <w:left w:type="dxa" w:w="110"/>
-              <w:bottom w:type="dxa" w:w="70"/>
-              <w:right w:type="dxa" w:w="110"/>
-            </w:tcMar>
-          </w:tcPr>
-          <w:p>
-            <w:r>
-              <w:rPr>
-                <w:rFonts w:ascii="Calibri" w:cs="Calibri" w:eastAsia="Calibri" w:hAnsi="Calibri"/>
-                <w:b w:val="false"/>
-                <w:bCs w:val="false"/>
-                <w:sz w:val="19"/>
-                <w:szCs w:val="19"/>
-              </w:rPr>
-              <w:t xml:space="preserve">CI green, staging deploy</w:t>
+            <w:tcW w:type="dxa" w:w="5140"/>
+            <w:tcBorders>
+              <w:top w:val="single" w:color="B8C0D4" w:sz="4"/>
+              <w:left w:val="single" w:color="B8C0D4" w:sz="4"/>
+              <w:bottom w:val="single" w:color="B8C0D4" w:sz="4"/>
+              <w:right w:val="single" w:color="B8C0D4" w:sz="4"/>
+            </w:tcBorders>
+            <w:tcMar>
+              <w:top w:type="dxa" w:w="70"/>
+              <w:left w:type="dxa" w:w="110"/>
+              <w:bottom w:type="dxa" w:w="70"/>
+              <w:right w:type="dxa" w:w="110"/>
+            </w:tcMar>
+          </w:tcPr>
+          <w:p>
+            <w:r>
+              <w:rPr>
+                <w:rFonts w:ascii="Calibri" w:cs="Calibri" w:eastAsia="Calibri" w:hAnsi="Calibri"/>
+                <w:b w:val="false"/>
+                <w:bCs w:val="false"/>
+                <w:sz w:val="19"/>
+                <w:szCs w:val="19"/>
+              </w:rPr>
+              <w:t xml:space="preserve">API skeleton, bindings, CI, first migration, logging</w:t>
+            </w:r>
+          </w:p>
+        </w:tc>
+        <w:tc>
+          <w:tcPr>
+            <w:tcW w:type="dxa" w:w="2570"/>
+            <w:tcBorders>
+              <w:top w:val="single" w:color="B8C0D4" w:sz="4"/>
+              <w:left w:val="single" w:color="B8C0D4" w:sz="4"/>
+              <w:bottom w:val="single" w:color="B8C0D4" w:sz="4"/>
+              <w:right w:val="single" w:color="B8C0D4" w:sz="4"/>
+            </w:tcBorders>
+            <w:tcMar>
+              <w:top w:type="dxa" w:w="70"/>
+              <w:left w:type="dxa" w:w="110"/>
+              <w:bottom w:type="dxa" w:w="70"/>
+              <w:right w:type="dxa" w:w="110"/>
+            </w:tcMar>
+          </w:tcPr>
+          <w:p>
+            <w:r>
+              <w:rPr>
+                <w:rFonts w:ascii="Calibri" w:cs="Calibri" w:eastAsia="Calibri" w:hAnsi="Calibri"/>
+                <w:b w:val="false"/>
+                <w:bCs w:val="false"/>
+                <w:sz w:val="19"/>
+                <w:szCs w:val="19"/>
+              </w:rPr>
+              <w:t xml:space="preserve">Done</w:t>
             </w:r>
           </w:p>
         </w:tc>
@@ -4176,7 +4893,7 @@
         </w:trPr>
         <w:tc>
           <w:tcPr>
-            <w:tcW w:type="dxa" w:w="2224"/>
+            <w:tcW w:type="dxa" w:w="1928"/>
             <w:tcBorders>
               <w:top w:val="single" w:color="B8C0D4" w:sz="4"/>
               <w:left w:val="single" w:color="B8C0D4" w:sz="4"/>
@@ -4205,59 +4922,59 @@
         </w:tc>
         <w:tc>
           <w:tcPr>
-            <w:tcW w:type="dxa" w:w="4448"/>
-            <w:tcBorders>
-              <w:top w:val="single" w:color="B8C0D4" w:sz="4"/>
-              <w:left w:val="single" w:color="B8C0D4" w:sz="4"/>
-              <w:bottom w:val="single" w:color="B8C0D4" w:sz="4"/>
-              <w:right w:val="single" w:color="B8C0D4" w:sz="4"/>
-            </w:tcBorders>
-            <w:tcMar>
-              <w:top w:type="dxa" w:w="70"/>
-              <w:left w:type="dxa" w:w="110"/>
-              <w:bottom w:type="dxa" w:w="70"/>
-              <w:right w:type="dxa" w:w="110"/>
-            </w:tcMar>
-          </w:tcPr>
-          <w:p>
-            <w:r>
-              <w:rPr>
-                <w:rFonts w:ascii="Calibri" w:cs="Calibri" w:eastAsia="Calibri" w:hAnsi="Calibri"/>
-                <w:b w:val="false"/>
-                <w:bCs w:val="false"/>
-                <w:sz w:val="19"/>
-                <w:szCs w:val="19"/>
-              </w:rPr>
-              <w:t xml:space="preserve">POST /leads, Turnstile, email, admin list, site form</w:t>
-            </w:r>
-          </w:p>
-        </w:tc>
-        <w:tc>
-          <w:tcPr>
-            <w:tcW w:type="dxa" w:w="2966"/>
-            <w:tcBorders>
-              <w:top w:val="single" w:color="B8C0D4" w:sz="4"/>
-              <w:left w:val="single" w:color="B8C0D4" w:sz="4"/>
-              <w:bottom w:val="single" w:color="B8C0D4" w:sz="4"/>
-              <w:right w:val="single" w:color="B8C0D4" w:sz="4"/>
-            </w:tcBorders>
-            <w:tcMar>
-              <w:top w:type="dxa" w:w="70"/>
-              <w:left w:type="dxa" w:w="110"/>
-              <w:bottom w:type="dxa" w:w="70"/>
-              <w:right w:type="dxa" w:w="110"/>
-            </w:tcMar>
-          </w:tcPr>
-          <w:p>
-            <w:r>
-              <w:rPr>
-                <w:rFonts w:ascii="Calibri" w:cs="Calibri" w:eastAsia="Calibri" w:hAnsi="Calibri"/>
-                <w:b w:val="false"/>
-                <w:bCs w:val="false"/>
-                <w:sz w:val="19"/>
-                <w:szCs w:val="19"/>
-              </w:rPr>
-              <w:t xml:space="preserve">Real enquiry stored and notified</w:t>
+            <w:tcW w:type="dxa" w:w="5140"/>
+            <w:tcBorders>
+              <w:top w:val="single" w:color="B8C0D4" w:sz="4"/>
+              <w:left w:val="single" w:color="B8C0D4" w:sz="4"/>
+              <w:bottom w:val="single" w:color="B8C0D4" w:sz="4"/>
+              <w:right w:val="single" w:color="B8C0D4" w:sz="4"/>
+            </w:tcBorders>
+            <w:tcMar>
+              <w:top w:type="dxa" w:w="70"/>
+              <w:left w:type="dxa" w:w="110"/>
+              <w:bottom w:type="dxa" w:w="70"/>
+              <w:right w:type="dxa" w:w="110"/>
+            </w:tcMar>
+          </w:tcPr>
+          <w:p>
+            <w:r>
+              <w:rPr>
+                <w:rFonts w:ascii="Calibri" w:cs="Calibri" w:eastAsia="Calibri" w:hAnsi="Calibri"/>
+                <w:b w:val="false"/>
+                <w:bCs w:val="false"/>
+                <w:sz w:val="19"/>
+                <w:szCs w:val="19"/>
+              </w:rPr>
+              <w:t xml:space="preserve">POST /leads, emails, inbox, site form</w:t>
+            </w:r>
+          </w:p>
+        </w:tc>
+        <w:tc>
+          <w:tcPr>
+            <w:tcW w:type="dxa" w:w="2570"/>
+            <w:tcBorders>
+              <w:top w:val="single" w:color="B8C0D4" w:sz="4"/>
+              <w:left w:val="single" w:color="B8C0D4" w:sz="4"/>
+              <w:bottom w:val="single" w:color="B8C0D4" w:sz="4"/>
+              <w:right w:val="single" w:color="B8C0D4" w:sz="4"/>
+            </w:tcBorders>
+            <w:tcMar>
+              <w:top w:type="dxa" w:w="70"/>
+              <w:left w:type="dxa" w:w="110"/>
+              <w:bottom w:type="dxa" w:w="70"/>
+              <w:right w:type="dxa" w:w="110"/>
+            </w:tcMar>
+          </w:tcPr>
+          <w:p>
+            <w:r>
+              <w:rPr>
+                <w:rFonts w:ascii="Calibri" w:cs="Calibri" w:eastAsia="Calibri" w:hAnsi="Calibri"/>
+                <w:b w:val="false"/>
+                <w:bCs w:val="false"/>
+                <w:sz w:val="19"/>
+                <w:szCs w:val="19"/>
+              </w:rPr>
+              <w:t xml:space="preserve">Done</w:t>
             </w:r>
           </w:p>
         </w:tc>
@@ -4268,88 +4985,88 @@
         </w:trPr>
         <w:tc>
           <w:tcPr>
-            <w:tcW w:type="dxa" w:w="2224"/>
-            <w:tcBorders>
-              <w:top w:val="single" w:color="B8C0D4" w:sz="4"/>
-              <w:left w:val="single" w:color="B8C0D4" w:sz="4"/>
-              <w:bottom w:val="single" w:color="B8C0D4" w:sz="4"/>
-              <w:right w:val="single" w:color="B8C0D4" w:sz="4"/>
-            </w:tcBorders>
-            <w:tcMar>
-              <w:top w:type="dxa" w:w="70"/>
-              <w:left w:type="dxa" w:w="110"/>
-              <w:bottom w:type="dxa" w:w="70"/>
-              <w:right w:type="dxa" w:w="110"/>
-            </w:tcMar>
-          </w:tcPr>
-          <w:p>
-            <w:r>
-              <w:rPr>
-                <w:rFonts w:ascii="Calibri" w:cs="Calibri" w:eastAsia="Calibri" w:hAnsi="Calibri"/>
-                <w:b w:val="false"/>
-                <w:bCs w:val="false"/>
-                <w:sz w:val="19"/>
-                <w:szCs w:val="19"/>
-              </w:rPr>
-              <w:t xml:space="preserve">2 Auth and orgs</w:t>
-            </w:r>
-          </w:p>
-        </w:tc>
-        <w:tc>
-          <w:tcPr>
-            <w:tcW w:type="dxa" w:w="4448"/>
-            <w:tcBorders>
-              <w:top w:val="single" w:color="B8C0D4" w:sz="4"/>
-              <w:left w:val="single" w:color="B8C0D4" w:sz="4"/>
-              <w:bottom w:val="single" w:color="B8C0D4" w:sz="4"/>
-              <w:right w:val="single" w:color="B8C0D4" w:sz="4"/>
-            </w:tcBorders>
-            <w:tcMar>
-              <w:top w:type="dxa" w:w="70"/>
-              <w:left w:type="dxa" w:w="110"/>
-              <w:bottom w:type="dxa" w:w="70"/>
-              <w:right w:type="dxa" w:w="110"/>
-            </w:tcMar>
-          </w:tcPr>
-          <w:p>
-            <w:r>
-              <w:rPr>
-                <w:rFonts w:ascii="Calibri" w:cs="Calibri" w:eastAsia="Calibri" w:hAnsi="Calibri"/>
-                <w:b w:val="false"/>
-                <w:bCs w:val="false"/>
-                <w:sz w:val="19"/>
-                <w:szCs w:val="19"/>
-              </w:rPr>
-              <w:t xml:space="preserve">Magic link, sessions, roles, invites, audit</w:t>
-            </w:r>
-          </w:p>
-        </w:tc>
-        <w:tc>
-          <w:tcPr>
-            <w:tcW w:type="dxa" w:w="2966"/>
-            <w:tcBorders>
-              <w:top w:val="single" w:color="B8C0D4" w:sz="4"/>
-              <w:left w:val="single" w:color="B8C0D4" w:sz="4"/>
-              <w:bottom w:val="single" w:color="B8C0D4" w:sz="4"/>
-              <w:right w:val="single" w:color="B8C0D4" w:sz="4"/>
-            </w:tcBorders>
-            <w:tcMar>
-              <w:top w:type="dxa" w:w="70"/>
-              <w:left w:type="dxa" w:w="110"/>
-              <w:bottom w:type="dxa" w:w="70"/>
-              <w:right w:type="dxa" w:w="110"/>
-            </w:tcMar>
-          </w:tcPr>
-          <w:p>
-            <w:r>
-              <w:rPr>
-                <w:rFonts w:ascii="Calibri" w:cs="Calibri" w:eastAsia="Calibri" w:hAnsi="Calibri"/>
-                <w:b w:val="false"/>
-                <w:bCs w:val="false"/>
-                <w:sz w:val="19"/>
-                <w:szCs w:val="19"/>
-              </w:rPr>
-              <w:t xml:space="preserve">Role matrix tests pass</w:t>
+            <w:tcW w:type="dxa" w:w="1928"/>
+            <w:tcBorders>
+              <w:top w:val="single" w:color="B8C0D4" w:sz="4"/>
+              <w:left w:val="single" w:color="B8C0D4" w:sz="4"/>
+              <w:bottom w:val="single" w:color="B8C0D4" w:sz="4"/>
+              <w:right w:val="single" w:color="B8C0D4" w:sz="4"/>
+            </w:tcBorders>
+            <w:tcMar>
+              <w:top w:type="dxa" w:w="70"/>
+              <w:left w:type="dxa" w:w="110"/>
+              <w:bottom w:type="dxa" w:w="70"/>
+              <w:right w:type="dxa" w:w="110"/>
+            </w:tcMar>
+          </w:tcPr>
+          <w:p>
+            <w:r>
+              <w:rPr>
+                <w:rFonts w:ascii="Calibri" w:cs="Calibri" w:eastAsia="Calibri" w:hAnsi="Calibri"/>
+                <w:b w:val="false"/>
+                <w:bCs w:val="false"/>
+                <w:sz w:val="19"/>
+                <w:szCs w:val="19"/>
+              </w:rPr>
+              <w:t xml:space="preserve">2 Auth and organisations</w:t>
+            </w:r>
+          </w:p>
+        </w:tc>
+        <w:tc>
+          <w:tcPr>
+            <w:tcW w:type="dxa" w:w="5140"/>
+            <w:tcBorders>
+              <w:top w:val="single" w:color="B8C0D4" w:sz="4"/>
+              <w:left w:val="single" w:color="B8C0D4" w:sz="4"/>
+              <w:bottom w:val="single" w:color="B8C0D4" w:sz="4"/>
+              <w:right w:val="single" w:color="B8C0D4" w:sz="4"/>
+            </w:tcBorders>
+            <w:tcMar>
+              <w:top w:type="dxa" w:w="70"/>
+              <w:left w:type="dxa" w:w="110"/>
+              <w:bottom w:type="dxa" w:w="70"/>
+              <w:right w:type="dxa" w:w="110"/>
+            </w:tcMar>
+          </w:tcPr>
+          <w:p>
+            <w:r>
+              <w:rPr>
+                <w:rFonts w:ascii="Calibri" w:cs="Calibri" w:eastAsia="Calibri" w:hAnsi="Calibri"/>
+                <w:b w:val="false"/>
+                <w:bCs w:val="false"/>
+                <w:sz w:val="19"/>
+                <w:szCs w:val="19"/>
+              </w:rPr>
+              <w:t xml:space="preserve">Sign-in, sessions, roles, invitations, audit</w:t>
+            </w:r>
+          </w:p>
+        </w:tc>
+        <w:tc>
+          <w:tcPr>
+            <w:tcW w:type="dxa" w:w="2570"/>
+            <w:tcBorders>
+              <w:top w:val="single" w:color="B8C0D4" w:sz="4"/>
+              <w:left w:val="single" w:color="B8C0D4" w:sz="4"/>
+              <w:bottom w:val="single" w:color="B8C0D4" w:sz="4"/>
+              <w:right w:val="single" w:color="B8C0D4" w:sz="4"/>
+            </w:tcBorders>
+            <w:tcMar>
+              <w:top w:type="dxa" w:w="70"/>
+              <w:left w:type="dxa" w:w="110"/>
+              <w:bottom w:type="dxa" w:w="70"/>
+              <w:right w:type="dxa" w:w="110"/>
+            </w:tcMar>
+          </w:tcPr>
+          <w:p>
+            <w:r>
+              <w:rPr>
+                <w:rFonts w:ascii="Calibri" w:cs="Calibri" w:eastAsia="Calibri" w:hAnsi="Calibri"/>
+                <w:b w:val="false"/>
+                <w:bCs w:val="false"/>
+                <w:sz w:val="19"/>
+                <w:szCs w:val="19"/>
+              </w:rPr>
+              <w:t xml:space="preserve">Done (second factor open)</w:t>
             </w:r>
           </w:p>
         </w:tc>
@@ -4360,7 +5077,7 @@
         </w:trPr>
         <w:tc>
           <w:tcPr>
-            <w:tcW w:type="dxa" w:w="2224"/>
+            <w:tcW w:type="dxa" w:w="1928"/>
             <w:tcBorders>
               <w:top w:val="single" w:color="B8C0D4" w:sz="4"/>
               <w:left w:val="single" w:color="B8C0D4" w:sz="4"/>
@@ -4389,7 +5106,7 @@
         </w:tc>
         <w:tc>
           <w:tcPr>
-            <w:tcW w:type="dxa" w:w="4448"/>
+            <w:tcW w:type="dxa" w:w="5140"/>
             <w:tcBorders>
               <w:top w:val="single" w:color="B8C0D4" w:sz="4"/>
               <w:left w:val="single" w:color="B8C0D4" w:sz="4"/>
@@ -4418,30 +5135,30 @@
         </w:tc>
         <w:tc>
           <w:tcPr>
-            <w:tcW w:type="dxa" w:w="2966"/>
-            <w:tcBorders>
-              <w:top w:val="single" w:color="B8C0D4" w:sz="4"/>
-              <w:left w:val="single" w:color="B8C0D4" w:sz="4"/>
-              <w:bottom w:val="single" w:color="B8C0D4" w:sz="4"/>
-              <w:right w:val="single" w:color="B8C0D4" w:sz="4"/>
-            </w:tcBorders>
-            <w:tcMar>
-              <w:top w:type="dxa" w:w="70"/>
-              <w:left w:type="dxa" w:w="110"/>
-              <w:bottom w:type="dxa" w:w="70"/>
-              <w:right w:type="dxa" w:w="110"/>
-            </w:tcMar>
-          </w:tcPr>
-          <w:p>
-            <w:r>
-              <w:rPr>
-                <w:rFonts w:ascii="Calibri" w:cs="Calibri" w:eastAsia="Calibri" w:hAnsi="Calibri"/>
-                <w:b w:val="false"/>
-                <w:bCs w:val="false"/>
-                <w:sz w:val="19"/>
-                <w:szCs w:val="19"/>
-              </w:rPr>
-              <w:t xml:space="preserve">Pilot client runs a workflow</w:t>
+            <w:tcW w:type="dxa" w:w="2570"/>
+            <w:tcBorders>
+              <w:top w:val="single" w:color="B8C0D4" w:sz="4"/>
+              <w:left w:val="single" w:color="B8C0D4" w:sz="4"/>
+              <w:bottom w:val="single" w:color="B8C0D4" w:sz="4"/>
+              <w:right w:val="single" w:color="B8C0D4" w:sz="4"/>
+            </w:tcBorders>
+            <w:tcMar>
+              <w:top w:type="dxa" w:w="70"/>
+              <w:left w:type="dxa" w:w="110"/>
+              <w:bottom w:type="dxa" w:w="70"/>
+              <w:right w:type="dxa" w:w="110"/>
+            </w:tcMar>
+          </w:tcPr>
+          <w:p>
+            <w:r>
+              <w:rPr>
+                <w:rFonts w:ascii="Calibri" w:cs="Calibri" w:eastAsia="Calibri" w:hAnsi="Calibri"/>
+                <w:b w:val="false"/>
+                <w:bCs w:val="false"/>
+                <w:sz w:val="19"/>
+                <w:szCs w:val="19"/>
+              </w:rPr>
+              <w:t xml:space="preserve">Done (virus scanning open)</w:t>
             </w:r>
           </w:p>
         </w:tc>
@@ -4452,7 +5169,7 @@
         </w:trPr>
         <w:tc>
           <w:tcPr>
-            <w:tcW w:type="dxa" w:w="2224"/>
+            <w:tcW w:type="dxa" w:w="1928"/>
             <w:tcBorders>
               <w:top w:val="single" w:color="B8C0D4" w:sz="4"/>
               <w:left w:val="single" w:color="B8C0D4" w:sz="4"/>
@@ -4481,59 +5198,59 @@
         </w:tc>
         <w:tc>
           <w:tcPr>
-            <w:tcW w:type="dxa" w:w="4448"/>
-            <w:tcBorders>
-              <w:top w:val="single" w:color="B8C0D4" w:sz="4"/>
-              <w:left w:val="single" w:color="B8C0D4" w:sz="4"/>
-              <w:bottom w:val="single" w:color="B8C0D4" w:sz="4"/>
-              <w:right w:val="single" w:color="B8C0D4" w:sz="4"/>
-            </w:tcBorders>
-            <w:tcMar>
-              <w:top w:type="dxa" w:w="70"/>
-              <w:left w:type="dxa" w:w="110"/>
-              <w:bottom w:type="dxa" w:w="70"/>
-              <w:right w:type="dxa" w:w="110"/>
-            </w:tcMar>
-          </w:tcPr>
-          <w:p>
-            <w:r>
-              <w:rPr>
-                <w:rFonts w:ascii="Calibri" w:cs="Calibri" w:eastAsia="Calibri" w:hAnsi="Calibri"/>
-                <w:b w:val="false"/>
-                <w:bCs w:val="false"/>
-                <w:sz w:val="19"/>
-                <w:szCs w:val="19"/>
-              </w:rPr>
-              <w:t xml:space="preserve">Console, exports, content API</w:t>
-            </w:r>
-          </w:p>
-        </w:tc>
-        <w:tc>
-          <w:tcPr>
-            <w:tcW w:type="dxa" w:w="2966"/>
-            <w:tcBorders>
-              <w:top w:val="single" w:color="B8C0D4" w:sz="4"/>
-              <w:left w:val="single" w:color="B8C0D4" w:sz="4"/>
-              <w:bottom w:val="single" w:color="B8C0D4" w:sz="4"/>
-              <w:right w:val="single" w:color="B8C0D4" w:sz="4"/>
-            </w:tcBorders>
-            <w:tcMar>
-              <w:top w:type="dxa" w:w="70"/>
-              <w:left w:type="dxa" w:w="110"/>
-              <w:bottom w:type="dxa" w:w="70"/>
-              <w:right w:type="dxa" w:w="110"/>
-            </w:tcMar>
-          </w:tcPr>
-          <w:p>
-            <w:r>
-              <w:rPr>
-                <w:rFonts w:ascii="Calibri" w:cs="Calibri" w:eastAsia="Calibri" w:hAnsi="Calibri"/>
-                <w:b w:val="false"/>
-                <w:bCs w:val="false"/>
-                <w:sz w:val="19"/>
-                <w:szCs w:val="19"/>
-              </w:rPr>
-              <w:t xml:space="preserve">Staff work without DB access</w:t>
+            <w:tcW w:type="dxa" w:w="5140"/>
+            <w:tcBorders>
+              <w:top w:val="single" w:color="B8C0D4" w:sz="4"/>
+              <w:left w:val="single" w:color="B8C0D4" w:sz="4"/>
+              <w:bottom w:val="single" w:color="B8C0D4" w:sz="4"/>
+              <w:right w:val="single" w:color="B8C0D4" w:sz="4"/>
+            </w:tcBorders>
+            <w:tcMar>
+              <w:top w:type="dxa" w:w="70"/>
+              <w:left w:type="dxa" w:w="110"/>
+              <w:bottom w:type="dxa" w:w="70"/>
+              <w:right w:type="dxa" w:w="110"/>
+            </w:tcMar>
+          </w:tcPr>
+          <w:p>
+            <w:r>
+              <w:rPr>
+                <w:rFonts w:ascii="Calibri" w:cs="Calibri" w:eastAsia="Calibri" w:hAnsi="Calibri"/>
+                <w:b w:val="false"/>
+                <w:bCs w:val="false"/>
+                <w:sz w:val="19"/>
+                <w:szCs w:val="19"/>
+              </w:rPr>
+              <w:t xml:space="preserve">Console API, exports, content API, retention</w:t>
+            </w:r>
+          </w:p>
+        </w:tc>
+        <w:tc>
+          <w:tcPr>
+            <w:tcW w:type="dxa" w:w="2570"/>
+            <w:tcBorders>
+              <w:top w:val="single" w:color="B8C0D4" w:sz="4"/>
+              <w:left w:val="single" w:color="B8C0D4" w:sz="4"/>
+              <w:bottom w:val="single" w:color="B8C0D4" w:sz="4"/>
+              <w:right w:val="single" w:color="B8C0D4" w:sz="4"/>
+            </w:tcBorders>
+            <w:tcMar>
+              <w:top w:type="dxa" w:w="70"/>
+              <w:left w:type="dxa" w:w="110"/>
+              <w:bottom w:type="dxa" w:w="70"/>
+              <w:right w:type="dxa" w:w="110"/>
+            </w:tcMar>
+          </w:tcPr>
+          <w:p>
+            <w:r>
+              <w:rPr>
+                <w:rFonts w:ascii="Calibri" w:cs="Calibri" w:eastAsia="Calibri" w:hAnsi="Calibri"/>
+                <w:b w:val="false"/>
+                <w:bCs w:val="false"/>
+                <w:sz w:val="19"/>
+                <w:szCs w:val="19"/>
+              </w:rPr>
+              <w:t xml:space="preserve">Done</w:t>
             </w:r>
           </w:p>
         </w:tc>
@@ -4544,88 +5261,180 @@
         </w:trPr>
         <w:tc>
           <w:tcPr>
-            <w:tcW w:type="dxa" w:w="2224"/>
-            <w:tcBorders>
-              <w:top w:val="single" w:color="B8C0D4" w:sz="4"/>
-              <w:left w:val="single" w:color="B8C0D4" w:sz="4"/>
-              <w:bottom w:val="single" w:color="B8C0D4" w:sz="4"/>
-              <w:right w:val="single" w:color="B8C0D4" w:sz="4"/>
-            </w:tcBorders>
-            <w:tcMar>
-              <w:top w:type="dxa" w:w="70"/>
-              <w:left w:type="dxa" w:w="110"/>
-              <w:bottom w:type="dxa" w:w="70"/>
-              <w:right w:type="dxa" w:w="110"/>
-            </w:tcMar>
-          </w:tcPr>
-          <w:p>
-            <w:r>
-              <w:rPr>
-                <w:rFonts w:ascii="Calibri" w:cs="Calibri" w:eastAsia="Calibri" w:hAnsi="Calibri"/>
-                <w:b w:val="false"/>
-                <w:bCs w:val="false"/>
-                <w:sz w:val="19"/>
-                <w:szCs w:val="19"/>
-              </w:rPr>
-              <w:t xml:space="preserve">5 Product bridge</w:t>
-            </w:r>
-          </w:p>
-        </w:tc>
-        <w:tc>
-          <w:tcPr>
-            <w:tcW w:type="dxa" w:w="4448"/>
-            <w:tcBorders>
-              <w:top w:val="single" w:color="B8C0D4" w:sz="4"/>
-              <w:left w:val="single" w:color="B8C0D4" w:sz="4"/>
-              <w:bottom w:val="single" w:color="B8C0D4" w:sz="4"/>
-              <w:right w:val="single" w:color="B8C0D4" w:sz="4"/>
-            </w:tcBorders>
-            <w:tcMar>
-              <w:top w:type="dxa" w:w="70"/>
-              <w:left w:type="dxa" w:w="110"/>
-              <w:bottom w:type="dxa" w:w="70"/>
-              <w:right w:type="dxa" w:w="110"/>
-            </w:tcMar>
-          </w:tcPr>
-          <w:p>
-            <w:r>
-              <w:rPr>
-                <w:rFonts w:ascii="Calibri" w:cs="Calibri" w:eastAsia="Calibri" w:hAnsi="Calibri"/>
-                <w:b w:val="false"/>
-                <w:bCs w:val="false"/>
-                <w:sz w:val="19"/>
-                <w:szCs w:val="19"/>
-              </w:rPr>
-              <w:t xml:space="preserve">Token exchange and JWKS</w:t>
-            </w:r>
-          </w:p>
-        </w:tc>
-        <w:tc>
-          <w:tcPr>
-            <w:tcW w:type="dxa" w:w="2966"/>
-            <w:tcBorders>
-              <w:top w:val="single" w:color="B8C0D4" w:sz="4"/>
-              <w:left w:val="single" w:color="B8C0D4" w:sz="4"/>
-              <w:bottom w:val="single" w:color="B8C0D4" w:sz="4"/>
-              <w:right w:val="single" w:color="B8C0D4" w:sz="4"/>
-            </w:tcBorders>
-            <w:tcMar>
-              <w:top w:type="dxa" w:w="70"/>
-              <w:left w:type="dxa" w:w="110"/>
-              <w:bottom w:type="dxa" w:w="70"/>
-              <w:right w:type="dxa" w:w="110"/>
-            </w:tcMar>
-          </w:tcPr>
-          <w:p>
-            <w:r>
-              <w:rPr>
-                <w:rFonts w:ascii="Calibri" w:cs="Calibri" w:eastAsia="Calibri" w:hAnsi="Calibri"/>
-                <w:b w:val="false"/>
-                <w:bCs w:val="false"/>
-                <w:sz w:val="19"/>
-                <w:szCs w:val="19"/>
-              </w:rPr>
-              <w:t xml:space="preserve">SSO across products</w:t>
+            <w:tcW w:type="dxa" w:w="1928"/>
+            <w:tcBorders>
+              <w:top w:val="single" w:color="B8C0D4" w:sz="4"/>
+              <w:left w:val="single" w:color="B8C0D4" w:sz="4"/>
+              <w:bottom w:val="single" w:color="B8C0D4" w:sz="4"/>
+              <w:right w:val="single" w:color="B8C0D4" w:sz="4"/>
+            </w:tcBorders>
+            <w:tcMar>
+              <w:top w:type="dxa" w:w="70"/>
+              <w:left w:type="dxa" w:w="110"/>
+              <w:bottom w:type="dxa" w:w="70"/>
+              <w:right w:type="dxa" w:w="110"/>
+            </w:tcMar>
+          </w:tcPr>
+          <w:p>
+            <w:r>
+              <w:rPr>
+                <w:rFonts w:ascii="Calibri" w:cs="Calibri" w:eastAsia="Calibri" w:hAnsi="Calibri"/>
+                <w:b w:val="false"/>
+                <w:bCs w:val="false"/>
+                <w:sz w:val="19"/>
+                <w:szCs w:val="19"/>
+              </w:rPr>
+              <w:t xml:space="preserve">5 Product sign-on</w:t>
+            </w:r>
+          </w:p>
+        </w:tc>
+        <w:tc>
+          <w:tcPr>
+            <w:tcW w:type="dxa" w:w="5140"/>
+            <w:tcBorders>
+              <w:top w:val="single" w:color="B8C0D4" w:sz="4"/>
+              <w:left w:val="single" w:color="B8C0D4" w:sz="4"/>
+              <w:bottom w:val="single" w:color="B8C0D4" w:sz="4"/>
+              <w:right w:val="single" w:color="B8C0D4" w:sz="4"/>
+            </w:tcBorders>
+            <w:tcMar>
+              <w:top w:type="dxa" w:w="70"/>
+              <w:left w:type="dxa" w:w="110"/>
+              <w:bottom w:type="dxa" w:w="70"/>
+              <w:right w:type="dxa" w:w="110"/>
+            </w:tcMar>
+          </w:tcPr>
+          <w:p>
+            <w:r>
+              <w:rPr>
+                <w:rFonts w:ascii="Calibri" w:cs="Calibri" w:eastAsia="Calibri" w:hAnsi="Calibri"/>
+                <w:b w:val="false"/>
+                <w:bCs w:val="false"/>
+                <w:sz w:val="19"/>
+                <w:szCs w:val="19"/>
+              </w:rPr>
+              <w:t xml:space="preserve">Token exchange and public key</w:t>
+            </w:r>
+          </w:p>
+        </w:tc>
+        <w:tc>
+          <w:tcPr>
+            <w:tcW w:type="dxa" w:w="2570"/>
+            <w:tcBorders>
+              <w:top w:val="single" w:color="B8C0D4" w:sz="4"/>
+              <w:left w:val="single" w:color="B8C0D4" w:sz="4"/>
+              <w:bottom w:val="single" w:color="B8C0D4" w:sz="4"/>
+              <w:right w:val="single" w:color="B8C0D4" w:sz="4"/>
+            </w:tcBorders>
+            <w:tcMar>
+              <w:top w:type="dxa" w:w="70"/>
+              <w:left w:type="dxa" w:w="110"/>
+              <w:bottom w:type="dxa" w:w="70"/>
+              <w:right w:type="dxa" w:w="110"/>
+            </w:tcMar>
+          </w:tcPr>
+          <w:p>
+            <w:r>
+              <w:rPr>
+                <w:rFonts w:ascii="Calibri" w:cs="Calibri" w:eastAsia="Calibri" w:hAnsi="Calibri"/>
+                <w:b w:val="false"/>
+                <w:bCs w:val="false"/>
+                <w:sz w:val="19"/>
+                <w:szCs w:val="19"/>
+              </w:rPr>
+              <w:t xml:space="preserve">Done (the products must adopt it)</w:t>
+            </w:r>
+          </w:p>
+        </w:tc>
+      </w:tr>
+      <w:tr>
+        <w:trPr>
+          <w:tblHeader w:val="false"/>
+        </w:trPr>
+        <w:tc>
+          <w:tcPr>
+            <w:tcW w:type="dxa" w:w="1928"/>
+            <w:tcBorders>
+              <w:top w:val="single" w:color="B8C0D4" w:sz="4"/>
+              <w:left w:val="single" w:color="B8C0D4" w:sz="4"/>
+              <w:bottom w:val="single" w:color="B8C0D4" w:sz="4"/>
+              <w:right w:val="single" w:color="B8C0D4" w:sz="4"/>
+            </w:tcBorders>
+            <w:tcMar>
+              <w:top w:type="dxa" w:w="70"/>
+              <w:left w:type="dxa" w:w="110"/>
+              <w:bottom w:type="dxa" w:w="70"/>
+              <w:right w:type="dxa" w:w="110"/>
+            </w:tcMar>
+          </w:tcPr>
+          <w:p>
+            <w:r>
+              <w:rPr>
+                <w:rFonts w:ascii="Calibri" w:cs="Calibri" w:eastAsia="Calibri" w:hAnsi="Calibri"/>
+                <w:b w:val="false"/>
+                <w:bCs w:val="false"/>
+                <w:sz w:val="19"/>
+                <w:szCs w:val="19"/>
+              </w:rPr>
+              <w:t xml:space="preserve">6 Go live</w:t>
+            </w:r>
+          </w:p>
+        </w:tc>
+        <w:tc>
+          <w:tcPr>
+            <w:tcW w:type="dxa" w:w="5140"/>
+            <w:tcBorders>
+              <w:top w:val="single" w:color="B8C0D4" w:sz="4"/>
+              <w:left w:val="single" w:color="B8C0D4" w:sz="4"/>
+              <w:bottom w:val="single" w:color="B8C0D4" w:sz="4"/>
+              <w:right w:val="single" w:color="B8C0D4" w:sz="4"/>
+            </w:tcBorders>
+            <w:tcMar>
+              <w:top w:type="dxa" w:w="70"/>
+              <w:left w:type="dxa" w:w="110"/>
+              <w:bottom w:type="dxa" w:w="70"/>
+              <w:right w:type="dxa" w:w="110"/>
+            </w:tcMar>
+          </w:tcPr>
+          <w:p>
+            <w:r>
+              <w:rPr>
+                <w:rFonts w:ascii="Calibri" w:cs="Calibri" w:eastAsia="Calibri" w:hAnsi="Calibri"/>
+                <w:b w:val="false"/>
+                <w:bCs w:val="false"/>
+                <w:sz w:val="19"/>
+                <w:szCs w:val="19"/>
+              </w:rPr>
+              <w:t xml:space="preserve">Cloudflare setup, secrets, domain routing, monitoring</w:t>
+            </w:r>
+          </w:p>
+        </w:tc>
+        <w:tc>
+          <w:tcPr>
+            <w:tcW w:type="dxa" w:w="2570"/>
+            <w:tcBorders>
+              <w:top w:val="single" w:color="B8C0D4" w:sz="4"/>
+              <w:left w:val="single" w:color="B8C0D4" w:sz="4"/>
+              <w:bottom w:val="single" w:color="B8C0D4" w:sz="4"/>
+              <w:right w:val="single" w:color="B8C0D4" w:sz="4"/>
+            </w:tcBorders>
+            <w:tcMar>
+              <w:top w:type="dxa" w:w="70"/>
+              <w:left w:type="dxa" w:w="110"/>
+              <w:bottom w:type="dxa" w:w="70"/>
+              <w:right w:type="dxa" w:w="110"/>
+            </w:tcMar>
+          </w:tcPr>
+          <w:p>
+            <w:r>
+              <w:rPr>
+                <w:rFonts w:ascii="Calibri" w:cs="Calibri" w:eastAsia="Calibri" w:hAnsi="Calibri"/>
+                <w:b w:val="false"/>
+                <w:bCs w:val="false"/>
+                <w:sz w:val="19"/>
+                <w:szCs w:val="19"/>
+              </w:rPr>
+              <w:t xml:space="preserve">Next</w:t>
             </w:r>
           </w:p>
         </w:tc>
@@ -4641,7 +5450,7 @@
           <w:sz w:val="21"/>
           <w:szCs w:val="21"/>
         </w:rPr>
-        <w:t xml:space="preserve">Phase durations and effort are in the PDF and are planning estimates, not commitments.</w:t>
+        <w:t xml:space="preserve">Next steps in order: (1) deploy to Cloudflare following Security/hardening-checklist.md, (2) second factor for staff, (3) virus scanning before real clients upload files, (4) independent penetration test.</w:t>
       </w:r>
     </w:p>
     <w:p>
@@ -4670,7 +5479,7 @@
           <w:sz w:val="21"/>
           <w:szCs w:val="21"/>
         </w:rPr>
-        <w:t xml:space="preserve">Custom authentication flaws: use vetted libraries or a vendor; penetration test before client access.</w:t>
+        <w:t xml:space="preserve">Staff accounts rely on email only until a second factor is added.</w:t>
       </w:r>
     </w:p>
     <w:p>
@@ -4688,7 +5497,7 @@
           <w:sz w:val="21"/>
           <w:szCs w:val="21"/>
         </w:rPr>
-        <w:t xml:space="preserve">Scope creep into product features: products own their data; integrate via SSO and API only.</w:t>
+        <w:t xml:space="preserve">Uploaded files are not scanned.</w:t>
       </w:r>
     </w:p>
     <w:p>
@@ -4706,18 +5515,54 @@
           <w:sz w:val="21"/>
           <w:szCs w:val="21"/>
         </w:rPr>
-        <w:t xml:space="preserve">Regulatory or residency surprises: confirm with counsel early. This document is engineering guidance, not legal advice.</w:t>
+        <w:t xml:space="preserve">Cloudflare D1 has size and throughput limits; the data layer is isolated so a move to PostgreSQL stays contained, and a test guards query efficiency.</w:t>
       </w:r>
     </w:p>
     <w:p>
       <w:pPr>
+        <w:pStyle w:val="ListParagraph"/>
+        <w:numPr>
+          <w:ilvl w:val="0"/>
+          <w:numId w:val="2"/>
+        </w:numPr>
+        <w:spacing w:after="60"/>
+      </w:pPr>
+      <w:r>
+        <w:rPr>
+          <w:rFonts w:ascii="Calibri" w:cs="Calibri" w:eastAsia="Calibri" w:hAnsi="Calibri"/>
+          <w:sz w:val="21"/>
+          <w:szCs w:val="21"/>
+        </w:rPr>
+        <w:t xml:space="preserve">Major dependency upgrades (zod 4, TypeScript 7) are deferred on purpose and need a planned test run.</w:t>
+      </w:r>
+    </w:p>
+    <w:p>
+      <w:pPr>
+        <w:pStyle w:val="ListParagraph"/>
+        <w:numPr>
+          <w:ilvl w:val="0"/>
+          <w:numId w:val="2"/>
+        </w:numPr>
+        <w:spacing w:after="60"/>
+      </w:pPr>
+      <w:r>
+        <w:rPr>
+          <w:rFonts w:ascii="Calibri" w:cs="Calibri" w:eastAsia="Calibri" w:hAnsi="Calibri"/>
+          <w:sz w:val="21"/>
+          <w:szCs w:val="21"/>
+        </w:rPr>
+        <w:t xml:space="preserve">Regulatory or residency requirements (UAE, Egypt) are unconfirmed. This document is engineering guidance, not legal advice.</w:t>
+      </w:r>
+    </w:p>
+    <w:p>
+      <w:pPr>
         <w:pStyle w:val="Heading1"/>
       </w:pPr>
       <w:r>
         <w:rPr>
           <w:rFonts w:ascii="Calibri" w:cs="Calibri" w:eastAsia="Calibri" w:hAnsi="Calibri"/>
         </w:rPr>
-        <w:t xml:space="preserve">8. Decisions needed from you</w:t>
+        <w:t xml:space="preserve">8. Decisions still needed from you</w:t>
       </w:r>
     </w:p>
     <w:tbl>
@@ -4733,9 +5578,9 @@
         </w:tblBorders>
       </w:tblPr>
       <w:tblGrid>
-        <w:gridCol w:w="741"/>
-        <w:gridCol w:w="4448"/>
-        <w:gridCol w:w="4449"/>
+        <w:gridCol w:w="688"/>
+        <w:gridCol w:w="4819"/>
+        <w:gridCol w:w="4131"/>
       </w:tblGrid>
       <w:tr>
         <w:trPr>
@@ -4743,7 +5588,7 @@
         </w:trPr>
         <w:tc>
           <w:tcPr>
-            <w:tcW w:type="dxa" w:w="741"/>
+            <w:tcW w:type="dxa" w:w="688"/>
             <w:tcBorders>
               <w:top w:val="single" w:color="B8C0D4" w:sz="4"/>
               <w:left w:val="single" w:color="B8C0D4" w:sz="4"/>
@@ -4773,7 +5618,7 @@
         </w:tc>
         <w:tc>
           <w:tcPr>
-            <w:tcW w:type="dxa" w:w="4448"/>
+            <w:tcW w:type="dxa" w:w="4819"/>
             <w:tcBorders>
               <w:top w:val="single" w:color="B8C0D4" w:sz="4"/>
               <w:left w:val="single" w:color="B8C0D4" w:sz="4"/>
@@ -4803,7 +5648,7 @@
         </w:tc>
         <w:tc>
           <w:tcPr>
-            <w:tcW w:type="dxa" w:w="4449"/>
+            <w:tcW w:type="dxa" w:w="4131"/>
             <w:tcBorders>
               <w:top w:val="single" w:color="B8C0D4" w:sz="4"/>
               <w:left w:val="single" w:color="B8C0D4" w:sz="4"/>
@@ -4827,7 +5672,7 @@
                 <w:sz w:val="19"/>
                 <w:szCs w:val="19"/>
               </w:rPr>
-              <w:t xml:space="preserve">Recommendation</w:t>
+              <w:t xml:space="preserve">Current state</w:t>
             </w:r>
           </w:p>
         </w:tc>
@@ -4838,7 +5683,7 @@
         </w:trPr>
         <w:tc>
           <w:tcPr>
-            <w:tcW w:type="dxa" w:w="741"/>
+            <w:tcW w:type="dxa" w:w="688"/>
             <w:tcBorders>
               <w:top w:val="single" w:color="B8C0D4" w:sz="4"/>
               <w:left w:val="single" w:color="B8C0D4" w:sz="4"/>
@@ -4867,59 +5712,59 @@
         </w:tc>
         <w:tc>
           <w:tcPr>
-            <w:tcW w:type="dxa" w:w="4448"/>
-            <w:tcBorders>
-              <w:top w:val="single" w:color="B8C0D4" w:sz="4"/>
-              <w:left w:val="single" w:color="B8C0D4" w:sz="4"/>
-              <w:bottom w:val="single" w:color="B8C0D4" w:sz="4"/>
-              <w:right w:val="single" w:color="B8C0D4" w:sz="4"/>
-            </w:tcBorders>
-            <w:tcMar>
-              <w:top w:type="dxa" w:w="70"/>
-              <w:left w:type="dxa" w:w="110"/>
-              <w:bottom w:type="dxa" w:w="70"/>
-              <w:right w:type="dxa" w:w="110"/>
-            </w:tcMar>
-          </w:tcPr>
-          <w:p>
-            <w:r>
-              <w:rPr>
-                <w:rFonts w:ascii="Calibri" w:cs="Calibri" w:eastAsia="Calibri" w:hAnsi="Calibri"/>
-                <w:b w:val="false"/>
-                <w:bCs w:val="false"/>
-                <w:sz w:val="19"/>
-                <w:szCs w:val="19"/>
-              </w:rPr>
-              <w:t xml:space="preserve">Backend platform</w:t>
-            </w:r>
-          </w:p>
-        </w:tc>
-        <w:tc>
-          <w:tcPr>
-            <w:tcW w:type="dxa" w:w="4449"/>
-            <w:tcBorders>
-              <w:top w:val="single" w:color="B8C0D4" w:sz="4"/>
-              <w:left w:val="single" w:color="B8C0D4" w:sz="4"/>
-              <w:bottom w:val="single" w:color="B8C0D4" w:sz="4"/>
-              <w:right w:val="single" w:color="B8C0D4" w:sz="4"/>
-            </w:tcBorders>
-            <w:tcMar>
-              <w:top w:type="dxa" w:w="70"/>
-              <w:left w:type="dxa" w:w="110"/>
-              <w:bottom w:type="dxa" w:w="70"/>
-              <w:right w:type="dxa" w:w="110"/>
-            </w:tcMar>
-          </w:tcPr>
-          <w:p>
-            <w:r>
-              <w:rPr>
-                <w:rFonts w:ascii="Calibri" w:cs="Calibri" w:eastAsia="Calibri" w:hAnsi="Calibri"/>
-                <w:b w:val="false"/>
-                <w:bCs w:val="false"/>
-                <w:sz w:val="19"/>
-                <w:szCs w:val="19"/>
-              </w:rPr>
-              <w:t xml:space="preserve">Cloudflare Workers + TypeScript; alternative Node + PostgreSQL</w:t>
+            <w:tcW w:type="dxa" w:w="4819"/>
+            <w:tcBorders>
+              <w:top w:val="single" w:color="B8C0D4" w:sz="4"/>
+              <w:left w:val="single" w:color="B8C0D4" w:sz="4"/>
+              <w:bottom w:val="single" w:color="B8C0D4" w:sz="4"/>
+              <w:right w:val="single" w:color="B8C0D4" w:sz="4"/>
+            </w:tcBorders>
+            <w:tcMar>
+              <w:top w:type="dxa" w:w="70"/>
+              <w:left w:type="dxa" w:w="110"/>
+              <w:bottom w:type="dxa" w:w="70"/>
+              <w:right w:type="dxa" w:w="110"/>
+            </w:tcMar>
+          </w:tcPr>
+          <w:p>
+            <w:r>
+              <w:rPr>
+                <w:rFonts w:ascii="Calibri" w:cs="Calibri" w:eastAsia="Calibri" w:hAnsi="Calibri"/>
+                <w:b w:val="false"/>
+                <w:bCs w:val="false"/>
+                <w:sz w:val="19"/>
+                <w:szCs w:val="19"/>
+              </w:rPr>
+              <w:t xml:space="preserve">Production domain, API routing and the sending email domain</w:t>
+            </w:r>
+          </w:p>
+        </w:tc>
+        <w:tc>
+          <w:tcPr>
+            <w:tcW w:type="dxa" w:w="4131"/>
+            <w:tcBorders>
+              <w:top w:val="single" w:color="B8C0D4" w:sz="4"/>
+              <w:left w:val="single" w:color="B8C0D4" w:sz="4"/>
+              <w:bottom w:val="single" w:color="B8C0D4" w:sz="4"/>
+              <w:right w:val="single" w:color="B8C0D4" w:sz="4"/>
+            </w:tcBorders>
+            <w:tcMar>
+              <w:top w:type="dxa" w:w="70"/>
+              <w:left w:type="dxa" w:w="110"/>
+              <w:bottom w:type="dxa" w:w="70"/>
+              <w:right w:type="dxa" w:w="110"/>
+            </w:tcMar>
+          </w:tcPr>
+          <w:p>
+            <w:r>
+              <w:rPr>
+                <w:rFonts w:ascii="Calibri" w:cs="Calibri" w:eastAsia="Calibri" w:hAnsi="Calibri"/>
+                <w:b w:val="false"/>
+                <w:bCs w:val="false"/>
+                <w:sz w:val="19"/>
+                <w:szCs w:val="19"/>
+              </w:rPr>
+              <w:t xml:space="preserve">Needed before go-live</w:t>
             </w:r>
           </w:p>
         </w:tc>
@@ -4930,7 +5775,7 @@
         </w:trPr>
         <w:tc>
           <w:tcPr>
-            <w:tcW w:type="dxa" w:w="741"/>
+            <w:tcW w:type="dxa" w:w="688"/>
             <w:tcBorders>
               <w:top w:val="single" w:color="B8C0D4" w:sz="4"/>
               <w:left w:val="single" w:color="B8C0D4" w:sz="4"/>
@@ -4959,59 +5804,59 @@
         </w:tc>
         <w:tc>
           <w:tcPr>
-            <w:tcW w:type="dxa" w:w="4448"/>
-            <w:tcBorders>
-              <w:top w:val="single" w:color="B8C0D4" w:sz="4"/>
-              <w:left w:val="single" w:color="B8C0D4" w:sz="4"/>
-              <w:bottom w:val="single" w:color="B8C0D4" w:sz="4"/>
-              <w:right w:val="single" w:color="B8C0D4" w:sz="4"/>
-            </w:tcBorders>
-            <w:tcMar>
-              <w:top w:type="dxa" w:w="70"/>
-              <w:left w:type="dxa" w:w="110"/>
-              <w:bottom w:type="dxa" w:w="70"/>
-              <w:right w:type="dxa" w:w="110"/>
-            </w:tcMar>
-          </w:tcPr>
-          <w:p>
-            <w:r>
-              <w:rPr>
-                <w:rFonts w:ascii="Calibri" w:cs="Calibri" w:eastAsia="Calibri" w:hAnsi="Calibri"/>
-                <w:b w:val="false"/>
-                <w:bCs w:val="false"/>
-                <w:sz w:val="19"/>
-                <w:szCs w:val="19"/>
-              </w:rPr>
-              <w:t xml:space="preserve">Who is the Portal for: clients, staff or both?</w:t>
-            </w:r>
-          </w:p>
-        </w:tc>
-        <w:tc>
-          <w:tcPr>
-            <w:tcW w:type="dxa" w:w="4449"/>
-            <w:tcBorders>
-              <w:top w:val="single" w:color="B8C0D4" w:sz="4"/>
-              <w:left w:val="single" w:color="B8C0D4" w:sz="4"/>
-              <w:bottom w:val="single" w:color="B8C0D4" w:sz="4"/>
-              <w:right w:val="single" w:color="B8C0D4" w:sz="4"/>
-            </w:tcBorders>
-            <w:tcMar>
-              <w:top w:type="dxa" w:w="70"/>
-              <w:left w:type="dxa" w:w="110"/>
-              <w:bottom w:type="dxa" w:w="70"/>
-              <w:right w:type="dxa" w:w="110"/>
-            </w:tcMar>
-          </w:tcPr>
-          <w:p>
-            <w:r>
-              <w:rPr>
-                <w:rFonts w:ascii="Calibri" w:cs="Calibri" w:eastAsia="Calibri" w:hAnsi="Calibri"/>
-                <w:b w:val="false"/>
-                <w:bCs w:val="false"/>
-                <w:sz w:val="19"/>
-                <w:szCs w:val="19"/>
-              </w:rPr>
-              <w:t xml:space="preserve">Both, organised by client org</w:t>
+            <w:tcW w:type="dxa" w:w="4819"/>
+            <w:tcBorders>
+              <w:top w:val="single" w:color="B8C0D4" w:sz="4"/>
+              <w:left w:val="single" w:color="B8C0D4" w:sz="4"/>
+              <w:bottom w:val="single" w:color="B8C0D4" w:sz="4"/>
+              <w:right w:val="single" w:color="B8C0D4" w:sz="4"/>
+            </w:tcBorders>
+            <w:tcMar>
+              <w:top w:type="dxa" w:w="70"/>
+              <w:left w:type="dxa" w:w="110"/>
+              <w:bottom w:type="dxa" w:w="70"/>
+              <w:right w:type="dxa" w:w="110"/>
+            </w:tcMar>
+          </w:tcPr>
+          <w:p>
+            <w:r>
+              <w:rPr>
+                <w:rFonts w:ascii="Calibri" w:cs="Calibri" w:eastAsia="Calibri" w:hAnsi="Calibri"/>
+                <w:b w:val="false"/>
+                <w:bCs w:val="false"/>
+                <w:sz w:val="19"/>
+                <w:szCs w:val="19"/>
+              </w:rPr>
+              <w:t xml:space="preserve">Data residency (UAE, Egypt) and retention windows</w:t>
+            </w:r>
+          </w:p>
+        </w:tc>
+        <w:tc>
+          <w:tcPr>
+            <w:tcW w:type="dxa" w:w="4131"/>
+            <w:tcBorders>
+              <w:top w:val="single" w:color="B8C0D4" w:sz="4"/>
+              <w:left w:val="single" w:color="B8C0D4" w:sz="4"/>
+              <w:bottom w:val="single" w:color="B8C0D4" w:sz="4"/>
+              <w:right w:val="single" w:color="B8C0D4" w:sz="4"/>
+            </w:tcBorders>
+            <w:tcMar>
+              <w:top w:type="dxa" w:w="70"/>
+              <w:left w:type="dxa" w:w="110"/>
+              <w:bottom w:type="dxa" w:w="70"/>
+              <w:right w:type="dxa" w:w="110"/>
+            </w:tcMar>
+          </w:tcPr>
+          <w:p>
+            <w:r>
+              <w:rPr>
+                <w:rFonts w:ascii="Calibri" w:cs="Calibri" w:eastAsia="Calibri" w:hAnsi="Calibri"/>
+                <w:b w:val="false"/>
+                <w:bCs w:val="false"/>
+                <w:sz w:val="19"/>
+                <w:szCs w:val="19"/>
+              </w:rPr>
+              <w:t xml:space="preserve">Open; confirm with counsel</w:t>
             </w:r>
           </w:p>
         </w:tc>
@@ -5022,7 +5867,7 @@
         </w:trPr>
         <w:tc>
           <w:tcPr>
-            <w:tcW w:type="dxa" w:w="741"/>
+            <w:tcW w:type="dxa" w:w="688"/>
             <w:tcBorders>
               <w:top w:val="single" w:color="B8C0D4" w:sz="4"/>
               <w:left w:val="single" w:color="B8C0D4" w:sz="4"/>
@@ -5051,59 +5896,59 @@
         </w:tc>
         <w:tc>
           <w:tcPr>
-            <w:tcW w:type="dxa" w:w="4448"/>
-            <w:tcBorders>
-              <w:top w:val="single" w:color="B8C0D4" w:sz="4"/>
-              <w:left w:val="single" w:color="B8C0D4" w:sz="4"/>
-              <w:bottom w:val="single" w:color="B8C0D4" w:sz="4"/>
-              <w:right w:val="single" w:color="B8C0D4" w:sz="4"/>
-            </w:tcBorders>
-            <w:tcMar>
-              <w:top w:type="dxa" w:w="70"/>
-              <w:left w:type="dxa" w:w="110"/>
-              <w:bottom w:type="dxa" w:w="70"/>
-              <w:right w:type="dxa" w:w="110"/>
-            </w:tcMar>
-          </w:tcPr>
-          <w:p>
-            <w:r>
-              <w:rPr>
-                <w:rFonts w:ascii="Calibri" w:cs="Calibri" w:eastAsia="Calibri" w:hAnsi="Calibri"/>
-                <w:b w:val="false"/>
-                <w:bCs w:val="false"/>
-                <w:sz w:val="19"/>
-                <w:szCs w:val="19"/>
-              </w:rPr>
-              <w:t xml:space="preserve">Do DARKAGENT and COOLACCESS_DXB sign in via the Portal?</w:t>
-            </w:r>
-          </w:p>
-        </w:tc>
-        <w:tc>
-          <w:tcPr>
-            <w:tcW w:type="dxa" w:w="4449"/>
-            <w:tcBorders>
-              <w:top w:val="single" w:color="B8C0D4" w:sz="4"/>
-              <w:left w:val="single" w:color="B8C0D4" w:sz="4"/>
-              <w:bottom w:val="single" w:color="B8C0D4" w:sz="4"/>
-              <w:right w:val="single" w:color="B8C0D4" w:sz="4"/>
-            </w:tcBorders>
-            <w:tcMar>
-              <w:top w:type="dxa" w:w="70"/>
-              <w:left w:type="dxa" w:w="110"/>
-              <w:bottom w:type="dxa" w:w="70"/>
-              <w:right w:type="dxa" w:w="110"/>
-            </w:tcMar>
-          </w:tcPr>
-          <w:p>
-            <w:r>
-              <w:rPr>
-                <w:rFonts w:ascii="Calibri" w:cs="Calibri" w:eastAsia="Calibri" w:hAnsi="Calibri"/>
-                <w:b w:val="false"/>
-                <w:bCs w:val="false"/>
-                <w:sz w:val="19"/>
-                <w:szCs w:val="19"/>
-              </w:rPr>
-              <w:t xml:space="preserve">SSO only at first</w:t>
+            <w:tcW w:type="dxa" w:w="4819"/>
+            <w:tcBorders>
+              <w:top w:val="single" w:color="B8C0D4" w:sz="4"/>
+              <w:left w:val="single" w:color="B8C0D4" w:sz="4"/>
+              <w:bottom w:val="single" w:color="B8C0D4" w:sz="4"/>
+              <w:right w:val="single" w:color="B8C0D4" w:sz="4"/>
+            </w:tcBorders>
+            <w:tcMar>
+              <w:top w:type="dxa" w:w="70"/>
+              <w:left w:type="dxa" w:w="110"/>
+              <w:bottom w:type="dxa" w:w="70"/>
+              <w:right w:type="dxa" w:w="110"/>
+            </w:tcMar>
+          </w:tcPr>
+          <w:p>
+            <w:r>
+              <w:rPr>
+                <w:rFonts w:ascii="Calibri" w:cs="Calibri" w:eastAsia="Calibri" w:hAnsi="Calibri"/>
+                <w:b w:val="false"/>
+                <w:bCs w:val="false"/>
+                <w:sz w:val="19"/>
+                <w:szCs w:val="19"/>
+              </w:rPr>
+              <w:t xml:space="preserve">Do DARKAGENT and COOLACCESS_DXB adopt the sign-on tokens?</w:t>
+            </w:r>
+          </w:p>
+        </w:tc>
+        <w:tc>
+          <w:tcPr>
+            <w:tcW w:type="dxa" w:w="4131"/>
+            <w:tcBorders>
+              <w:top w:val="single" w:color="B8C0D4" w:sz="4"/>
+              <w:left w:val="single" w:color="B8C0D4" w:sz="4"/>
+              <w:bottom w:val="single" w:color="B8C0D4" w:sz="4"/>
+              <w:right w:val="single" w:color="B8C0D4" w:sz="4"/>
+            </w:tcBorders>
+            <w:tcMar>
+              <w:top w:type="dxa" w:w="70"/>
+              <w:left w:type="dxa" w:w="110"/>
+              <w:bottom w:type="dxa" w:w="70"/>
+              <w:right w:type="dxa" w:w="110"/>
+            </w:tcMar>
+          </w:tcPr>
+          <w:p>
+            <w:r>
+              <w:rPr>
+                <w:rFonts w:ascii="Calibri" w:cs="Calibri" w:eastAsia="Calibri" w:hAnsi="Calibri"/>
+                <w:b w:val="false"/>
+                <w:bCs w:val="false"/>
+                <w:sz w:val="19"/>
+                <w:szCs w:val="19"/>
+              </w:rPr>
+              <w:t xml:space="preserve">Backend ready; products must verify the tokens</w:t>
             </w:r>
           </w:p>
         </w:tc>
@@ -5114,7 +5959,7 @@
         </w:trPr>
         <w:tc>
           <w:tcPr>
-            <w:tcW w:type="dxa" w:w="741"/>
+            <w:tcW w:type="dxa" w:w="688"/>
             <w:tcBorders>
               <w:top w:val="single" w:color="B8C0D4" w:sz="4"/>
               <w:left w:val="single" w:color="B8C0D4" w:sz="4"/>
@@ -5143,59 +5988,59 @@
         </w:tc>
         <w:tc>
           <w:tcPr>
-            <w:tcW w:type="dxa" w:w="4448"/>
-            <w:tcBorders>
-              <w:top w:val="single" w:color="B8C0D4" w:sz="4"/>
-              <w:left w:val="single" w:color="B8C0D4" w:sz="4"/>
-              <w:bottom w:val="single" w:color="B8C0D4" w:sz="4"/>
-              <w:right w:val="single" w:color="B8C0D4" w:sz="4"/>
-            </w:tcBorders>
-            <w:tcMar>
-              <w:top w:type="dxa" w:w="70"/>
-              <w:left w:type="dxa" w:w="110"/>
-              <w:bottom w:type="dxa" w:w="70"/>
-              <w:right w:type="dxa" w:w="110"/>
-            </w:tcMar>
-          </w:tcPr>
-          <w:p>
-            <w:r>
-              <w:rPr>
-                <w:rFonts w:ascii="Calibri" w:cs="Calibri" w:eastAsia="Calibri" w:hAnsi="Calibri"/>
-                <w:b w:val="false"/>
-                <w:bCs w:val="false"/>
-                <w:sz w:val="19"/>
-                <w:szCs w:val="19"/>
-              </w:rPr>
-              <w:t xml:space="preserve">Data residency (UAE, Egypt)?</w:t>
-            </w:r>
-          </w:p>
-        </w:tc>
-        <w:tc>
-          <w:tcPr>
-            <w:tcW w:type="dxa" w:w="4449"/>
-            <w:tcBorders>
-              <w:top w:val="single" w:color="B8C0D4" w:sz="4"/>
-              <w:left w:val="single" w:color="B8C0D4" w:sz="4"/>
-              <w:bottom w:val="single" w:color="B8C0D4" w:sz="4"/>
-              <w:right w:val="single" w:color="B8C0D4" w:sz="4"/>
-            </w:tcBorders>
-            <w:tcMar>
-              <w:top w:type="dxa" w:w="70"/>
-              <w:left w:type="dxa" w:w="110"/>
-              <w:bottom w:type="dxa" w:w="70"/>
-              <w:right w:type="dxa" w:w="110"/>
-            </w:tcMar>
-          </w:tcPr>
-          <w:p>
-            <w:r>
-              <w:rPr>
-                <w:rFonts w:ascii="Calibri" w:cs="Calibri" w:eastAsia="Calibri" w:hAnsi="Calibri"/>
-                <w:b w:val="false"/>
-                <w:bCs w:val="false"/>
-                <w:sz w:val="19"/>
-                <w:szCs w:val="19"/>
-              </w:rPr>
-              <w:t xml:space="preserve">Confirm before phase 2</w:t>
+            <w:tcW w:type="dxa" w:w="4819"/>
+            <w:tcBorders>
+              <w:top w:val="single" w:color="B8C0D4" w:sz="4"/>
+              <w:left w:val="single" w:color="B8C0D4" w:sz="4"/>
+              <w:bottom w:val="single" w:color="B8C0D4" w:sz="4"/>
+              <w:right w:val="single" w:color="B8C0D4" w:sz="4"/>
+            </w:tcBorders>
+            <w:tcMar>
+              <w:top w:type="dxa" w:w="70"/>
+              <w:left w:type="dxa" w:w="110"/>
+              <w:bottom w:type="dxa" w:w="70"/>
+              <w:right w:type="dxa" w:w="110"/>
+            </w:tcMar>
+          </w:tcPr>
+          <w:p>
+            <w:r>
+              <w:rPr>
+                <w:rFonts w:ascii="Calibri" w:cs="Calibri" w:eastAsia="Calibri" w:hAnsi="Calibri"/>
+                <w:b w:val="false"/>
+                <w:bCs w:val="false"/>
+                <w:sz w:val="19"/>
+                <w:szCs w:val="19"/>
+              </w:rPr>
+              <w:t xml:space="preserve">Keep or remove the unused shadcn UI kit in the frontend</w:t>
+            </w:r>
+          </w:p>
+        </w:tc>
+        <w:tc>
+          <w:tcPr>
+            <w:tcW w:type="dxa" w:w="4131"/>
+            <w:tcBorders>
+              <w:top w:val="single" w:color="B8C0D4" w:sz="4"/>
+              <w:left w:val="single" w:color="B8C0D4" w:sz="4"/>
+              <w:bottom w:val="single" w:color="B8C0D4" w:sz="4"/>
+              <w:right w:val="single" w:color="B8C0D4" w:sz="4"/>
+            </w:tcBorders>
+            <w:tcMar>
+              <w:top w:type="dxa" w:w="70"/>
+              <w:left w:type="dxa" w:w="110"/>
+              <w:bottom w:type="dxa" w:w="70"/>
+              <w:right w:type="dxa" w:w="110"/>
+            </w:tcMar>
+          </w:tcPr>
+          <w:p>
+            <w:r>
+              <w:rPr>
+                <w:rFonts w:ascii="Calibri" w:cs="Calibri" w:eastAsia="Calibri" w:hAnsi="Calibri"/>
+                <w:b w:val="false"/>
+                <w:bCs w:val="false"/>
+                <w:sz w:val="19"/>
+                <w:szCs w:val="19"/>
+              </w:rPr>
+              <w:t xml:space="preserve">Open</w:t>
             </w:r>
           </w:p>
         </w:tc>
@@ -5206,7 +6051,7 @@
         </w:trPr>
         <w:tc>
           <w:tcPr>
-            <w:tcW w:type="dxa" w:w="741"/>
+            <w:tcW w:type="dxa" w:w="688"/>
             <w:tcBorders>
               <w:top w:val="single" w:color="B8C0D4" w:sz="4"/>
               <w:left w:val="single" w:color="B8C0D4" w:sz="4"/>
@@ -5235,59 +6080,151 @@
         </w:tc>
         <w:tc>
           <w:tcPr>
-            <w:tcW w:type="dxa" w:w="4448"/>
-            <w:tcBorders>
-              <w:top w:val="single" w:color="B8C0D4" w:sz="4"/>
-              <w:left w:val="single" w:color="B8C0D4" w:sz="4"/>
-              <w:bottom w:val="single" w:color="B8C0D4" w:sz="4"/>
-              <w:right w:val="single" w:color="B8C0D4" w:sz="4"/>
-            </w:tcBorders>
-            <w:tcMar>
-              <w:top w:type="dxa" w:w="70"/>
-              <w:left w:type="dxa" w:w="110"/>
-              <w:bottom w:type="dxa" w:w="70"/>
-              <w:right w:type="dxa" w:w="110"/>
-            </w:tcMar>
-          </w:tcPr>
-          <w:p>
-            <w:r>
-              <w:rPr>
-                <w:rFonts w:ascii="Calibri" w:cs="Calibri" w:eastAsia="Calibri" w:hAnsi="Calibri"/>
-                <w:b w:val="false"/>
-                <w:bCs w:val="false"/>
-                <w:sz w:val="19"/>
-                <w:szCs w:val="19"/>
-              </w:rPr>
-              <w:t xml:space="preserve">Final Portal URL, production domain and sending email domain</w:t>
-            </w:r>
-          </w:p>
-        </w:tc>
-        <w:tc>
-          <w:tcPr>
-            <w:tcW w:type="dxa" w:w="4449"/>
-            <w:tcBorders>
-              <w:top w:val="single" w:color="B8C0D4" w:sz="4"/>
-              <w:left w:val="single" w:color="B8C0D4" w:sz="4"/>
-              <w:bottom w:val="single" w:color="B8C0D4" w:sz="4"/>
-              <w:right w:val="single" w:color="B8C0D4" w:sz="4"/>
-            </w:tcBorders>
-            <w:tcMar>
-              <w:top w:type="dxa" w:w="70"/>
-              <w:left w:type="dxa" w:w="110"/>
-              <w:bottom w:type="dxa" w:w="70"/>
-              <w:right w:type="dxa" w:w="110"/>
-            </w:tcMar>
-          </w:tcPr>
-          <w:p>
-            <w:r>
-              <w:rPr>
-                <w:rFonts w:ascii="Calibri" w:cs="Calibri" w:eastAsia="Calibri" w:hAnsi="Calibri"/>
-                <w:b w:val="false"/>
-                <w:bCs w:val="false"/>
-                <w:sz w:val="19"/>
-                <w:szCs w:val="19"/>
-              </w:rPr>
-              <w:t xml:space="preserve">Needed in phase 0</w:t>
+            <w:tcW w:type="dxa" w:w="4819"/>
+            <w:tcBorders>
+              <w:top w:val="single" w:color="B8C0D4" w:sz="4"/>
+              <w:left w:val="single" w:color="B8C0D4" w:sz="4"/>
+              <w:bottom w:val="single" w:color="B8C0D4" w:sz="4"/>
+              <w:right w:val="single" w:color="B8C0D4" w:sz="4"/>
+            </w:tcBorders>
+            <w:tcMar>
+              <w:top w:type="dxa" w:w="70"/>
+              <w:left w:type="dxa" w:w="110"/>
+              <w:bottom w:type="dxa" w:w="70"/>
+              <w:right w:type="dxa" w:w="110"/>
+            </w:tcMar>
+          </w:tcPr>
+          <w:p>
+            <w:r>
+              <w:rPr>
+                <w:rFonts w:ascii="Calibri" w:cs="Calibri" w:eastAsia="Calibri" w:hAnsi="Calibri"/>
+                <w:b w:val="false"/>
+                <w:bCs w:val="false"/>
+                <w:sz w:val="19"/>
+                <w:szCs w:val="19"/>
+              </w:rPr>
+              <w:t xml:space="preserve">Team names, roles, portraits and project images</w:t>
+            </w:r>
+          </w:p>
+        </w:tc>
+        <w:tc>
+          <w:tcPr>
+            <w:tcW w:type="dxa" w:w="4131"/>
+            <w:tcBorders>
+              <w:top w:val="single" w:color="B8C0D4" w:sz="4"/>
+              <w:left w:val="single" w:color="B8C0D4" w:sz="4"/>
+              <w:bottom w:val="single" w:color="B8C0D4" w:sz="4"/>
+              <w:right w:val="single" w:color="B8C0D4" w:sz="4"/>
+            </w:tcBorders>
+            <w:tcMar>
+              <w:top w:type="dxa" w:w="70"/>
+              <w:left w:type="dxa" w:w="110"/>
+              <w:bottom w:type="dxa" w:w="70"/>
+              <w:right w:type="dxa" w:w="110"/>
+            </w:tcMar>
+          </w:tcPr>
+          <w:p>
+            <w:r>
+              <w:rPr>
+                <w:rFonts w:ascii="Calibri" w:cs="Calibri" w:eastAsia="Calibri" w:hAnsi="Calibri"/>
+                <w:b w:val="false"/>
+                <w:bCs w:val="false"/>
+                <w:sz w:val="19"/>
+                <w:szCs w:val="19"/>
+              </w:rPr>
+              <w:t xml:space="preserve">Placeholders on the site</w:t>
+            </w:r>
+          </w:p>
+        </w:tc>
+      </w:tr>
+      <w:tr>
+        <w:trPr>
+          <w:tblHeader w:val="false"/>
+        </w:trPr>
+        <w:tc>
+          <w:tcPr>
+            <w:tcW w:type="dxa" w:w="688"/>
+            <w:tcBorders>
+              <w:top w:val="single" w:color="B8C0D4" w:sz="4"/>
+              <w:left w:val="single" w:color="B8C0D4" w:sz="4"/>
+              <w:bottom w:val="single" w:color="B8C0D4" w:sz="4"/>
+              <w:right w:val="single" w:color="B8C0D4" w:sz="4"/>
+            </w:tcBorders>
+            <w:tcMar>
+              <w:top w:type="dxa" w:w="70"/>
+              <w:left w:type="dxa" w:w="110"/>
+              <w:bottom w:type="dxa" w:w="70"/>
+              <w:right w:type="dxa" w:w="110"/>
+            </w:tcMar>
+          </w:tcPr>
+          <w:p>
+            <w:r>
+              <w:rPr>
+                <w:rFonts w:ascii="Calibri" w:cs="Calibri" w:eastAsia="Calibri" w:hAnsi="Calibri"/>
+                <w:b w:val="false"/>
+                <w:bCs w:val="false"/>
+                <w:sz w:val="19"/>
+                <w:szCs w:val="19"/>
+              </w:rPr>
+              <w:t xml:space="preserve">D6</w:t>
+            </w:r>
+          </w:p>
+        </w:tc>
+        <w:tc>
+          <w:tcPr>
+            <w:tcW w:type="dxa" w:w="4819"/>
+            <w:tcBorders>
+              <w:top w:val="single" w:color="B8C0D4" w:sz="4"/>
+              <w:left w:val="single" w:color="B8C0D4" w:sz="4"/>
+              <w:bottom w:val="single" w:color="B8C0D4" w:sz="4"/>
+              <w:right w:val="single" w:color="B8C0D4" w:sz="4"/>
+            </w:tcBorders>
+            <w:tcMar>
+              <w:top w:type="dxa" w:w="70"/>
+              <w:left w:type="dxa" w:w="110"/>
+              <w:bottom w:type="dxa" w:w="70"/>
+              <w:right w:type="dxa" w:w="110"/>
+            </w:tcMar>
+          </w:tcPr>
+          <w:p>
+            <w:r>
+              <w:rPr>
+                <w:rFonts w:ascii="Calibri" w:cs="Calibri" w:eastAsia="Calibri" w:hAnsi="Calibri"/>
+                <w:b w:val="false"/>
+                <w:bCs w:val="false"/>
+                <w:sz w:val="19"/>
+                <w:szCs w:val="19"/>
+              </w:rPr>
+              <w:t xml:space="preserve">A dedicated security mailbox (security@)</w:t>
+            </w:r>
+          </w:p>
+        </w:tc>
+        <w:tc>
+          <w:tcPr>
+            <w:tcW w:type="dxa" w:w="4131"/>
+            <w:tcBorders>
+              <w:top w:val="single" w:color="B8C0D4" w:sz="4"/>
+              <w:left w:val="single" w:color="B8C0D4" w:sz="4"/>
+              <w:bottom w:val="single" w:color="B8C0D4" w:sz="4"/>
+              <w:right w:val="single" w:color="B8C0D4" w:sz="4"/>
+            </w:tcBorders>
+            <w:tcMar>
+              <w:top w:type="dxa" w:w="70"/>
+              <w:left w:type="dxa" w:w="110"/>
+              <w:bottom w:type="dxa" w:w="70"/>
+              <w:right w:type="dxa" w:w="110"/>
+            </w:tcMar>
+          </w:tcPr>
+          <w:p>
+            <w:r>
+              <w:rPr>
+                <w:rFonts w:ascii="Calibri" w:cs="Calibri" w:eastAsia="Calibri" w:hAnsi="Calibri"/>
+                <w:b w:val="false"/>
+                <w:bCs w:val="false"/>
+                <w:sz w:val="19"/>
+                <w:szCs w:val="19"/>
+              </w:rPr>
+              <w:t xml:space="preserve">Policy currently points to hello@neuravic.com</w:t>
             </w:r>
           </w:p>
         </w:tc>
@@ -5358,7 +6295,7 @@
         <w:sz w:val="16"/>
         <w:szCs w:val="16"/>
       </w:rPr>
-      <w:t xml:space="preserve">Neuravic — Company Profile v2.0 · page </w:t>
+      <w:t xml:space="preserve">Neuravic — Company Profile v2.1 · page </w:t>
     </w:r>
     <w:r>
       <w:rPr>
